--- a/documentation.sample.docx
+++ b/documentation.sample.docx
@@ -1,6 +1,6 @@
 
 <file path=word/document.xml><?xml version="1.0" encoding="utf-8"?>
-<w:document xmlns:wpc="http://schemas.microsoft.com/office/word/2010/wordprocessingCanvas" xmlns:cx="http://schemas.microsoft.com/office/drawing/2014/chartex" xmlns:cx1="http://schemas.microsoft.com/office/drawing/2015/9/8/chartex" xmlns:cx2="http://schemas.microsoft.com/office/drawing/2015/10/21/chartex" xmlns:cx3="http://schemas.microsoft.com/office/drawing/2016/5/9/chartex" xmlns:cx4="http://schemas.microsoft.com/office/drawing/2016/5/10/chartex" xmlns:cx5="http://schemas.microsoft.com/office/drawing/2016/5/11/chartex" xmlns:cx6="http://schemas.microsoft.com/office/drawing/2016/5/12/chartex" xmlns:cx7="http://schemas.microsoft.com/office/drawing/2016/5/13/chartex" xmlns:cx8="http://schemas.microsoft.com/office/drawing/2016/5/14/chartex" xmlns:mc="http://schemas.openxmlformats.org/markup-compatibility/2006" xmlns:aink="http://schemas.microsoft.com/office/drawing/2016/ink" xmlns:am3d="http://schemas.microsoft.com/office/drawing/2017/model3d" xmlns:o="urn:schemas-microsoft-com:office:office" xmlns:oel="http://schemas.microsoft.com/office/2019/extlst" xmlns:r="http://schemas.openxmlformats.org/officeDocument/2006/relationships" xmlns:m="http://schemas.openxmlformats.org/officeDocument/2006/math" xmlns:v="urn:schemas-microsoft-com:vml" xmlns:wp14="http://schemas.microsoft.com/office/word/2010/wordprocessingDrawing" xmlns:wp="http://schemas.openxmlformats.org/drawingml/2006/wordprocessingDrawing" xmlns:w10="urn:schemas-microsoft-com:office:word" xmlns:w="http://schemas.openxmlformats.org/wordprocessingml/2006/main" xmlns:w14="http://schemas.microsoft.com/office/word/2010/wordml" xmlns:w15="http://schemas.microsoft.com/office/word/2012/wordml" xmlns:w16cex="http://schemas.microsoft.com/office/word/2018/wordml/cex" xmlns:w16cid="http://schemas.microsoft.com/office/word/2016/wordml/cid" xmlns:w16="http://schemas.microsoft.com/office/word/2018/wordml" xmlns:w16du="http://schemas.microsoft.com/office/word/2023/wordml/word16du" xmlns:w16sdtdh="http://schemas.microsoft.com/office/word/2020/wordml/sdtdatahash" xmlns:w16se="http://schemas.microsoft.com/office/word/2015/wordml/symex" xmlns:wpg="http://schemas.microsoft.com/office/word/2010/wordprocessingGroup" xmlns:wpi="http://schemas.microsoft.com/office/word/2010/wordprocessingInk" xmlns:wne="http://schemas.microsoft.com/office/word/2006/wordml" xmlns:wps="http://schemas.microsoft.com/office/word/2010/wordprocessingShape" mc:Ignorable="w14 w15 w16se w16cid w16 w16cex w16sdtdh w16du wp14">
+<w:document xmlns:wpc="http://schemas.microsoft.com/office/word/2010/wordprocessingCanvas" xmlns:cx="http://schemas.microsoft.com/office/drawing/2014/chartex" xmlns:cx1="http://schemas.microsoft.com/office/drawing/2015/9/8/chartex" xmlns:cx2="http://schemas.microsoft.com/office/drawing/2015/10/21/chartex" xmlns:cx3="http://schemas.microsoft.com/office/drawing/2016/5/9/chartex" xmlns:cx4="http://schemas.microsoft.com/office/drawing/2016/5/10/chartex" xmlns:cx5="http://schemas.microsoft.com/office/drawing/2016/5/11/chartex" xmlns:cx6="http://schemas.microsoft.com/office/drawing/2016/5/12/chartex" xmlns:cx7="http://schemas.microsoft.com/office/drawing/2016/5/13/chartex" xmlns:cx8="http://schemas.microsoft.com/office/drawing/2016/5/14/chartex" xmlns:mc="http://schemas.openxmlformats.org/markup-compatibility/2006" xmlns:aink="http://schemas.microsoft.com/office/drawing/2016/ink" xmlns:am3d="http://schemas.microsoft.com/office/drawing/2017/model3d" xmlns:o="urn:schemas-microsoft-com:office:office" xmlns:r="http://schemas.openxmlformats.org/officeDocument/2006/relationships" xmlns:m="http://schemas.openxmlformats.org/officeDocument/2006/math" xmlns:v="urn:schemas-microsoft-com:vml" xmlns:wp14="http://schemas.microsoft.com/office/word/2010/wordprocessingDrawing" xmlns:wp="http://schemas.openxmlformats.org/drawingml/2006/wordprocessingDrawing" xmlns:w10="urn:schemas-microsoft-com:office:word" xmlns:w="http://schemas.openxmlformats.org/wordprocessingml/2006/main" xmlns:w14="http://schemas.microsoft.com/office/word/2010/wordml" xmlns:w15="http://schemas.microsoft.com/office/word/2012/wordml" xmlns:w16cid="http://schemas.microsoft.com/office/word/2016/wordml/cid" xmlns:w16se="http://schemas.microsoft.com/office/word/2015/wordml/symex" xmlns:wpg="http://schemas.microsoft.com/office/word/2010/wordprocessingGroup" xmlns:wpi="http://schemas.microsoft.com/office/word/2010/wordprocessingInk" xmlns:wne="http://schemas.microsoft.com/office/word/2006/wordml" xmlns:wps="http://schemas.microsoft.com/office/word/2010/wordprocessingShape" mc:Ignorable="w14 w15 w16se w16cid wp14">
   <w:body>
     <w:p>
       <w:pPr>
@@ -216,6 +216,7 @@
           <w:dataBinding w:prefixMappings="xmlns:ns0='http://purl.org/dc/elements/1.1/' xmlns:ns1='http://schemas.openxmlformats.org/package/2006/metadata/core-properties' " w:xpath="/ns1:coreProperties[1]/ns0:title[1]" w:storeItemID="{6C3C8BC8-F283-45AE-878A-BAB7291924A1}"/>
           <w:text/>
         </w:sdtPr>
+        <w:sdtEndPr/>
         <w:sdtContent>
           <w:r>
             <w:rPr>
@@ -367,7 +368,7 @@
               </wp:inline>
             </w:drawing>
           </mc:Choice>
-          <mc:Fallback>
+          <mc:Fallback xmlns:w16sdtdh="http://schemas.microsoft.com/office/word/2020/wordml/sdtdatahash" xmlns:w16du="http://schemas.microsoft.com/office/word/2023/wordml/word16du" xmlns:w16="http://schemas.microsoft.com/office/word/2018/wordml" xmlns:w16cex="http://schemas.microsoft.com/office/word/2018/wordml/cex" xmlns:oel="http://schemas.microsoft.com/office/2019/extlst">
             <w:pict>
               <v:group w14:anchorId="48E4EF1E" id="Group 5" o:spid="_x0000_s1026" style="width:68.5pt;height:110pt;mso-position-horizontal-relative:char;mso-position-vertical-relative:line" coordsize="6762,16097" o:gfxdata="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">
                 <v:line id="Straight Connector 2" o:spid="_x0000_s1027" style="position:absolute;visibility:visible;mso-wrap-style:square" from="3333,0" to="3333,16097" o:connectortype="straight" o:gfxdata="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" strokecolor="black [3200]" strokeweight="2.5pt">
@@ -638,6 +639,7 @@
             <w:dataBinding w:prefixMappings="xmlns:ns0='http://purl.org/dc/elements/1.1/' xmlns:ns1='http://schemas.openxmlformats.org/package/2006/metadata/core-properties' " w:xpath="/ns1:coreProperties[1]/ns0:creator[1]" w:storeItemID="{6C3C8BC8-F283-45AE-878A-BAB7291924A1}"/>
             <w:text/>
           </w:sdtPr>
+          <w:sdtEndPr/>
           <w:sdtContent>
             <w:tc>
               <w:tcPr>
@@ -728,7 +730,13 @@
               <w:rPr>
                 <w:rFonts w:cs="Times New Roman"/>
               </w:rPr>
-              <w:t>2019-00-00-0000</w:t>
+              <w:t>2019-00-00-</w:t>
+            </w:r>
+            <w:r>
+              <w:rPr>
+                <w:rFonts w:cs="Times New Roman"/>
+              </w:rPr>
+              <w:t>1111</w:t>
             </w:r>
           </w:p>
         </w:tc>
@@ -832,7 +840,13 @@
               <w:rPr>
                 <w:rFonts w:cs="Times New Roman"/>
               </w:rPr>
-              <w:t>2019-00-00-0000</w:t>
+              <w:t>2019-00-00-</w:t>
+            </w:r>
+            <w:r>
+              <w:rPr>
+                <w:rFonts w:cs="Times New Roman"/>
+              </w:rPr>
+              <w:t>1111</w:t>
             </w:r>
           </w:p>
         </w:tc>
@@ -942,8 +956,16 @@
               <w:rPr>
                 <w:rFonts w:cs="Times New Roman"/>
               </w:rPr>
-              <w:t>2019-00-00-0000</w:t>
-            </w:r>
+              <w:t>2019-00-00-</w:t>
+            </w:r>
+            <w:r>
+              <w:rPr>
+                <w:rFonts w:cs="Times New Roman"/>
+              </w:rPr>
+              <w:t>1111</w:t>
+            </w:r>
+            <w:bookmarkStart w:id="3" w:name="_GoBack"/>
+            <w:bookmarkEnd w:id="3"/>
           </w:p>
         </w:tc>
       </w:tr>
@@ -1003,7 +1025,7 @@
           <w:noProof/>
           <w:szCs w:val="24"/>
         </w:rPr>
-        <w:t>02/05/2026</w:t>
+        <w:t>06/05/2026</w:t>
       </w:r>
       <w:r>
         <w:rPr>
@@ -1526,23 +1548,19 @@
       </w:r>
       <w:proofErr w:type="gramStart"/>
       <w:r>
-        <w:t>Adhikari</w:t>
-      </w:r>
-      <w:r>
-        <w:t xml:space="preserve">,  </w:t>
-      </w:r>
-      <w:r>
-        <w:t>Miraj</w:t>
+        <w:t>Adhikari,  Miraj</w:t>
       </w:r>
       <w:proofErr w:type="gramEnd"/>
       <w:r>
-        <w:t xml:space="preserve"> Puri</w:t>
-      </w:r>
-      <w:r>
-        <w:t xml:space="preserve">  &amp;  </w:t>
-      </w:r>
-      <w:r>
-        <w:t xml:space="preserve">Prashant </w:t>
+        <w:t xml:space="preserve"> </w:t>
+      </w:r>
+      <w:proofErr w:type="spellStart"/>
+      <w:r>
+        <w:t>Puri</w:t>
+      </w:r>
+      <w:proofErr w:type="spellEnd"/>
+      <w:r>
+        <w:t xml:space="preserve">  &amp;  Prashant </w:t>
       </w:r>
       <w:proofErr w:type="spellStart"/>
       <w:r>
@@ -4103,11 +4121,11 @@
       </w:r>
       <w:proofErr w:type="gramEnd"/>
       <w:r>
-        <w:t xml:space="preserve"> in this time period because each and every thing has been digitalized and many of the work pressures will be overcome, work will be much faster and we will be able to find each and every thing in much more </w:t>
+        <w:t xml:space="preserve"> in this time period because each and every thing has been digitalized and many of the work pressures will be overcome, work will be much faster and we will be able to find each and every thing in much more efficient </w:t>
       </w:r>
       <w:r>
         <w:lastRenderedPageBreak/>
-        <w:t xml:space="preserve">efficient way. We will be able to deliver a better experience for our </w:t>
+        <w:t xml:space="preserve">way. We will be able to deliver a better experience for our </w:t>
       </w:r>
       <w:proofErr w:type="gramStart"/>
       <w:r>
@@ -4208,15 +4226,7 @@
       </w:r>
       <w:proofErr w:type="gramEnd"/>
       <w:r>
-        <w:t xml:space="preserve"> project. Although there were many </w:t>
-      </w:r>
-      <w:proofErr w:type="gramStart"/>
-      <w:r>
-        <w:t>problems</w:t>
-      </w:r>
-      <w:proofErr w:type="gramEnd"/>
-      <w:r>
-        <w:t xml:space="preserve"> we were able to solve an implement it on our project.</w:t>
+        <w:t xml:space="preserve"> project. Although there were many problems we were able to solve an implement it on our project.</w:t>
       </w:r>
       <w:r>
         <w:rPr>
@@ -6666,7 +6676,7 @@
                                   <w:lang w:val="en-US"/>
                                 </w:rPr>
                               </w:pPr>
-                              <w:bookmarkStart w:id="3" w:name="_Toc56929757"/>
+                              <w:bookmarkStart w:id="4" w:name="_Toc56929757"/>
                               <w:r>
                                 <w:rPr>
                                   <w:rFonts w:cs="Times New Roman"/>
@@ -6752,7 +6762,7 @@
                                 </w:rPr>
                                 <w:t>: Software Testing Life Cycle</w:t>
                               </w:r>
-                              <w:bookmarkEnd w:id="3"/>
+                              <w:bookmarkEnd w:id="4"/>
                             </w:p>
                           </w:txbxContent>
                         </wps:txbx>
@@ -6775,7 +6785,7 @@
               </wp:anchor>
             </w:drawing>
           </mc:Choice>
-          <mc:Fallback>
+          <mc:Fallback xmlns:w16sdtdh="http://schemas.microsoft.com/office/word/2020/wordml/sdtdatahash" xmlns:w16du="http://schemas.microsoft.com/office/word/2023/wordml/word16du" xmlns:w16="http://schemas.microsoft.com/office/word/2018/wordml" xmlns:w16cex="http://schemas.microsoft.com/office/word/2018/wordml/cex" xmlns:oel="http://schemas.microsoft.com/office/2019/extlst">
             <w:pict>
               <v:group w14:anchorId="7B020EE0" id="Group 14" o:spid="_x0000_s1026" style="position:absolute;left:0;text-align:left;margin-left:21.75pt;margin-top:16.8pt;width:337.5pt;height:263.4pt;z-index:251660288;mso-width-relative:margin;mso-height-relative:margin" coordsize="45732,35693" o:gfxdata="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">
                 <v:shapetype id="_x0000_t202" coordsize="21600,21600" o:spt="202" path="m,l,21600r21600,l21600,xe">
@@ -6973,7 +6983,6 @@
           <w:bCs/>
           <w:lang w:val="en-US"/>
         </w:rPr>
-        <w:lastRenderedPageBreak/>
         <w:t>Test Planning or Execution</w:t>
       </w:r>
       <w:r>
@@ -7003,6 +7012,7 @@
           <w:rFonts w:cs="Times New Roman"/>
           <w:lang w:val="en-US"/>
         </w:rPr>
+        <w:lastRenderedPageBreak/>
         <w:t xml:space="preserve">Test Case Designing − create the test cases based on </w:t>
       </w:r>
       <w:r>
@@ -7512,7 +7522,7 @@
               </wp:anchor>
             </w:drawing>
           </mc:Choice>
-          <mc:Fallback>
+          <mc:Fallback xmlns:w16sdtdh="http://schemas.microsoft.com/office/word/2020/wordml/sdtdatahash" xmlns:w16du="http://schemas.microsoft.com/office/word/2023/wordml/word16du" xmlns:w16="http://schemas.microsoft.com/office/word/2018/wordml" xmlns:w16cex="http://schemas.microsoft.com/office/word/2018/wordml/cex" xmlns:oel="http://schemas.microsoft.com/office/2019/extlst">
             <w:pict>
               <v:shape w14:anchorId="52A503B0" id="Text Box 13" o:spid="_x0000_s1029" type="#_x0000_t202" style="position:absolute;left:0;text-align:left;margin-left:-3pt;margin-top:150.95pt;width:415.3pt;height:.05pt;z-index:251661312;visibility:visible;mso-wrap-style:square;mso-wrap-distance-left:9pt;mso-wrap-distance-top:0;mso-wrap-distance-right:9pt;mso-wrap-distance-bottom:0;mso-position-horizontal:absolute;mso-position-horizontal-relative:text;mso-position-vertical:absolute;mso-position-vertical-relative:text;v-text-anchor:top" o:gfxdata="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" stroked="f">
                 <v:textbox style="mso-fit-shape-to-text:t" inset="0,0,0,0">
@@ -7645,12 +7655,11 @@
         <w:spacing w:line="360" w:lineRule="auto"/>
         <w:ind w:left="360"/>
       </w:pPr>
-      <w:bookmarkStart w:id="8" w:name="_Toc57274839"/>
-      <w:r>
-        <w:lastRenderedPageBreak/>
+      <w:bookmarkStart w:id="7" w:name="_Toc57274839"/>
+      <w:r>
         <w:t>A Test Matrix with Tested modules or Requirement Traceability Matrix</w:t>
       </w:r>
-      <w:bookmarkEnd w:id="8"/>
+      <w:bookmarkEnd w:id="7"/>
     </w:p>
     <w:p>
       <w:pPr>
@@ -7696,6 +7705,7 @@
           <w:szCs w:val="24"/>
           <w:shd w:val="clear" w:color="auto" w:fill="FFFFFF"/>
         </w:rPr>
+        <w:lastRenderedPageBreak/>
         <w:t>It collects all requirements addressed by the client or the requirement analysts and requirement traceability in a single document, delivered at the conclusion of the Software development life cycle.</w:t>
       </w:r>
     </w:p>
@@ -8246,7 +8256,6 @@
           <w:noProof/>
           <w:lang w:val="en-US"/>
         </w:rPr>
-        <w:lastRenderedPageBreak/>
         <w:drawing>
           <wp:inline distT="0" distB="0" distL="0" distR="0" wp14:anchorId="69C8A1A5" wp14:editId="31CC3CF4">
             <wp:extent cx="4619626" cy="2686050"/>
@@ -8377,6 +8386,7 @@
                 <w:szCs w:val="24"/>
                 <w:shd w:val="clear" w:color="auto" w:fill="FFFFFF" w:themeFill="background1"/>
               </w:rPr>
+              <w:lastRenderedPageBreak/>
               <w:t>No</w:t>
             </w:r>
             <w:r>
@@ -9496,7 +9506,7 @@
 </file>
 
 <file path=word/endnotes.xml><?xml version="1.0" encoding="utf-8"?>
-<w:endnotes xmlns:wpc="http://schemas.microsoft.com/office/word/2010/wordprocessingCanvas" xmlns:cx="http://schemas.microsoft.com/office/drawing/2014/chartex" xmlns:cx1="http://schemas.microsoft.com/office/drawing/2015/9/8/chartex" xmlns:cx2="http://schemas.microsoft.com/office/drawing/2015/10/21/chartex" xmlns:cx3="http://schemas.microsoft.com/office/drawing/2016/5/9/chartex" xmlns:cx4="http://schemas.microsoft.com/office/drawing/2016/5/10/chartex" xmlns:cx5="http://schemas.microsoft.com/office/drawing/2016/5/11/chartex" xmlns:cx6="http://schemas.microsoft.com/office/drawing/2016/5/12/chartex" xmlns:cx7="http://schemas.microsoft.com/office/drawing/2016/5/13/chartex" xmlns:cx8="http://schemas.microsoft.com/office/drawing/2016/5/14/chartex" xmlns:mc="http://schemas.openxmlformats.org/markup-compatibility/2006" xmlns:aink="http://schemas.microsoft.com/office/drawing/2016/ink" xmlns:am3d="http://schemas.microsoft.com/office/drawing/2017/model3d" xmlns:o="urn:schemas-microsoft-com:office:office" xmlns:oel="http://schemas.microsoft.com/office/2019/extlst" xmlns:r="http://schemas.openxmlformats.org/officeDocument/2006/relationships" xmlns:m="http://schemas.openxmlformats.org/officeDocument/2006/math" xmlns:v="urn:schemas-microsoft-com:vml" xmlns:wp14="http://schemas.microsoft.com/office/word/2010/wordprocessingDrawing" xmlns:wp="http://schemas.openxmlformats.org/drawingml/2006/wordprocessingDrawing" xmlns:w10="urn:schemas-microsoft-com:office:word" xmlns:w="http://schemas.openxmlformats.org/wordprocessingml/2006/main" xmlns:w14="http://schemas.microsoft.com/office/word/2010/wordml" xmlns:w15="http://schemas.microsoft.com/office/word/2012/wordml" xmlns:w16cex="http://schemas.microsoft.com/office/word/2018/wordml/cex" xmlns:w16cid="http://schemas.microsoft.com/office/word/2016/wordml/cid" xmlns:w16="http://schemas.microsoft.com/office/word/2018/wordml" xmlns:w16du="http://schemas.microsoft.com/office/word/2023/wordml/word16du" xmlns:w16sdtdh="http://schemas.microsoft.com/office/word/2020/wordml/sdtdatahash" xmlns:w16se="http://schemas.microsoft.com/office/word/2015/wordml/symex" xmlns:wpg="http://schemas.microsoft.com/office/word/2010/wordprocessingGroup" xmlns:wpi="http://schemas.microsoft.com/office/word/2010/wordprocessingInk" xmlns:wne="http://schemas.microsoft.com/office/word/2006/wordml" xmlns:wps="http://schemas.microsoft.com/office/word/2010/wordprocessingShape" mc:Ignorable="w14 w15 w16se w16cid w16 w16cex w16sdtdh w16du wp14">
+<w:endnotes xmlns:wpc="http://schemas.microsoft.com/office/word/2010/wordprocessingCanvas" xmlns:cx="http://schemas.microsoft.com/office/drawing/2014/chartex" xmlns:cx1="http://schemas.microsoft.com/office/drawing/2015/9/8/chartex" xmlns:cx2="http://schemas.microsoft.com/office/drawing/2015/10/21/chartex" xmlns:cx3="http://schemas.microsoft.com/office/drawing/2016/5/9/chartex" xmlns:cx4="http://schemas.microsoft.com/office/drawing/2016/5/10/chartex" xmlns:cx5="http://schemas.microsoft.com/office/drawing/2016/5/11/chartex" xmlns:cx6="http://schemas.microsoft.com/office/drawing/2016/5/12/chartex" xmlns:cx7="http://schemas.microsoft.com/office/drawing/2016/5/13/chartex" xmlns:cx8="http://schemas.microsoft.com/office/drawing/2016/5/14/chartex" xmlns:mc="http://schemas.openxmlformats.org/markup-compatibility/2006" xmlns:aink="http://schemas.microsoft.com/office/drawing/2016/ink" xmlns:am3d="http://schemas.microsoft.com/office/drawing/2017/model3d" xmlns:o="urn:schemas-microsoft-com:office:office" xmlns:r="http://schemas.openxmlformats.org/officeDocument/2006/relationships" xmlns:m="http://schemas.openxmlformats.org/officeDocument/2006/math" xmlns:v="urn:schemas-microsoft-com:vml" xmlns:wp14="http://schemas.microsoft.com/office/word/2010/wordprocessingDrawing" xmlns:wp="http://schemas.openxmlformats.org/drawingml/2006/wordprocessingDrawing" xmlns:w10="urn:schemas-microsoft-com:office:word" xmlns:w="http://schemas.openxmlformats.org/wordprocessingml/2006/main" xmlns:w14="http://schemas.microsoft.com/office/word/2010/wordml" xmlns:w15="http://schemas.microsoft.com/office/word/2012/wordml" xmlns:w16cid="http://schemas.microsoft.com/office/word/2016/wordml/cid" xmlns:w16se="http://schemas.microsoft.com/office/word/2015/wordml/symex" xmlns:wpg="http://schemas.microsoft.com/office/word/2010/wordprocessingGroup" xmlns:wpi="http://schemas.microsoft.com/office/word/2010/wordprocessingInk" xmlns:wne="http://schemas.microsoft.com/office/word/2006/wordml" xmlns:wps="http://schemas.microsoft.com/office/word/2010/wordprocessingShape" mc:Ignorable="w14 w15 w16se w16cid wp14">
   <w:endnote w:type="separator" w:id="-1">
     <w:p>
       <w:pPr>
@@ -9521,7 +9531,7 @@
 </file>
 
 <file path=word/footer1.xml><?xml version="1.0" encoding="utf-8"?>
-<w:ftr xmlns:wpc="http://schemas.microsoft.com/office/word/2010/wordprocessingCanvas" xmlns:cx="http://schemas.microsoft.com/office/drawing/2014/chartex" xmlns:cx1="http://schemas.microsoft.com/office/drawing/2015/9/8/chartex" xmlns:cx2="http://schemas.microsoft.com/office/drawing/2015/10/21/chartex" xmlns:cx3="http://schemas.microsoft.com/office/drawing/2016/5/9/chartex" xmlns:cx4="http://schemas.microsoft.com/office/drawing/2016/5/10/chartex" xmlns:cx5="http://schemas.microsoft.com/office/drawing/2016/5/11/chartex" xmlns:cx6="http://schemas.microsoft.com/office/drawing/2016/5/12/chartex" xmlns:cx7="http://schemas.microsoft.com/office/drawing/2016/5/13/chartex" xmlns:cx8="http://schemas.microsoft.com/office/drawing/2016/5/14/chartex" xmlns:mc="http://schemas.openxmlformats.org/markup-compatibility/2006" xmlns:aink="http://schemas.microsoft.com/office/drawing/2016/ink" xmlns:am3d="http://schemas.microsoft.com/office/drawing/2017/model3d" xmlns:o="urn:schemas-microsoft-com:office:office" xmlns:oel="http://schemas.microsoft.com/office/2019/extlst" xmlns:r="http://schemas.openxmlformats.org/officeDocument/2006/relationships" xmlns:m="http://schemas.openxmlformats.org/officeDocument/2006/math" xmlns:v="urn:schemas-microsoft-com:vml" xmlns:wp14="http://schemas.microsoft.com/office/word/2010/wordprocessingDrawing" xmlns:wp="http://schemas.openxmlformats.org/drawingml/2006/wordprocessingDrawing" xmlns:w10="urn:schemas-microsoft-com:office:word" xmlns:w="http://schemas.openxmlformats.org/wordprocessingml/2006/main" xmlns:w14="http://schemas.microsoft.com/office/word/2010/wordml" xmlns:w15="http://schemas.microsoft.com/office/word/2012/wordml" xmlns:w16cex="http://schemas.microsoft.com/office/word/2018/wordml/cex" xmlns:w16cid="http://schemas.microsoft.com/office/word/2016/wordml/cid" xmlns:w16="http://schemas.microsoft.com/office/word/2018/wordml" xmlns:w16du="http://schemas.microsoft.com/office/word/2023/wordml/word16du" xmlns:w16sdtdh="http://schemas.microsoft.com/office/word/2020/wordml/sdtdatahash" xmlns:w16se="http://schemas.microsoft.com/office/word/2015/wordml/symex" xmlns:wpg="http://schemas.microsoft.com/office/word/2010/wordprocessingGroup" xmlns:wpi="http://schemas.microsoft.com/office/word/2010/wordprocessingInk" xmlns:wne="http://schemas.microsoft.com/office/word/2006/wordml" xmlns:wps="http://schemas.microsoft.com/office/word/2010/wordprocessingShape" mc:Ignorable="w14 w15 w16se w16cid w16 w16cex w16sdtdh w16du wp14">
+<w:ftr xmlns:wpc="http://schemas.microsoft.com/office/word/2010/wordprocessingCanvas" xmlns:cx="http://schemas.microsoft.com/office/drawing/2014/chartex" xmlns:cx1="http://schemas.microsoft.com/office/drawing/2015/9/8/chartex" xmlns:cx2="http://schemas.microsoft.com/office/drawing/2015/10/21/chartex" xmlns:cx3="http://schemas.microsoft.com/office/drawing/2016/5/9/chartex" xmlns:cx4="http://schemas.microsoft.com/office/drawing/2016/5/10/chartex" xmlns:cx5="http://schemas.microsoft.com/office/drawing/2016/5/11/chartex" xmlns:cx6="http://schemas.microsoft.com/office/drawing/2016/5/12/chartex" xmlns:cx7="http://schemas.microsoft.com/office/drawing/2016/5/13/chartex" xmlns:cx8="http://schemas.microsoft.com/office/drawing/2016/5/14/chartex" xmlns:mc="http://schemas.openxmlformats.org/markup-compatibility/2006" xmlns:aink="http://schemas.microsoft.com/office/drawing/2016/ink" xmlns:am3d="http://schemas.microsoft.com/office/drawing/2017/model3d" xmlns:o="urn:schemas-microsoft-com:office:office" xmlns:r="http://schemas.openxmlformats.org/officeDocument/2006/relationships" xmlns:m="http://schemas.openxmlformats.org/officeDocument/2006/math" xmlns:v="urn:schemas-microsoft-com:vml" xmlns:wp14="http://schemas.microsoft.com/office/word/2010/wordprocessingDrawing" xmlns:wp="http://schemas.openxmlformats.org/drawingml/2006/wordprocessingDrawing" xmlns:w10="urn:schemas-microsoft-com:office:word" xmlns:w="http://schemas.openxmlformats.org/wordprocessingml/2006/main" xmlns:w14="http://schemas.microsoft.com/office/word/2010/wordml" xmlns:w15="http://schemas.microsoft.com/office/word/2012/wordml" xmlns:w16cid="http://schemas.microsoft.com/office/word/2016/wordml/cid" xmlns:w16se="http://schemas.microsoft.com/office/word/2015/wordml/symex" xmlns:wpg="http://schemas.microsoft.com/office/word/2010/wordprocessingGroup" xmlns:wpi="http://schemas.microsoft.com/office/word/2010/wordprocessingInk" xmlns:wne="http://schemas.microsoft.com/office/word/2006/wordml" xmlns:wps="http://schemas.microsoft.com/office/word/2010/wordprocessingShape" mc:Ignorable="w14 w15 w16se w16cid wp14">
   <w:p>
     <w:pPr>
       <w:pStyle w:val="Footer"/>
@@ -9531,7 +9541,7 @@
 </file>
 
 <file path=word/footer2.xml><?xml version="1.0" encoding="utf-8"?>
-<w:ftr xmlns:wpc="http://schemas.microsoft.com/office/word/2010/wordprocessingCanvas" xmlns:cx="http://schemas.microsoft.com/office/drawing/2014/chartex" xmlns:cx1="http://schemas.microsoft.com/office/drawing/2015/9/8/chartex" xmlns:cx2="http://schemas.microsoft.com/office/drawing/2015/10/21/chartex" xmlns:cx3="http://schemas.microsoft.com/office/drawing/2016/5/9/chartex" xmlns:cx4="http://schemas.microsoft.com/office/drawing/2016/5/10/chartex" xmlns:cx5="http://schemas.microsoft.com/office/drawing/2016/5/11/chartex" xmlns:cx6="http://schemas.microsoft.com/office/drawing/2016/5/12/chartex" xmlns:cx7="http://schemas.microsoft.com/office/drawing/2016/5/13/chartex" xmlns:cx8="http://schemas.microsoft.com/office/drawing/2016/5/14/chartex" xmlns:mc="http://schemas.openxmlformats.org/markup-compatibility/2006" xmlns:aink="http://schemas.microsoft.com/office/drawing/2016/ink" xmlns:am3d="http://schemas.microsoft.com/office/drawing/2017/model3d" xmlns:o="urn:schemas-microsoft-com:office:office" xmlns:oel="http://schemas.microsoft.com/office/2019/extlst" xmlns:r="http://schemas.openxmlformats.org/officeDocument/2006/relationships" xmlns:m="http://schemas.openxmlformats.org/officeDocument/2006/math" xmlns:v="urn:schemas-microsoft-com:vml" xmlns:wp14="http://schemas.microsoft.com/office/word/2010/wordprocessingDrawing" xmlns:wp="http://schemas.openxmlformats.org/drawingml/2006/wordprocessingDrawing" xmlns:w10="urn:schemas-microsoft-com:office:word" xmlns:w="http://schemas.openxmlformats.org/wordprocessingml/2006/main" xmlns:w14="http://schemas.microsoft.com/office/word/2010/wordml" xmlns:w15="http://schemas.microsoft.com/office/word/2012/wordml" xmlns:w16cex="http://schemas.microsoft.com/office/word/2018/wordml/cex" xmlns:w16cid="http://schemas.microsoft.com/office/word/2016/wordml/cid" xmlns:w16="http://schemas.microsoft.com/office/word/2018/wordml" xmlns:w16du="http://schemas.microsoft.com/office/word/2023/wordml/word16du" xmlns:w16sdtdh="http://schemas.microsoft.com/office/word/2020/wordml/sdtdatahash" xmlns:w16se="http://schemas.microsoft.com/office/word/2015/wordml/symex" xmlns:wpg="http://schemas.microsoft.com/office/word/2010/wordprocessingGroup" xmlns:wpi="http://schemas.microsoft.com/office/word/2010/wordprocessingInk" xmlns:wne="http://schemas.microsoft.com/office/word/2006/wordml" xmlns:wps="http://schemas.microsoft.com/office/word/2010/wordprocessingShape" mc:Ignorable="w14 w15 w16se w16cid w16 w16cex w16sdtdh w16du wp14">
+<w:ftr xmlns:wpc="http://schemas.microsoft.com/office/word/2010/wordprocessingCanvas" xmlns:cx="http://schemas.microsoft.com/office/drawing/2014/chartex" xmlns:cx1="http://schemas.microsoft.com/office/drawing/2015/9/8/chartex" xmlns:cx2="http://schemas.microsoft.com/office/drawing/2015/10/21/chartex" xmlns:cx3="http://schemas.microsoft.com/office/drawing/2016/5/9/chartex" xmlns:cx4="http://schemas.microsoft.com/office/drawing/2016/5/10/chartex" xmlns:cx5="http://schemas.microsoft.com/office/drawing/2016/5/11/chartex" xmlns:cx6="http://schemas.microsoft.com/office/drawing/2016/5/12/chartex" xmlns:cx7="http://schemas.microsoft.com/office/drawing/2016/5/13/chartex" xmlns:cx8="http://schemas.microsoft.com/office/drawing/2016/5/14/chartex" xmlns:mc="http://schemas.openxmlformats.org/markup-compatibility/2006" xmlns:aink="http://schemas.microsoft.com/office/drawing/2016/ink" xmlns:am3d="http://schemas.microsoft.com/office/drawing/2017/model3d" xmlns:o="urn:schemas-microsoft-com:office:office" xmlns:r="http://schemas.openxmlformats.org/officeDocument/2006/relationships" xmlns:m="http://schemas.openxmlformats.org/officeDocument/2006/math" xmlns:v="urn:schemas-microsoft-com:vml" xmlns:wp14="http://schemas.microsoft.com/office/word/2010/wordprocessingDrawing" xmlns:wp="http://schemas.openxmlformats.org/drawingml/2006/wordprocessingDrawing" xmlns:w10="urn:schemas-microsoft-com:office:word" xmlns:w="http://schemas.openxmlformats.org/wordprocessingml/2006/main" xmlns:w14="http://schemas.microsoft.com/office/word/2010/wordml" xmlns:w15="http://schemas.microsoft.com/office/word/2012/wordml" xmlns:w16cid="http://schemas.microsoft.com/office/word/2016/wordml/cid" xmlns:w16se="http://schemas.microsoft.com/office/word/2015/wordml/symex" xmlns:wpg="http://schemas.microsoft.com/office/word/2010/wordprocessingGroup" xmlns:wpi="http://schemas.microsoft.com/office/word/2010/wordprocessingInk" xmlns:wne="http://schemas.microsoft.com/office/word/2006/wordml" xmlns:wps="http://schemas.microsoft.com/office/word/2010/wordprocessingShape" mc:Ignorable="w14 w15 w16se w16cid wp14">
   <w:sdt>
     <w:sdtPr>
       <w:id w:val="1769740165"/>
@@ -9584,7 +9594,7 @@
 </file>
 
 <file path=word/footer3.xml><?xml version="1.0" encoding="utf-8"?>
-<w:ftr xmlns:wpc="http://schemas.microsoft.com/office/word/2010/wordprocessingCanvas" xmlns:cx="http://schemas.microsoft.com/office/drawing/2014/chartex" xmlns:cx1="http://schemas.microsoft.com/office/drawing/2015/9/8/chartex" xmlns:cx2="http://schemas.microsoft.com/office/drawing/2015/10/21/chartex" xmlns:cx3="http://schemas.microsoft.com/office/drawing/2016/5/9/chartex" xmlns:cx4="http://schemas.microsoft.com/office/drawing/2016/5/10/chartex" xmlns:cx5="http://schemas.microsoft.com/office/drawing/2016/5/11/chartex" xmlns:cx6="http://schemas.microsoft.com/office/drawing/2016/5/12/chartex" xmlns:cx7="http://schemas.microsoft.com/office/drawing/2016/5/13/chartex" xmlns:cx8="http://schemas.microsoft.com/office/drawing/2016/5/14/chartex" xmlns:mc="http://schemas.openxmlformats.org/markup-compatibility/2006" xmlns:aink="http://schemas.microsoft.com/office/drawing/2016/ink" xmlns:am3d="http://schemas.microsoft.com/office/drawing/2017/model3d" xmlns:o="urn:schemas-microsoft-com:office:office" xmlns:oel="http://schemas.microsoft.com/office/2019/extlst" xmlns:r="http://schemas.openxmlformats.org/officeDocument/2006/relationships" xmlns:m="http://schemas.openxmlformats.org/officeDocument/2006/math" xmlns:v="urn:schemas-microsoft-com:vml" xmlns:wp14="http://schemas.microsoft.com/office/word/2010/wordprocessingDrawing" xmlns:wp="http://schemas.openxmlformats.org/drawingml/2006/wordprocessingDrawing" xmlns:w10="urn:schemas-microsoft-com:office:word" xmlns:w="http://schemas.openxmlformats.org/wordprocessingml/2006/main" xmlns:w14="http://schemas.microsoft.com/office/word/2010/wordml" xmlns:w15="http://schemas.microsoft.com/office/word/2012/wordml" xmlns:w16cex="http://schemas.microsoft.com/office/word/2018/wordml/cex" xmlns:w16cid="http://schemas.microsoft.com/office/word/2016/wordml/cid" xmlns:w16="http://schemas.microsoft.com/office/word/2018/wordml" xmlns:w16du="http://schemas.microsoft.com/office/word/2023/wordml/word16du" xmlns:w16sdtdh="http://schemas.microsoft.com/office/word/2020/wordml/sdtdatahash" xmlns:w16se="http://schemas.microsoft.com/office/word/2015/wordml/symex" xmlns:wpg="http://schemas.microsoft.com/office/word/2010/wordprocessingGroup" xmlns:wpi="http://schemas.microsoft.com/office/word/2010/wordprocessingInk" xmlns:wne="http://schemas.microsoft.com/office/word/2006/wordml" xmlns:wps="http://schemas.microsoft.com/office/word/2010/wordprocessingShape" mc:Ignorable="w14 w15 w16se w16cid w16 w16cex w16sdtdh w16du wp14">
+<w:ftr xmlns:wpc="http://schemas.microsoft.com/office/word/2010/wordprocessingCanvas" xmlns:cx="http://schemas.microsoft.com/office/drawing/2014/chartex" xmlns:cx1="http://schemas.microsoft.com/office/drawing/2015/9/8/chartex" xmlns:cx2="http://schemas.microsoft.com/office/drawing/2015/10/21/chartex" xmlns:cx3="http://schemas.microsoft.com/office/drawing/2016/5/9/chartex" xmlns:cx4="http://schemas.microsoft.com/office/drawing/2016/5/10/chartex" xmlns:cx5="http://schemas.microsoft.com/office/drawing/2016/5/11/chartex" xmlns:cx6="http://schemas.microsoft.com/office/drawing/2016/5/12/chartex" xmlns:cx7="http://schemas.microsoft.com/office/drawing/2016/5/13/chartex" xmlns:cx8="http://schemas.microsoft.com/office/drawing/2016/5/14/chartex" xmlns:mc="http://schemas.openxmlformats.org/markup-compatibility/2006" xmlns:aink="http://schemas.microsoft.com/office/drawing/2016/ink" xmlns:am3d="http://schemas.microsoft.com/office/drawing/2017/model3d" xmlns:o="urn:schemas-microsoft-com:office:office" xmlns:r="http://schemas.openxmlformats.org/officeDocument/2006/relationships" xmlns:m="http://schemas.openxmlformats.org/officeDocument/2006/math" xmlns:v="urn:schemas-microsoft-com:vml" xmlns:wp14="http://schemas.microsoft.com/office/word/2010/wordprocessingDrawing" xmlns:wp="http://schemas.openxmlformats.org/drawingml/2006/wordprocessingDrawing" xmlns:w10="urn:schemas-microsoft-com:office:word" xmlns:w="http://schemas.openxmlformats.org/wordprocessingml/2006/main" xmlns:w14="http://schemas.microsoft.com/office/word/2010/wordml" xmlns:w15="http://schemas.microsoft.com/office/word/2012/wordml" xmlns:w16cid="http://schemas.microsoft.com/office/word/2016/wordml/cid" xmlns:w16se="http://schemas.microsoft.com/office/word/2015/wordml/symex" xmlns:wpg="http://schemas.microsoft.com/office/word/2010/wordprocessingGroup" xmlns:wpi="http://schemas.microsoft.com/office/word/2010/wordprocessingInk" xmlns:wne="http://schemas.microsoft.com/office/word/2006/wordml" xmlns:wps="http://schemas.microsoft.com/office/word/2010/wordprocessingShape" mc:Ignorable="w14 w15 w16se w16cid wp14">
   <w:p>
     <w:pPr>
       <w:pStyle w:val="Footer"/>
@@ -9594,7 +9604,7 @@
 </file>
 
 <file path=word/footnotes.xml><?xml version="1.0" encoding="utf-8"?>
-<w:footnotes xmlns:wpc="http://schemas.microsoft.com/office/word/2010/wordprocessingCanvas" xmlns:cx="http://schemas.microsoft.com/office/drawing/2014/chartex" xmlns:cx1="http://schemas.microsoft.com/office/drawing/2015/9/8/chartex" xmlns:cx2="http://schemas.microsoft.com/office/drawing/2015/10/21/chartex" xmlns:cx3="http://schemas.microsoft.com/office/drawing/2016/5/9/chartex" xmlns:cx4="http://schemas.microsoft.com/office/drawing/2016/5/10/chartex" xmlns:cx5="http://schemas.microsoft.com/office/drawing/2016/5/11/chartex" xmlns:cx6="http://schemas.microsoft.com/office/drawing/2016/5/12/chartex" xmlns:cx7="http://schemas.microsoft.com/office/drawing/2016/5/13/chartex" xmlns:cx8="http://schemas.microsoft.com/office/drawing/2016/5/14/chartex" xmlns:mc="http://schemas.openxmlformats.org/markup-compatibility/2006" xmlns:aink="http://schemas.microsoft.com/office/drawing/2016/ink" xmlns:am3d="http://schemas.microsoft.com/office/drawing/2017/model3d" xmlns:o="urn:schemas-microsoft-com:office:office" xmlns:oel="http://schemas.microsoft.com/office/2019/extlst" xmlns:r="http://schemas.openxmlformats.org/officeDocument/2006/relationships" xmlns:m="http://schemas.openxmlformats.org/officeDocument/2006/math" xmlns:v="urn:schemas-microsoft-com:vml" xmlns:wp14="http://schemas.microsoft.com/office/word/2010/wordprocessingDrawing" xmlns:wp="http://schemas.openxmlformats.org/drawingml/2006/wordprocessingDrawing" xmlns:w10="urn:schemas-microsoft-com:office:word" xmlns:w="http://schemas.openxmlformats.org/wordprocessingml/2006/main" xmlns:w14="http://schemas.microsoft.com/office/word/2010/wordml" xmlns:w15="http://schemas.microsoft.com/office/word/2012/wordml" xmlns:w16cex="http://schemas.microsoft.com/office/word/2018/wordml/cex" xmlns:w16cid="http://schemas.microsoft.com/office/word/2016/wordml/cid" xmlns:w16="http://schemas.microsoft.com/office/word/2018/wordml" xmlns:w16du="http://schemas.microsoft.com/office/word/2023/wordml/word16du" xmlns:w16sdtdh="http://schemas.microsoft.com/office/word/2020/wordml/sdtdatahash" xmlns:w16se="http://schemas.microsoft.com/office/word/2015/wordml/symex" xmlns:wpg="http://schemas.microsoft.com/office/word/2010/wordprocessingGroup" xmlns:wpi="http://schemas.microsoft.com/office/word/2010/wordprocessingInk" xmlns:wne="http://schemas.microsoft.com/office/word/2006/wordml" xmlns:wps="http://schemas.microsoft.com/office/word/2010/wordprocessingShape" mc:Ignorable="w14 w15 w16se w16cid w16 w16cex w16sdtdh w16du wp14">
+<w:footnotes xmlns:wpc="http://schemas.microsoft.com/office/word/2010/wordprocessingCanvas" xmlns:cx="http://schemas.microsoft.com/office/drawing/2014/chartex" xmlns:cx1="http://schemas.microsoft.com/office/drawing/2015/9/8/chartex" xmlns:cx2="http://schemas.microsoft.com/office/drawing/2015/10/21/chartex" xmlns:cx3="http://schemas.microsoft.com/office/drawing/2016/5/9/chartex" xmlns:cx4="http://schemas.microsoft.com/office/drawing/2016/5/10/chartex" xmlns:cx5="http://schemas.microsoft.com/office/drawing/2016/5/11/chartex" xmlns:cx6="http://schemas.microsoft.com/office/drawing/2016/5/12/chartex" xmlns:cx7="http://schemas.microsoft.com/office/drawing/2016/5/13/chartex" xmlns:cx8="http://schemas.microsoft.com/office/drawing/2016/5/14/chartex" xmlns:mc="http://schemas.openxmlformats.org/markup-compatibility/2006" xmlns:aink="http://schemas.microsoft.com/office/drawing/2016/ink" xmlns:am3d="http://schemas.microsoft.com/office/drawing/2017/model3d" xmlns:o="urn:schemas-microsoft-com:office:office" xmlns:r="http://schemas.openxmlformats.org/officeDocument/2006/relationships" xmlns:m="http://schemas.openxmlformats.org/officeDocument/2006/math" xmlns:v="urn:schemas-microsoft-com:vml" xmlns:wp14="http://schemas.microsoft.com/office/word/2010/wordprocessingDrawing" xmlns:wp="http://schemas.openxmlformats.org/drawingml/2006/wordprocessingDrawing" xmlns:w10="urn:schemas-microsoft-com:office:word" xmlns:w="http://schemas.openxmlformats.org/wordprocessingml/2006/main" xmlns:w14="http://schemas.microsoft.com/office/word/2010/wordml" xmlns:w15="http://schemas.microsoft.com/office/word/2012/wordml" xmlns:w16cid="http://schemas.microsoft.com/office/word/2016/wordml/cid" xmlns:w16se="http://schemas.microsoft.com/office/word/2015/wordml/symex" xmlns:wpg="http://schemas.microsoft.com/office/word/2010/wordprocessingGroup" xmlns:wpi="http://schemas.microsoft.com/office/word/2010/wordprocessingInk" xmlns:wne="http://schemas.microsoft.com/office/word/2006/wordml" xmlns:wps="http://schemas.microsoft.com/office/word/2010/wordprocessingShape" mc:Ignorable="w14 w15 w16se w16cid wp14">
   <w:footnote w:type="separator" w:id="-1">
     <w:p>
       <w:pPr>
@@ -9619,7 +9629,7 @@
 </file>
 
 <file path=word/header1.xml><?xml version="1.0" encoding="utf-8"?>
-<w:hdr xmlns:wpc="http://schemas.microsoft.com/office/word/2010/wordprocessingCanvas" xmlns:cx="http://schemas.microsoft.com/office/drawing/2014/chartex" xmlns:cx1="http://schemas.microsoft.com/office/drawing/2015/9/8/chartex" xmlns:cx2="http://schemas.microsoft.com/office/drawing/2015/10/21/chartex" xmlns:cx3="http://schemas.microsoft.com/office/drawing/2016/5/9/chartex" xmlns:cx4="http://schemas.microsoft.com/office/drawing/2016/5/10/chartex" xmlns:cx5="http://schemas.microsoft.com/office/drawing/2016/5/11/chartex" xmlns:cx6="http://schemas.microsoft.com/office/drawing/2016/5/12/chartex" xmlns:cx7="http://schemas.microsoft.com/office/drawing/2016/5/13/chartex" xmlns:cx8="http://schemas.microsoft.com/office/drawing/2016/5/14/chartex" xmlns:mc="http://schemas.openxmlformats.org/markup-compatibility/2006" xmlns:aink="http://schemas.microsoft.com/office/drawing/2016/ink" xmlns:am3d="http://schemas.microsoft.com/office/drawing/2017/model3d" xmlns:o="urn:schemas-microsoft-com:office:office" xmlns:oel="http://schemas.microsoft.com/office/2019/extlst" xmlns:r="http://schemas.openxmlformats.org/officeDocument/2006/relationships" xmlns:m="http://schemas.openxmlformats.org/officeDocument/2006/math" xmlns:v="urn:schemas-microsoft-com:vml" xmlns:wp14="http://schemas.microsoft.com/office/word/2010/wordprocessingDrawing" xmlns:wp="http://schemas.openxmlformats.org/drawingml/2006/wordprocessingDrawing" xmlns:w10="urn:schemas-microsoft-com:office:word" xmlns:w="http://schemas.openxmlformats.org/wordprocessingml/2006/main" xmlns:w14="http://schemas.microsoft.com/office/word/2010/wordml" xmlns:w15="http://schemas.microsoft.com/office/word/2012/wordml" xmlns:w16cex="http://schemas.microsoft.com/office/word/2018/wordml/cex" xmlns:w16cid="http://schemas.microsoft.com/office/word/2016/wordml/cid" xmlns:w16="http://schemas.microsoft.com/office/word/2018/wordml" xmlns:w16du="http://schemas.microsoft.com/office/word/2023/wordml/word16du" xmlns:w16sdtdh="http://schemas.microsoft.com/office/word/2020/wordml/sdtdatahash" xmlns:w16se="http://schemas.microsoft.com/office/word/2015/wordml/symex" xmlns:wpg="http://schemas.microsoft.com/office/word/2010/wordprocessingGroup" xmlns:wpi="http://schemas.microsoft.com/office/word/2010/wordprocessingInk" xmlns:wne="http://schemas.microsoft.com/office/word/2006/wordml" xmlns:wps="http://schemas.microsoft.com/office/word/2010/wordprocessingShape" mc:Ignorable="w14 w15 w16se w16cid w16 w16cex w16sdtdh w16du wp14">
+<w:hdr xmlns:wpc="http://schemas.microsoft.com/office/word/2010/wordprocessingCanvas" xmlns:cx="http://schemas.microsoft.com/office/drawing/2014/chartex" xmlns:cx1="http://schemas.microsoft.com/office/drawing/2015/9/8/chartex" xmlns:cx2="http://schemas.microsoft.com/office/drawing/2015/10/21/chartex" xmlns:cx3="http://schemas.microsoft.com/office/drawing/2016/5/9/chartex" xmlns:cx4="http://schemas.microsoft.com/office/drawing/2016/5/10/chartex" xmlns:cx5="http://schemas.microsoft.com/office/drawing/2016/5/11/chartex" xmlns:cx6="http://schemas.microsoft.com/office/drawing/2016/5/12/chartex" xmlns:cx7="http://schemas.microsoft.com/office/drawing/2016/5/13/chartex" xmlns:cx8="http://schemas.microsoft.com/office/drawing/2016/5/14/chartex" xmlns:mc="http://schemas.openxmlformats.org/markup-compatibility/2006" xmlns:aink="http://schemas.microsoft.com/office/drawing/2016/ink" xmlns:am3d="http://schemas.microsoft.com/office/drawing/2017/model3d" xmlns:o="urn:schemas-microsoft-com:office:office" xmlns:r="http://schemas.openxmlformats.org/officeDocument/2006/relationships" xmlns:m="http://schemas.openxmlformats.org/officeDocument/2006/math" xmlns:v="urn:schemas-microsoft-com:vml" xmlns:wp14="http://schemas.microsoft.com/office/word/2010/wordprocessingDrawing" xmlns:wp="http://schemas.openxmlformats.org/drawingml/2006/wordprocessingDrawing" xmlns:w10="urn:schemas-microsoft-com:office:word" xmlns:w="http://schemas.openxmlformats.org/wordprocessingml/2006/main" xmlns:w14="http://schemas.microsoft.com/office/word/2010/wordml" xmlns:w15="http://schemas.microsoft.com/office/word/2012/wordml" xmlns:w16cid="http://schemas.microsoft.com/office/word/2016/wordml/cid" xmlns:w16se="http://schemas.microsoft.com/office/word/2015/wordml/symex" xmlns:wpg="http://schemas.microsoft.com/office/word/2010/wordprocessingGroup" xmlns:wpi="http://schemas.microsoft.com/office/word/2010/wordprocessingInk" xmlns:wne="http://schemas.microsoft.com/office/word/2006/wordml" xmlns:wps="http://schemas.microsoft.com/office/word/2010/wordprocessingShape" mc:Ignorable="w14 w15 w16se w16cid wp14">
   <w:p>
     <w:pPr>
       <w:pStyle w:val="Header"/>
@@ -9629,7 +9639,7 @@
 </file>
 
 <file path=word/header2.xml><?xml version="1.0" encoding="utf-8"?>
-<w:hdr xmlns:wpc="http://schemas.microsoft.com/office/word/2010/wordprocessingCanvas" xmlns:cx="http://schemas.microsoft.com/office/drawing/2014/chartex" xmlns:cx1="http://schemas.microsoft.com/office/drawing/2015/9/8/chartex" xmlns:cx2="http://schemas.microsoft.com/office/drawing/2015/10/21/chartex" xmlns:cx3="http://schemas.microsoft.com/office/drawing/2016/5/9/chartex" xmlns:cx4="http://schemas.microsoft.com/office/drawing/2016/5/10/chartex" xmlns:cx5="http://schemas.microsoft.com/office/drawing/2016/5/11/chartex" xmlns:cx6="http://schemas.microsoft.com/office/drawing/2016/5/12/chartex" xmlns:cx7="http://schemas.microsoft.com/office/drawing/2016/5/13/chartex" xmlns:cx8="http://schemas.microsoft.com/office/drawing/2016/5/14/chartex" xmlns:mc="http://schemas.openxmlformats.org/markup-compatibility/2006" xmlns:aink="http://schemas.microsoft.com/office/drawing/2016/ink" xmlns:am3d="http://schemas.microsoft.com/office/drawing/2017/model3d" xmlns:o="urn:schemas-microsoft-com:office:office" xmlns:oel="http://schemas.microsoft.com/office/2019/extlst" xmlns:r="http://schemas.openxmlformats.org/officeDocument/2006/relationships" xmlns:m="http://schemas.openxmlformats.org/officeDocument/2006/math" xmlns:v="urn:schemas-microsoft-com:vml" xmlns:wp14="http://schemas.microsoft.com/office/word/2010/wordprocessingDrawing" xmlns:wp="http://schemas.openxmlformats.org/drawingml/2006/wordprocessingDrawing" xmlns:w10="urn:schemas-microsoft-com:office:word" xmlns:w="http://schemas.openxmlformats.org/wordprocessingml/2006/main" xmlns:w14="http://schemas.microsoft.com/office/word/2010/wordml" xmlns:w15="http://schemas.microsoft.com/office/word/2012/wordml" xmlns:w16cex="http://schemas.microsoft.com/office/word/2018/wordml/cex" xmlns:w16cid="http://schemas.microsoft.com/office/word/2016/wordml/cid" xmlns:w16="http://schemas.microsoft.com/office/word/2018/wordml" xmlns:w16du="http://schemas.microsoft.com/office/word/2023/wordml/word16du" xmlns:w16sdtdh="http://schemas.microsoft.com/office/word/2020/wordml/sdtdatahash" xmlns:w16se="http://schemas.microsoft.com/office/word/2015/wordml/symex" xmlns:wpg="http://schemas.microsoft.com/office/word/2010/wordprocessingGroup" xmlns:wpi="http://schemas.microsoft.com/office/word/2010/wordprocessingInk" xmlns:wne="http://schemas.microsoft.com/office/word/2006/wordml" xmlns:wps="http://schemas.microsoft.com/office/word/2010/wordprocessingShape" mc:Ignorable="w14 w15 w16se w16cid w16 w16cex w16sdtdh w16du wp14">
+<w:hdr xmlns:wpc="http://schemas.microsoft.com/office/word/2010/wordprocessingCanvas" xmlns:cx="http://schemas.microsoft.com/office/drawing/2014/chartex" xmlns:cx1="http://schemas.microsoft.com/office/drawing/2015/9/8/chartex" xmlns:cx2="http://schemas.microsoft.com/office/drawing/2015/10/21/chartex" xmlns:cx3="http://schemas.microsoft.com/office/drawing/2016/5/9/chartex" xmlns:cx4="http://schemas.microsoft.com/office/drawing/2016/5/10/chartex" xmlns:cx5="http://schemas.microsoft.com/office/drawing/2016/5/11/chartex" xmlns:cx6="http://schemas.microsoft.com/office/drawing/2016/5/12/chartex" xmlns:cx7="http://schemas.microsoft.com/office/drawing/2016/5/13/chartex" xmlns:cx8="http://schemas.microsoft.com/office/drawing/2016/5/14/chartex" xmlns:mc="http://schemas.openxmlformats.org/markup-compatibility/2006" xmlns:aink="http://schemas.microsoft.com/office/drawing/2016/ink" xmlns:am3d="http://schemas.microsoft.com/office/drawing/2017/model3d" xmlns:o="urn:schemas-microsoft-com:office:office" xmlns:r="http://schemas.openxmlformats.org/officeDocument/2006/relationships" xmlns:m="http://schemas.openxmlformats.org/officeDocument/2006/math" xmlns:v="urn:schemas-microsoft-com:vml" xmlns:wp14="http://schemas.microsoft.com/office/word/2010/wordprocessingDrawing" xmlns:wp="http://schemas.openxmlformats.org/drawingml/2006/wordprocessingDrawing" xmlns:w10="urn:schemas-microsoft-com:office:word" xmlns:w="http://schemas.openxmlformats.org/wordprocessingml/2006/main" xmlns:w14="http://schemas.microsoft.com/office/word/2010/wordml" xmlns:w15="http://schemas.microsoft.com/office/word/2012/wordml" xmlns:w16cid="http://schemas.microsoft.com/office/word/2016/wordml/cid" xmlns:w16se="http://schemas.microsoft.com/office/word/2015/wordml/symex" xmlns:wpg="http://schemas.microsoft.com/office/word/2010/wordprocessingGroup" xmlns:wpi="http://schemas.microsoft.com/office/word/2010/wordprocessingInk" xmlns:wne="http://schemas.microsoft.com/office/word/2006/wordml" xmlns:wps="http://schemas.microsoft.com/office/word/2010/wordprocessingShape" mc:Ignorable="w14 w15 w16se w16cid wp14">
   <w:p>
     <w:pPr>
       <w:pStyle w:val="Header"/>
@@ -9639,7 +9649,7 @@
 </file>
 
 <file path=word/header3.xml><?xml version="1.0" encoding="utf-8"?>
-<w:hdr xmlns:wpc="http://schemas.microsoft.com/office/word/2010/wordprocessingCanvas" xmlns:cx="http://schemas.microsoft.com/office/drawing/2014/chartex" xmlns:cx1="http://schemas.microsoft.com/office/drawing/2015/9/8/chartex" xmlns:cx2="http://schemas.microsoft.com/office/drawing/2015/10/21/chartex" xmlns:cx3="http://schemas.microsoft.com/office/drawing/2016/5/9/chartex" xmlns:cx4="http://schemas.microsoft.com/office/drawing/2016/5/10/chartex" xmlns:cx5="http://schemas.microsoft.com/office/drawing/2016/5/11/chartex" xmlns:cx6="http://schemas.microsoft.com/office/drawing/2016/5/12/chartex" xmlns:cx7="http://schemas.microsoft.com/office/drawing/2016/5/13/chartex" xmlns:cx8="http://schemas.microsoft.com/office/drawing/2016/5/14/chartex" xmlns:mc="http://schemas.openxmlformats.org/markup-compatibility/2006" xmlns:aink="http://schemas.microsoft.com/office/drawing/2016/ink" xmlns:am3d="http://schemas.microsoft.com/office/drawing/2017/model3d" xmlns:o="urn:schemas-microsoft-com:office:office" xmlns:oel="http://schemas.microsoft.com/office/2019/extlst" xmlns:r="http://schemas.openxmlformats.org/officeDocument/2006/relationships" xmlns:m="http://schemas.openxmlformats.org/officeDocument/2006/math" xmlns:v="urn:schemas-microsoft-com:vml" xmlns:wp14="http://schemas.microsoft.com/office/word/2010/wordprocessingDrawing" xmlns:wp="http://schemas.openxmlformats.org/drawingml/2006/wordprocessingDrawing" xmlns:w10="urn:schemas-microsoft-com:office:word" xmlns:w="http://schemas.openxmlformats.org/wordprocessingml/2006/main" xmlns:w14="http://schemas.microsoft.com/office/word/2010/wordml" xmlns:w15="http://schemas.microsoft.com/office/word/2012/wordml" xmlns:w16cex="http://schemas.microsoft.com/office/word/2018/wordml/cex" xmlns:w16cid="http://schemas.microsoft.com/office/word/2016/wordml/cid" xmlns:w16="http://schemas.microsoft.com/office/word/2018/wordml" xmlns:w16du="http://schemas.microsoft.com/office/word/2023/wordml/word16du" xmlns:w16sdtdh="http://schemas.microsoft.com/office/word/2020/wordml/sdtdatahash" xmlns:w16se="http://schemas.microsoft.com/office/word/2015/wordml/symex" xmlns:wpg="http://schemas.microsoft.com/office/word/2010/wordprocessingGroup" xmlns:wpi="http://schemas.microsoft.com/office/word/2010/wordprocessingInk" xmlns:wne="http://schemas.microsoft.com/office/word/2006/wordml" xmlns:wps="http://schemas.microsoft.com/office/word/2010/wordprocessingShape" mc:Ignorable="w14 w15 w16se w16cid w16 w16cex w16sdtdh w16du wp14">
+<w:hdr xmlns:wpc="http://schemas.microsoft.com/office/word/2010/wordprocessingCanvas" xmlns:cx="http://schemas.microsoft.com/office/drawing/2014/chartex" xmlns:cx1="http://schemas.microsoft.com/office/drawing/2015/9/8/chartex" xmlns:cx2="http://schemas.microsoft.com/office/drawing/2015/10/21/chartex" xmlns:cx3="http://schemas.microsoft.com/office/drawing/2016/5/9/chartex" xmlns:cx4="http://schemas.microsoft.com/office/drawing/2016/5/10/chartex" xmlns:cx5="http://schemas.microsoft.com/office/drawing/2016/5/11/chartex" xmlns:cx6="http://schemas.microsoft.com/office/drawing/2016/5/12/chartex" xmlns:cx7="http://schemas.microsoft.com/office/drawing/2016/5/13/chartex" xmlns:cx8="http://schemas.microsoft.com/office/drawing/2016/5/14/chartex" xmlns:mc="http://schemas.openxmlformats.org/markup-compatibility/2006" xmlns:aink="http://schemas.microsoft.com/office/drawing/2016/ink" xmlns:am3d="http://schemas.microsoft.com/office/drawing/2017/model3d" xmlns:o="urn:schemas-microsoft-com:office:office" xmlns:r="http://schemas.openxmlformats.org/officeDocument/2006/relationships" xmlns:m="http://schemas.openxmlformats.org/officeDocument/2006/math" xmlns:v="urn:schemas-microsoft-com:vml" xmlns:wp14="http://schemas.microsoft.com/office/word/2010/wordprocessingDrawing" xmlns:wp="http://schemas.openxmlformats.org/drawingml/2006/wordprocessingDrawing" xmlns:w10="urn:schemas-microsoft-com:office:word" xmlns:w="http://schemas.openxmlformats.org/wordprocessingml/2006/main" xmlns:w14="http://schemas.microsoft.com/office/word/2010/wordml" xmlns:w15="http://schemas.microsoft.com/office/word/2012/wordml" xmlns:w16cid="http://schemas.microsoft.com/office/word/2016/wordml/cid" xmlns:w16se="http://schemas.microsoft.com/office/word/2015/wordml/symex" xmlns:wpg="http://schemas.microsoft.com/office/word/2010/wordprocessingGroup" xmlns:wpi="http://schemas.microsoft.com/office/word/2010/wordprocessingInk" xmlns:wne="http://schemas.microsoft.com/office/word/2006/wordml" xmlns:wps="http://schemas.microsoft.com/office/word/2010/wordprocessingShape" mc:Ignorable="w14 w15 w16se w16cid wp14">
   <w:p>
     <w:pPr>
       <w:pStyle w:val="Header"/>
@@ -9649,7 +9659,7 @@
 </file>
 
 <file path=word/numbering.xml><?xml version="1.0" encoding="utf-8"?>
-<w:numbering xmlns:wpc="http://schemas.microsoft.com/office/word/2010/wordprocessingCanvas" xmlns:cx="http://schemas.microsoft.com/office/drawing/2014/chartex" xmlns:cx1="http://schemas.microsoft.com/office/drawing/2015/9/8/chartex" xmlns:cx2="http://schemas.microsoft.com/office/drawing/2015/10/21/chartex" xmlns:cx3="http://schemas.microsoft.com/office/drawing/2016/5/9/chartex" xmlns:cx4="http://schemas.microsoft.com/office/drawing/2016/5/10/chartex" xmlns:cx5="http://schemas.microsoft.com/office/drawing/2016/5/11/chartex" xmlns:cx6="http://schemas.microsoft.com/office/drawing/2016/5/12/chartex" xmlns:cx7="http://schemas.microsoft.com/office/drawing/2016/5/13/chartex" xmlns:cx8="http://schemas.microsoft.com/office/drawing/2016/5/14/chartex" xmlns:mc="http://schemas.openxmlformats.org/markup-compatibility/2006" xmlns:aink="http://schemas.microsoft.com/office/drawing/2016/ink" xmlns:am3d="http://schemas.microsoft.com/office/drawing/2017/model3d" xmlns:o="urn:schemas-microsoft-com:office:office" xmlns:oel="http://schemas.microsoft.com/office/2019/extlst" xmlns:r="http://schemas.openxmlformats.org/officeDocument/2006/relationships" xmlns:m="http://schemas.openxmlformats.org/officeDocument/2006/math" xmlns:v="urn:schemas-microsoft-com:vml" xmlns:wp14="http://schemas.microsoft.com/office/word/2010/wordprocessingDrawing" xmlns:wp="http://schemas.openxmlformats.org/drawingml/2006/wordprocessingDrawing" xmlns:w10="urn:schemas-microsoft-com:office:word" xmlns:w="http://schemas.openxmlformats.org/wordprocessingml/2006/main" xmlns:w14="http://schemas.microsoft.com/office/word/2010/wordml" xmlns:w15="http://schemas.microsoft.com/office/word/2012/wordml" xmlns:w16cex="http://schemas.microsoft.com/office/word/2018/wordml/cex" xmlns:w16cid="http://schemas.microsoft.com/office/word/2016/wordml/cid" xmlns:w16="http://schemas.microsoft.com/office/word/2018/wordml" xmlns:w16du="http://schemas.microsoft.com/office/word/2023/wordml/word16du" xmlns:w16sdtdh="http://schemas.microsoft.com/office/word/2020/wordml/sdtdatahash" xmlns:w16se="http://schemas.microsoft.com/office/word/2015/wordml/symex" xmlns:wpg="http://schemas.microsoft.com/office/word/2010/wordprocessingGroup" xmlns:wpi="http://schemas.microsoft.com/office/word/2010/wordprocessingInk" xmlns:wne="http://schemas.microsoft.com/office/word/2006/wordml" xmlns:wps="http://schemas.microsoft.com/office/word/2010/wordprocessingShape" mc:Ignorable="w14 w15 w16se w16cid w16 w16cex w16sdtdh w16du wp14">
+<w:numbering xmlns:wpc="http://schemas.microsoft.com/office/word/2010/wordprocessingCanvas" xmlns:cx="http://schemas.microsoft.com/office/drawing/2014/chartex" xmlns:cx1="http://schemas.microsoft.com/office/drawing/2015/9/8/chartex" xmlns:cx2="http://schemas.microsoft.com/office/drawing/2015/10/21/chartex" xmlns:cx3="http://schemas.microsoft.com/office/drawing/2016/5/9/chartex" xmlns:cx4="http://schemas.microsoft.com/office/drawing/2016/5/10/chartex" xmlns:cx5="http://schemas.microsoft.com/office/drawing/2016/5/11/chartex" xmlns:cx6="http://schemas.microsoft.com/office/drawing/2016/5/12/chartex" xmlns:cx7="http://schemas.microsoft.com/office/drawing/2016/5/13/chartex" xmlns:cx8="http://schemas.microsoft.com/office/drawing/2016/5/14/chartex" xmlns:mc="http://schemas.openxmlformats.org/markup-compatibility/2006" xmlns:aink="http://schemas.microsoft.com/office/drawing/2016/ink" xmlns:am3d="http://schemas.microsoft.com/office/drawing/2017/model3d" xmlns:o="urn:schemas-microsoft-com:office:office" xmlns:r="http://schemas.openxmlformats.org/officeDocument/2006/relationships" xmlns:m="http://schemas.openxmlformats.org/officeDocument/2006/math" xmlns:v="urn:schemas-microsoft-com:vml" xmlns:wp14="http://schemas.microsoft.com/office/word/2010/wordprocessingDrawing" xmlns:wp="http://schemas.openxmlformats.org/drawingml/2006/wordprocessingDrawing" xmlns:w10="urn:schemas-microsoft-com:office:word" xmlns:w="http://schemas.openxmlformats.org/wordprocessingml/2006/main" xmlns:w14="http://schemas.microsoft.com/office/word/2010/wordml" xmlns:w15="http://schemas.microsoft.com/office/word/2012/wordml" xmlns:w16cid="http://schemas.microsoft.com/office/word/2016/wordml/cid" xmlns:w16se="http://schemas.microsoft.com/office/word/2015/wordml/symex" xmlns:wpg="http://schemas.microsoft.com/office/word/2010/wordprocessingGroup" xmlns:wpi="http://schemas.microsoft.com/office/word/2010/wordprocessingInk" xmlns:wne="http://schemas.microsoft.com/office/word/2006/wordml" xmlns:wps="http://schemas.microsoft.com/office/word/2010/wordprocessingShape" mc:Ignorable="w14 w15 w16se w16cid wp14">
   <w:abstractNum w:abstractNumId="0" w15:restartNumberingAfterBreak="0">
     <w:nsid w:val="0FA97372"/>
     <w:multiLevelType w:val="multilevel"/>
@@ -11478,62 +11488,62 @@
       </w:rPr>
     </w:lvl>
   </w:abstractNum>
-  <w:num w:numId="1" w16cid:durableId="1572424820">
+  <w:num w:numId="1">
     <w:abstractNumId w:val="4"/>
   </w:num>
-  <w:num w:numId="2" w16cid:durableId="273564089">
+  <w:num w:numId="2">
     <w:abstractNumId w:val="12"/>
   </w:num>
-  <w:num w:numId="3" w16cid:durableId="55931572">
+  <w:num w:numId="3">
     <w:abstractNumId w:val="5"/>
   </w:num>
-  <w:num w:numId="4" w16cid:durableId="2126657140">
+  <w:num w:numId="4">
     <w:abstractNumId w:val="10"/>
   </w:num>
-  <w:num w:numId="5" w16cid:durableId="113409846">
+  <w:num w:numId="5">
     <w:abstractNumId w:val="13"/>
   </w:num>
-  <w:num w:numId="6" w16cid:durableId="1283607070">
+  <w:num w:numId="6">
     <w:abstractNumId w:val="14"/>
   </w:num>
-  <w:num w:numId="7" w16cid:durableId="2010210873">
+  <w:num w:numId="7">
     <w:abstractNumId w:val="6"/>
   </w:num>
-  <w:num w:numId="8" w16cid:durableId="1397240825">
+  <w:num w:numId="8">
     <w:abstractNumId w:val="2"/>
   </w:num>
-  <w:num w:numId="9" w16cid:durableId="1086148396">
+  <w:num w:numId="9">
     <w:abstractNumId w:val="9"/>
   </w:num>
-  <w:num w:numId="10" w16cid:durableId="688261492">
+  <w:num w:numId="10">
     <w:abstractNumId w:val="0"/>
   </w:num>
-  <w:num w:numId="11" w16cid:durableId="1288197777">
+  <w:num w:numId="11">
     <w:abstractNumId w:val="7"/>
   </w:num>
-  <w:num w:numId="12" w16cid:durableId="1765493050">
+  <w:num w:numId="12">
     <w:abstractNumId w:val="11"/>
   </w:num>
-  <w:num w:numId="13" w16cid:durableId="1742799083">
+  <w:num w:numId="13">
     <w:abstractNumId w:val="8"/>
   </w:num>
-  <w:num w:numId="14" w16cid:durableId="68432105">
+  <w:num w:numId="14">
     <w:abstractNumId w:val="3"/>
   </w:num>
-  <w:num w:numId="15" w16cid:durableId="1096710375">
+  <w:num w:numId="15">
     <w:abstractNumId w:val="16"/>
   </w:num>
-  <w:num w:numId="16" w16cid:durableId="323629972">
+  <w:num w:numId="16">
     <w:abstractNumId w:val="1"/>
   </w:num>
-  <w:num w:numId="17" w16cid:durableId="130946410">
+  <w:num w:numId="17">
     <w:abstractNumId w:val="15"/>
   </w:num>
 </w:numbering>
 </file>
 
 <file path=word/styles.xml><?xml version="1.0" encoding="utf-8"?>
-<w:styles xmlns:mc="http://schemas.openxmlformats.org/markup-compatibility/2006" xmlns:r="http://schemas.openxmlformats.org/officeDocument/2006/relationships" xmlns:w="http://schemas.openxmlformats.org/wordprocessingml/2006/main" xmlns:w14="http://schemas.microsoft.com/office/word/2010/wordml" xmlns:w15="http://schemas.microsoft.com/office/word/2012/wordml" xmlns:w16cex="http://schemas.microsoft.com/office/word/2018/wordml/cex" xmlns:w16cid="http://schemas.microsoft.com/office/word/2016/wordml/cid" xmlns:w16="http://schemas.microsoft.com/office/word/2018/wordml" xmlns:w16du="http://schemas.microsoft.com/office/word/2023/wordml/word16du" xmlns:w16sdtdh="http://schemas.microsoft.com/office/word/2020/wordml/sdtdatahash" xmlns:w16se="http://schemas.microsoft.com/office/word/2015/wordml/symex" mc:Ignorable="w14 w15 w16se w16cid w16 w16cex w16sdtdh w16du">
+<w:styles xmlns:mc="http://schemas.openxmlformats.org/markup-compatibility/2006" xmlns:r="http://schemas.openxmlformats.org/officeDocument/2006/relationships" xmlns:w="http://schemas.openxmlformats.org/wordprocessingml/2006/main" xmlns:w14="http://schemas.microsoft.com/office/word/2010/wordml" xmlns:w15="http://schemas.microsoft.com/office/word/2012/wordml" xmlns:w16cid="http://schemas.microsoft.com/office/word/2016/wordml/cid" xmlns:w16se="http://schemas.microsoft.com/office/word/2015/wordml/symex" mc:Ignorable="w14 w15 w16se w16cid">
   <w:docDefaults>
     <w:rPrDefault>
       <w:rPr>
@@ -11549,7 +11559,7 @@
       </w:pPr>
     </w:pPrDefault>
   </w:docDefaults>
-  <w:latentStyles w:defLockedState="0" w:defUIPriority="99" w:defSemiHidden="0" w:defUnhideWhenUsed="0" w:defQFormat="0" w:count="376">
+  <w:latentStyles w:defLockedState="0" w:defUIPriority="99" w:defSemiHidden="0" w:defUnhideWhenUsed="0" w:defQFormat="0" w:count="375">
     <w:lsdException w:name="Normal" w:uiPriority="0" w:qFormat="1"/>
     <w:lsdException w:name="heading 1" w:uiPriority="9" w:qFormat="1"/>
     <w:lsdException w:name="heading 2" w:semiHidden="1" w:uiPriority="9" w:unhideWhenUsed="1" w:qFormat="1"/>
@@ -11925,7 +11935,6 @@
     <w:lsdException w:name="Smart Hyperlink" w:semiHidden="1" w:unhideWhenUsed="1"/>
     <w:lsdException w:name="Hashtag" w:semiHidden="1" w:unhideWhenUsed="1"/>
     <w:lsdException w:name="Unresolved Mention" w:semiHidden="1" w:unhideWhenUsed="1"/>
-    <w:lsdException w:name="Smart Link" w:semiHidden="1" w:unhideWhenUsed="1"/>
   </w:latentStyles>
   <w:style w:type="paragraph" w:default="1" w:styleId="Normal">
     <w:name w:val="Normal"/>
@@ -12428,7 +12437,7 @@
 </file>
 
 <file path=word/glossary/document.xml><?xml version="1.0" encoding="utf-8"?>
-<w:glossaryDocument xmlns:wpc="http://schemas.microsoft.com/office/word/2010/wordprocessingCanvas" xmlns:cx="http://schemas.microsoft.com/office/drawing/2014/chartex" xmlns:cx1="http://schemas.microsoft.com/office/drawing/2015/9/8/chartex" xmlns:cx2="http://schemas.microsoft.com/office/drawing/2015/10/21/chartex" xmlns:cx3="http://schemas.microsoft.com/office/drawing/2016/5/9/chartex" xmlns:cx4="http://schemas.microsoft.com/office/drawing/2016/5/10/chartex" xmlns:cx5="http://schemas.microsoft.com/office/drawing/2016/5/11/chartex" xmlns:cx6="http://schemas.microsoft.com/office/drawing/2016/5/12/chartex" xmlns:cx7="http://schemas.microsoft.com/office/drawing/2016/5/13/chartex" xmlns:cx8="http://schemas.microsoft.com/office/drawing/2016/5/14/chartex" xmlns:mc="http://schemas.openxmlformats.org/markup-compatibility/2006" xmlns:aink="http://schemas.microsoft.com/office/drawing/2016/ink" xmlns:am3d="http://schemas.microsoft.com/office/drawing/2017/model3d" xmlns:o="urn:schemas-microsoft-com:office:office" xmlns:oel="http://schemas.microsoft.com/office/2019/extlst" xmlns:r="http://schemas.openxmlformats.org/officeDocument/2006/relationships" xmlns:m="http://schemas.openxmlformats.org/officeDocument/2006/math" xmlns:v="urn:schemas-microsoft-com:vml" xmlns:wp14="http://schemas.microsoft.com/office/word/2010/wordprocessingDrawing" xmlns:wp="http://schemas.openxmlformats.org/drawingml/2006/wordprocessingDrawing" xmlns:w10="urn:schemas-microsoft-com:office:word" xmlns:w="http://schemas.openxmlformats.org/wordprocessingml/2006/main" xmlns:w14="http://schemas.microsoft.com/office/word/2010/wordml" xmlns:w15="http://schemas.microsoft.com/office/word/2012/wordml" xmlns:w16cex="http://schemas.microsoft.com/office/word/2018/wordml/cex" xmlns:w16cid="http://schemas.microsoft.com/office/word/2016/wordml/cid" xmlns:w16="http://schemas.microsoft.com/office/word/2018/wordml" xmlns:w16du="http://schemas.microsoft.com/office/word/2023/wordml/word16du" xmlns:w16sdtdh="http://schemas.microsoft.com/office/word/2020/wordml/sdtdatahash" xmlns:w16se="http://schemas.microsoft.com/office/word/2015/wordml/symex" xmlns:wpg="http://schemas.microsoft.com/office/word/2010/wordprocessingGroup" xmlns:wpi="http://schemas.microsoft.com/office/word/2010/wordprocessingInk" xmlns:wne="http://schemas.microsoft.com/office/word/2006/wordml" xmlns:wps="http://schemas.microsoft.com/office/word/2010/wordprocessingShape" mc:Ignorable="w14 w15 w16se w16cid w16 w16cex w16sdtdh w16du wp14">
+<w:glossaryDocument xmlns:wpc="http://schemas.microsoft.com/office/word/2010/wordprocessingCanvas" xmlns:cx="http://schemas.microsoft.com/office/drawing/2014/chartex" xmlns:cx1="http://schemas.microsoft.com/office/drawing/2015/9/8/chartex" xmlns:cx2="http://schemas.microsoft.com/office/drawing/2015/10/21/chartex" xmlns:cx3="http://schemas.microsoft.com/office/drawing/2016/5/9/chartex" xmlns:cx4="http://schemas.microsoft.com/office/drawing/2016/5/10/chartex" xmlns:cx5="http://schemas.microsoft.com/office/drawing/2016/5/11/chartex" xmlns:cx6="http://schemas.microsoft.com/office/drawing/2016/5/12/chartex" xmlns:cx7="http://schemas.microsoft.com/office/drawing/2016/5/13/chartex" xmlns:cx8="http://schemas.microsoft.com/office/drawing/2016/5/14/chartex" xmlns:mc="http://schemas.openxmlformats.org/markup-compatibility/2006" xmlns:aink="http://schemas.microsoft.com/office/drawing/2016/ink" xmlns:am3d="http://schemas.microsoft.com/office/drawing/2017/model3d" xmlns:o="urn:schemas-microsoft-com:office:office" xmlns:r="http://schemas.openxmlformats.org/officeDocument/2006/relationships" xmlns:m="http://schemas.openxmlformats.org/officeDocument/2006/math" xmlns:v="urn:schemas-microsoft-com:vml" xmlns:wp14="http://schemas.microsoft.com/office/word/2010/wordprocessingDrawing" xmlns:wp="http://schemas.openxmlformats.org/drawingml/2006/wordprocessingDrawing" xmlns:w10="urn:schemas-microsoft-com:office:word" xmlns:w="http://schemas.openxmlformats.org/wordprocessingml/2006/main" xmlns:w14="http://schemas.microsoft.com/office/word/2010/wordml" xmlns:w15="http://schemas.microsoft.com/office/word/2012/wordml" xmlns:w16cid="http://schemas.microsoft.com/office/word/2016/wordml/cid" xmlns:w16se="http://schemas.microsoft.com/office/word/2015/wordml/symex" xmlns:wpg="http://schemas.microsoft.com/office/word/2010/wordprocessingGroup" xmlns:wpi="http://schemas.microsoft.com/office/word/2010/wordprocessingInk" xmlns:wne="http://schemas.microsoft.com/office/word/2006/wordml" xmlns:wps="http://schemas.microsoft.com/office/word/2010/wordprocessingShape" mc:Ignorable="w14 w15 w16se w16cid wp14">
   <w:docParts>
     <w:docPart>
       <w:docPartPr>
@@ -12493,7 +12502,7 @@
 </file>
 
 <file path=word/glossary/fontTable.xml><?xml version="1.0" encoding="utf-8"?>
-<w:fonts xmlns:mc="http://schemas.openxmlformats.org/markup-compatibility/2006" xmlns:r="http://schemas.openxmlformats.org/officeDocument/2006/relationships" xmlns:w="http://schemas.openxmlformats.org/wordprocessingml/2006/main" xmlns:w14="http://schemas.microsoft.com/office/word/2010/wordml" xmlns:w15="http://schemas.microsoft.com/office/word/2012/wordml" xmlns:w16cex="http://schemas.microsoft.com/office/word/2018/wordml/cex" xmlns:w16cid="http://schemas.microsoft.com/office/word/2016/wordml/cid" xmlns:w16="http://schemas.microsoft.com/office/word/2018/wordml" xmlns:w16du="http://schemas.microsoft.com/office/word/2023/wordml/word16du" xmlns:w16sdtdh="http://schemas.microsoft.com/office/word/2020/wordml/sdtdatahash" xmlns:w16se="http://schemas.microsoft.com/office/word/2015/wordml/symex" mc:Ignorable="w14 w15 w16se w16cid w16 w16cex w16sdtdh w16du">
+<w:fonts xmlns:mc="http://schemas.openxmlformats.org/markup-compatibility/2006" xmlns:r="http://schemas.openxmlformats.org/officeDocument/2006/relationships" xmlns:w="http://schemas.openxmlformats.org/wordprocessingml/2006/main" xmlns:w14="http://schemas.microsoft.com/office/word/2010/wordml" xmlns:w15="http://schemas.microsoft.com/office/word/2012/wordml" xmlns:w16cid="http://schemas.microsoft.com/office/word/2016/wordml/cid" xmlns:w16se="http://schemas.microsoft.com/office/word/2015/wordml/symex" mc:Ignorable="w14 w15 w16se w16cid">
   <w:font w:name="Times New Roman">
     <w:panose1 w:val="02020603050405020304"/>
     <w:charset w:val="00"/>
@@ -12543,23 +12552,11 @@
     <w:pitch w:val="variable"/>
     <w:sig w:usb0="E4002EFF" w:usb1="C200247B" w:usb2="00000009" w:usb3="00000000" w:csb0="000001FF" w:csb1="00000000"/>
   </w:font>
-  <w:font w:name="Aptos">
-    <w:charset w:val="00"/>
-    <w:family w:val="swiss"/>
-    <w:pitch w:val="variable"/>
-    <w:sig w:usb0="20000287" w:usb1="00000003" w:usb2="00000000" w:usb3="00000000" w:csb0="0000019F" w:csb1="00000000"/>
-  </w:font>
-  <w:font w:name="Aptos Display">
-    <w:charset w:val="00"/>
-    <w:family w:val="swiss"/>
-    <w:pitch w:val="variable"/>
-    <w:sig w:usb0="20000287" w:usb1="00000003" w:usb2="00000000" w:usb3="00000000" w:csb0="0000019F" w:csb1="00000000"/>
-  </w:font>
 </w:fonts>
 </file>
 
 <file path=word/glossary/settings.xml><?xml version="1.0" encoding="utf-8"?>
-<w:settings xmlns:mc="http://schemas.openxmlformats.org/markup-compatibility/2006" xmlns:o="urn:schemas-microsoft-com:office:office" xmlns:r="http://schemas.openxmlformats.org/officeDocument/2006/relationships" xmlns:m="http://schemas.openxmlformats.org/officeDocument/2006/math" xmlns:v="urn:schemas-microsoft-com:vml" xmlns:w10="urn:schemas-microsoft-com:office:word" xmlns:w="http://schemas.openxmlformats.org/wordprocessingml/2006/main" xmlns:w14="http://schemas.microsoft.com/office/word/2010/wordml" xmlns:w15="http://schemas.microsoft.com/office/word/2012/wordml" xmlns:w16cex="http://schemas.microsoft.com/office/word/2018/wordml/cex" xmlns:w16cid="http://schemas.microsoft.com/office/word/2016/wordml/cid" xmlns:w16="http://schemas.microsoft.com/office/word/2018/wordml" xmlns:w16du="http://schemas.microsoft.com/office/word/2023/wordml/word16du" xmlns:w16sdtdh="http://schemas.microsoft.com/office/word/2020/wordml/sdtdatahash" xmlns:w16se="http://schemas.microsoft.com/office/word/2015/wordml/symex" xmlns:sl="http://schemas.openxmlformats.org/schemaLibrary/2006/main" mc:Ignorable="w14 w15 w16se w16cid w16 w16cex w16sdtdh w16du">
+<w:settings xmlns:mc="http://schemas.openxmlformats.org/markup-compatibility/2006" xmlns:o="urn:schemas-microsoft-com:office:office" xmlns:r="http://schemas.openxmlformats.org/officeDocument/2006/relationships" xmlns:m="http://schemas.openxmlformats.org/officeDocument/2006/math" xmlns:v="urn:schemas-microsoft-com:vml" xmlns:w10="urn:schemas-microsoft-com:office:word" xmlns:w="http://schemas.openxmlformats.org/wordprocessingml/2006/main" xmlns:w14="http://schemas.microsoft.com/office/word/2010/wordml" xmlns:w15="http://schemas.microsoft.com/office/word/2012/wordml" xmlns:w16cid="http://schemas.microsoft.com/office/word/2016/wordml/cid" xmlns:w16se="http://schemas.microsoft.com/office/word/2015/wordml/symex" xmlns:sl="http://schemas.openxmlformats.org/schemaLibrary/2006/main" mc:Ignorable="w14 w15 w16se w16cid">
   <w:view w:val="normal"/>
   <w:defaultTabStop w:val="720"/>
   <w:characterSpacingControl w:val="doNotCompress"/>
@@ -12573,6 +12570,7 @@
   </w:compat>
   <w:rsids>
     <w:rsidRoot w:val="001B1BB0"/>
+    <w:rsid w:val="0002559E"/>
     <w:rsid w:val="000F3C26"/>
     <w:rsid w:val="001300FF"/>
     <w:rsid w:val="001B1BB0"/>
@@ -12612,7 +12610,7 @@
 </file>
 
 <file path=word/glossary/styles.xml><?xml version="1.0" encoding="utf-8"?>
-<w:styles xmlns:mc="http://schemas.openxmlformats.org/markup-compatibility/2006" xmlns:r="http://schemas.openxmlformats.org/officeDocument/2006/relationships" xmlns:w="http://schemas.openxmlformats.org/wordprocessingml/2006/main" xmlns:w14="http://schemas.microsoft.com/office/word/2010/wordml" xmlns:w15="http://schemas.microsoft.com/office/word/2012/wordml" xmlns:w16cex="http://schemas.microsoft.com/office/word/2018/wordml/cex" xmlns:w16cid="http://schemas.microsoft.com/office/word/2016/wordml/cid" xmlns:w16="http://schemas.microsoft.com/office/word/2018/wordml" xmlns:w16du="http://schemas.microsoft.com/office/word/2023/wordml/word16du" xmlns:w16sdtdh="http://schemas.microsoft.com/office/word/2020/wordml/sdtdatahash" xmlns:w16se="http://schemas.microsoft.com/office/word/2015/wordml/symex" mc:Ignorable="w14 w15 w16se w16cid w16 w16cex w16sdtdh w16du">
+<w:styles xmlns:mc="http://schemas.openxmlformats.org/markup-compatibility/2006" xmlns:r="http://schemas.openxmlformats.org/officeDocument/2006/relationships" xmlns:w="http://schemas.openxmlformats.org/wordprocessingml/2006/main" xmlns:w14="http://schemas.microsoft.com/office/word/2010/wordml" xmlns:w15="http://schemas.microsoft.com/office/word/2012/wordml" xmlns:w16cid="http://schemas.microsoft.com/office/word/2016/wordml/cid" xmlns:w16se="http://schemas.microsoft.com/office/word/2015/wordml/symex" mc:Ignorable="w14 w15 w16se w16cid">
   <w:docDefaults>
     <w:rPrDefault>
       <w:rPr>
@@ -12628,7 +12626,7 @@
       </w:pPr>
     </w:pPrDefault>
   </w:docDefaults>
-  <w:latentStyles w:defLockedState="0" w:defUIPriority="99" w:defSemiHidden="0" w:defUnhideWhenUsed="0" w:defQFormat="0" w:count="376">
+  <w:latentStyles w:defLockedState="0" w:defUIPriority="99" w:defSemiHidden="0" w:defUnhideWhenUsed="0" w:defQFormat="0" w:count="375">
     <w:lsdException w:name="Normal" w:uiPriority="0" w:qFormat="1"/>
     <w:lsdException w:name="heading 1" w:uiPriority="9" w:qFormat="1"/>
     <w:lsdException w:name="heading 2" w:semiHidden="1" w:uiPriority="9" w:unhideWhenUsed="1" w:qFormat="1"/>
@@ -13004,7 +13002,6 @@
     <w:lsdException w:name="Smart Hyperlink" w:semiHidden="1" w:unhideWhenUsed="1"/>
     <w:lsdException w:name="Hashtag" w:semiHidden="1" w:unhideWhenUsed="1"/>
     <w:lsdException w:name="Unresolved Mention" w:semiHidden="1" w:unhideWhenUsed="1"/>
-    <w:lsdException w:name="Smart Link" w:semiHidden="1" w:unhideWhenUsed="1"/>
   </w:latentStyles>
   <w:style w:type="paragraph" w:default="1" w:styleId="Normal">
     <w:name w:val="Normal"/>
@@ -13059,7 +13056,7 @@
 </file>
 
 <file path=word/glossary/webSettings.xml><?xml version="1.0" encoding="utf-8"?>
-<w:webSettings xmlns:mc="http://schemas.openxmlformats.org/markup-compatibility/2006" xmlns:r="http://schemas.openxmlformats.org/officeDocument/2006/relationships" xmlns:w="http://schemas.openxmlformats.org/wordprocessingml/2006/main" xmlns:w14="http://schemas.microsoft.com/office/word/2010/wordml" xmlns:w15="http://schemas.microsoft.com/office/word/2012/wordml" xmlns:w16cex="http://schemas.microsoft.com/office/word/2018/wordml/cex" xmlns:w16cid="http://schemas.microsoft.com/office/word/2016/wordml/cid" xmlns:w16="http://schemas.microsoft.com/office/word/2018/wordml" xmlns:w16du="http://schemas.microsoft.com/office/word/2023/wordml/word16du" xmlns:w16sdtdh="http://schemas.microsoft.com/office/word/2020/wordml/sdtdatahash" xmlns:w16se="http://schemas.microsoft.com/office/word/2015/wordml/symex" mc:Ignorable="w14 w15 w16se w16cid w16 w16cex w16sdtdh w16du">
+<w:webSettings xmlns:mc="http://schemas.openxmlformats.org/markup-compatibility/2006" xmlns:r="http://schemas.openxmlformats.org/officeDocument/2006/relationships" xmlns:w="http://schemas.openxmlformats.org/wordprocessingml/2006/main" xmlns:w14="http://schemas.microsoft.com/office/word/2010/wordml" xmlns:w15="http://schemas.microsoft.com/office/word/2012/wordml" xmlns:w16cid="http://schemas.microsoft.com/office/word/2016/wordml/cid" xmlns:w16se="http://schemas.microsoft.com/office/word/2015/wordml/symex" mc:Ignorable="w14 w15 w16se w16cid">
   <w:optimizeForBrowser/>
   <w:allowPNG/>
 </w:webSettings>
@@ -13361,21 +13358,6 @@
 </file>
 
 <file path=customXml/item1.xml><?xml version="1.0" encoding="utf-8"?>
-<p:properties xmlns:p="http://schemas.microsoft.com/office/2006/metadata/properties" xmlns:xsi="http://www.w3.org/2001/XMLSchema-instance" xmlns:pc="http://schemas.microsoft.com/office/infopath/2007/PartnerControls">
-  <documentManagement/>
-</p:properties>
-</file>
-
-<file path=customXml/item2.xml><?xml version="1.0" encoding="utf-8"?>
-<?mso-contentType ?>
-<FormTemplates xmlns="http://schemas.microsoft.com/sharepoint/v3/contenttype/forms">
-  <Display>DocumentLibraryForm</Display>
-  <Edit>DocumentLibraryForm</Edit>
-  <New>DocumentLibraryForm</New>
-</FormTemplates>
-</file>
-
-<file path=customXml/item3.xml><?xml version="1.0" encoding="utf-8"?>
 <ct:contentTypeSchema xmlns:ct="http://schemas.microsoft.com/office/2006/metadata/contentType" xmlns:ma="http://schemas.microsoft.com/office/2006/metadata/properties/metaAttributes" ct:_="" ma:_="" ma:contentTypeName="Document" ma:contentTypeID="0x01010021A59588BC0053418FC88F40861DA871" ma:contentTypeVersion="10" ma:contentTypeDescription="Create a new document." ma:contentTypeScope="" ma:versionID="3673c1cf7550c71788a22a838bb0d9c0">
   <xsd:schema xmlns:xsd="http://www.w3.org/2001/XMLSchema" xmlns:xs="http://www.w3.org/2001/XMLSchema" xmlns:p="http://schemas.microsoft.com/office/2006/metadata/properties" xmlns:ns2="22f4eba5-1bf1-421f-a001-fd7acca9760c" targetNamespace="http://schemas.microsoft.com/office/2006/metadata/properties" ma:root="true" ma:fieldsID="ac330b6bfa0f539d41f40e8181b11b47" ns2:_="">
     <xsd:import namespace="22f4eba5-1bf1-421f-a001-fd7acca9760c"/>
@@ -13559,24 +13541,22 @@
 </ct:contentTypeSchema>
 </file>
 
-<file path=customXml/itemProps1.xml><?xml version="1.0" encoding="utf-8"?>
-<ds:datastoreItem xmlns:ds="http://schemas.openxmlformats.org/officeDocument/2006/customXml" ds:itemID="{279A32A1-94B8-4C38-AF26-42DBFF0B0D86}">
-  <ds:schemaRefs>
-    <ds:schemaRef ds:uri="http://schemas.microsoft.com/office/2006/metadata/properties"/>
-    <ds:schemaRef ds:uri="http://schemas.microsoft.com/office/infopath/2007/PartnerControls"/>
-  </ds:schemaRefs>
-</ds:datastoreItem>
+<file path=customXml/item2.xml><?xml version="1.0" encoding="utf-8"?>
+<?mso-contentType ?>
+<FormTemplates xmlns="http://schemas.microsoft.com/sharepoint/v3/contenttype/forms">
+  <Display>DocumentLibraryForm</Display>
+  <Edit>DocumentLibraryForm</Edit>
+  <New>DocumentLibraryForm</New>
+</FormTemplates>
 </file>
 
-<file path=customXml/itemProps2.xml><?xml version="1.0" encoding="utf-8"?>
-<ds:datastoreItem xmlns:ds="http://schemas.openxmlformats.org/officeDocument/2006/customXml" ds:itemID="{56C44748-5791-4773-80AF-F953C3055353}">
-  <ds:schemaRefs>
-    <ds:schemaRef ds:uri="http://schemas.microsoft.com/sharepoint/v3/contenttype/forms"/>
-  </ds:schemaRefs>
-</ds:datastoreItem>
+<file path=customXml/item3.xml><?xml version="1.0" encoding="utf-8"?>
+<p:properties xmlns:p="http://schemas.microsoft.com/office/2006/metadata/properties" xmlns:xsi="http://www.w3.org/2001/XMLSchema-instance" xmlns:pc="http://schemas.microsoft.com/office/infopath/2007/PartnerControls">
+  <documentManagement/>
+</p:properties>
 </file>
 
-<file path=customXml/itemProps3.xml><?xml version="1.0" encoding="utf-8"?>
+<file path=customXml/itemProps1.xml><?xml version="1.0" encoding="utf-8"?>
 <ds:datastoreItem xmlns:ds="http://schemas.openxmlformats.org/officeDocument/2006/customXml" ds:itemID="{65E5B5D4-677A-455F-8552-96943537CE77}">
   <ds:schemaRefs>
     <ds:schemaRef ds:uri="http://schemas.microsoft.com/office/2006/metadata/contentType"/>
@@ -13592,4 +13572,21 @@
     <ds:schemaRef ds:uri="http://schemas.microsoft.com/internal/obd"/>
   </ds:schemaRefs>
 </ds:datastoreItem>
+</file>
+
+<file path=customXml/itemProps2.xml><?xml version="1.0" encoding="utf-8"?>
+<ds:datastoreItem xmlns:ds="http://schemas.openxmlformats.org/officeDocument/2006/customXml" ds:itemID="{56C44748-5791-4773-80AF-F953C3055353}">
+  <ds:schemaRefs>
+    <ds:schemaRef ds:uri="http://schemas.microsoft.com/sharepoint/v3/contenttype/forms"/>
+  </ds:schemaRefs>
+</ds:datastoreItem>
+</file>
+
+<file path=customXml/itemProps3.xml><?xml version="1.0" encoding="utf-8"?>
+<ds:datastoreItem xmlns:ds="http://schemas.openxmlformats.org/officeDocument/2006/customXml" ds:itemID="{279A32A1-94B8-4C38-AF26-42DBFF0B0D86}">
+  <ds:schemaRefs>
+    <ds:schemaRef ds:uri="http://schemas.microsoft.com/office/2006/metadata/properties"/>
+    <ds:schemaRef ds:uri="http://schemas.microsoft.com/office/infopath/2007/PartnerControls"/>
+  </ds:schemaRefs>
+</ds:datastoreItem>
 </file>
--- a/documentation.sample.docx
+++ b/documentation.sample.docx
@@ -368,7 +368,7 @@
               </wp:inline>
             </w:drawing>
           </mc:Choice>
-          <mc:Fallback xmlns:w16sdtdh="http://schemas.microsoft.com/office/word/2020/wordml/sdtdatahash" xmlns:w16du="http://schemas.microsoft.com/office/word/2023/wordml/word16du" xmlns:w16="http://schemas.microsoft.com/office/word/2018/wordml" xmlns:w16cex="http://schemas.microsoft.com/office/word/2018/wordml/cex" xmlns:oel="http://schemas.microsoft.com/office/2019/extlst">
+          <mc:Fallback xmlns:oel="http://schemas.microsoft.com/office/2019/extlst" xmlns:w16cex="http://schemas.microsoft.com/office/word/2018/wordml/cex" xmlns:w16="http://schemas.microsoft.com/office/word/2018/wordml" xmlns:w16du="http://schemas.microsoft.com/office/word/2023/wordml/word16du" xmlns:w16sdtdh="http://schemas.microsoft.com/office/word/2020/wordml/sdtdatahash">
             <w:pict>
               <v:group w14:anchorId="48E4EF1E" id="Group 5" o:spid="_x0000_s1026" style="width:68.5pt;height:110pt;mso-position-horizontal-relative:char;mso-position-vertical-relative:line" coordsize="6762,16097" o:gfxdata="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">
                 <v:line id="Straight Connector 2" o:spid="_x0000_s1027" style="position:absolute;visibility:visible;mso-wrap-style:square" from="3333,0" to="3333,16097" o:connectortype="straight" o:gfxdata="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" strokecolor="black [3200]" strokeweight="2.5pt">
@@ -872,16 +872,20 @@
               <w:rPr>
                 <w:rFonts w:cs="Times New Roman"/>
               </w:rPr>
-              <w:t xml:space="preserve">Prashant </w:t>
-            </w:r>
-            <w:proofErr w:type="spellStart"/>
+              <w:t>Prashant T</w:t>
+            </w:r>
             <w:r>
               <w:rPr>
                 <w:rFonts w:cs="Times New Roman"/>
               </w:rPr>
-              <w:t>Tirpathi</w:t>
-            </w:r>
-            <w:proofErr w:type="spellEnd"/>
+              <w:t>ri</w:t>
+            </w:r>
+            <w:r>
+              <w:rPr>
+                <w:rFonts w:cs="Times New Roman"/>
+              </w:rPr>
+              <w:t>pathi</w:t>
+            </w:r>
           </w:p>
         </w:tc>
         <w:tc>
@@ -964,8 +968,6 @@
               </w:rPr>
               <w:t>1111</w:t>
             </w:r>
-            <w:bookmarkStart w:id="3" w:name="_GoBack"/>
-            <w:bookmarkEnd w:id="3"/>
           </w:p>
         </w:tc>
       </w:tr>
@@ -1025,7 +1027,7 @@
           <w:noProof/>
           <w:szCs w:val="24"/>
         </w:rPr>
-        <w:t>06/05/2026</w:t>
+        <w:t>07/05/2026</w:t>
       </w:r>
       <w:r>
         <w:rPr>
@@ -1170,13 +1172,14 @@
         <w:jc w:val="both"/>
       </w:pPr>
       <w:r>
-        <w:t xml:space="preserve">Prashant </w:t>
-      </w:r>
-      <w:proofErr w:type="spellStart"/>
-      <w:r>
-        <w:t>Tirpathi</w:t>
-      </w:r>
-      <w:proofErr w:type="spellEnd"/>
+        <w:t>Prashant T</w:t>
+      </w:r>
+      <w:r>
+        <w:t>ri</w:t>
+      </w:r>
+      <w:r>
+        <w:t>pathi</w:t>
+      </w:r>
     </w:p>
     <w:p>
       <w:pPr>
@@ -1421,13 +1424,14 @@
         <w:jc w:val="both"/>
       </w:pPr>
       <w:r>
-        <w:t xml:space="preserve">Prashant </w:t>
-      </w:r>
-      <w:proofErr w:type="spellStart"/>
-      <w:r>
-        <w:t>Tirpathi</w:t>
-      </w:r>
-      <w:proofErr w:type="spellEnd"/>
+        <w:t>Prashant T</w:t>
+      </w:r>
+      <w:r>
+        <w:t>ri</w:t>
+      </w:r>
+      <w:r>
+        <w:t>pathi</w:t>
+      </w:r>
     </w:p>
     <w:p>
       <w:pPr>
@@ -1544,15 +1548,7 @@
         <w:t xml:space="preserve">” is done under my supervision by </w:t>
       </w:r>
       <w:r>
-        <w:t xml:space="preserve">Sushant </w:t>
-      </w:r>
-      <w:proofErr w:type="gramStart"/>
-      <w:r>
-        <w:t>Adhikari,  Miraj</w:t>
-      </w:r>
-      <w:proofErr w:type="gramEnd"/>
-      <w:r>
-        <w:t xml:space="preserve"> </w:t>
+        <w:t xml:space="preserve">Sushant Adhikari,  Miraj </w:t>
       </w:r>
       <w:proofErr w:type="spellStart"/>
       <w:r>
@@ -1560,15 +1556,15 @@
       </w:r>
       <w:proofErr w:type="spellEnd"/>
       <w:r>
-        <w:t xml:space="preserve">  &amp;  Prashant </w:t>
-      </w:r>
-      <w:proofErr w:type="spellStart"/>
-      <w:r>
-        <w:t>Tirpathi</w:t>
-      </w:r>
-      <w:proofErr w:type="spellEnd"/>
-      <w:r>
-        <w:t xml:space="preserve"> </w:t>
+        <w:t xml:space="preserve">  &amp;  Prashant T</w:t>
+      </w:r>
+      <w:r>
+        <w:t>ri</w:t>
+      </w:r>
+      <w:bookmarkStart w:id="3" w:name="_GoBack"/>
+      <w:bookmarkEnd w:id="3"/>
+      <w:r>
+        <w:t xml:space="preserve">pathi </w:t>
       </w:r>
       <w:r>
         <w:rPr>
@@ -6785,9 +6781,9 @@
               </wp:anchor>
             </w:drawing>
           </mc:Choice>
-          <mc:Fallback xmlns:w16sdtdh="http://schemas.microsoft.com/office/word/2020/wordml/sdtdatahash" xmlns:w16du="http://schemas.microsoft.com/office/word/2023/wordml/word16du" xmlns:w16="http://schemas.microsoft.com/office/word/2018/wordml" xmlns:w16cex="http://schemas.microsoft.com/office/word/2018/wordml/cex" xmlns:oel="http://schemas.microsoft.com/office/2019/extlst">
+          <mc:Fallback>
             <w:pict>
-              <v:group w14:anchorId="7B020EE0" id="Group 14" o:spid="_x0000_s1026" style="position:absolute;left:0;text-align:left;margin-left:21.75pt;margin-top:16.8pt;width:337.5pt;height:263.4pt;z-index:251660288;mso-width-relative:margin;mso-height-relative:margin" coordsize="45732,35693" o:gfxdata="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">
+              <v:group w14:anchorId="7B020EE0" id="Group 14" o:spid="_x0000_s1026" style="position:absolute;left:0;text-align:left;margin-left:21.75pt;margin-top:16.8pt;width:337.5pt;height:263.4pt;z-index:251660288;mso-width-relative:margin;mso-height-relative:margin" coordsize="45732,35693" o:gfxdata="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">
                 <v:shapetype id="_x0000_t202" coordsize="21600,21600" o:spt="202" path="m,l,21600r21600,l21600,xe">
                   <v:stroke joinstyle="miter"/>
                   <v:path gradientshapeok="t" o:connecttype="rect"/>
@@ -6809,7 +6805,7 @@
                             <w:lang w:val="en-US"/>
                           </w:rPr>
                         </w:pPr>
-                        <w:bookmarkStart w:id="4" w:name="_Toc56929757"/>
+                        <w:bookmarkStart w:id="5" w:name="_Toc56929757"/>
                         <w:r>
                           <w:rPr>
                             <w:rFonts w:cs="Times New Roman"/>
@@ -6895,7 +6891,7 @@
                           </w:rPr>
                           <w:t>: Software Testing Life Cycle</w:t>
                         </w:r>
-                        <w:bookmarkEnd w:id="4"/>
+                        <w:bookmarkEnd w:id="5"/>
                       </w:p>
                     </w:txbxContent>
                   </v:textbox>
@@ -7111,14 +7107,14 @@
           <w:lang w:val="en-US"/>
         </w:rPr>
       </w:pPr>
-      <w:bookmarkStart w:id="5" w:name="_Toc57274838"/>
+      <w:bookmarkStart w:id="6" w:name="_Toc57274838"/>
       <w:r>
         <w:rPr>
           <w:lang w:val="en-US"/>
         </w:rPr>
         <w:t>EXAMPLE OF A TEST CASE,</w:t>
       </w:r>
-      <w:bookmarkEnd w:id="5"/>
+      <w:bookmarkEnd w:id="6"/>
       <w:r>
         <w:rPr>
           <w:lang w:val="en-US"/>
@@ -7420,7 +7416,7 @@
                                 <w:lang w:val="en-US"/>
                               </w:rPr>
                             </w:pPr>
-                            <w:bookmarkStart w:id="6" w:name="_Toc56929758"/>
+                            <w:bookmarkStart w:id="7" w:name="_Toc56929758"/>
                             <w:r>
                               <w:rPr>
                                 <w:rFonts w:cs="Times New Roman"/>
@@ -7506,7 +7502,7 @@
                               </w:rPr>
                               <w:t>: Test Case using Matrix</w:t>
                             </w:r>
-                            <w:bookmarkEnd w:id="6"/>
+                            <w:bookmarkEnd w:id="7"/>
                           </w:p>
                         </w:txbxContent>
                       </wps:txbx>
@@ -7522,9 +7518,9 @@
               </wp:anchor>
             </w:drawing>
           </mc:Choice>
-          <mc:Fallback xmlns:w16sdtdh="http://schemas.microsoft.com/office/word/2020/wordml/sdtdatahash" xmlns:w16du="http://schemas.microsoft.com/office/word/2023/wordml/word16du" xmlns:w16="http://schemas.microsoft.com/office/word/2018/wordml" xmlns:w16cex="http://schemas.microsoft.com/office/word/2018/wordml/cex" xmlns:oel="http://schemas.microsoft.com/office/2019/extlst">
+          <mc:Fallback>
             <w:pict>
-              <v:shape w14:anchorId="52A503B0" id="Text Box 13" o:spid="_x0000_s1029" type="#_x0000_t202" style="position:absolute;left:0;text-align:left;margin-left:-3pt;margin-top:150.95pt;width:415.3pt;height:.05pt;z-index:251661312;visibility:visible;mso-wrap-style:square;mso-wrap-distance-left:9pt;mso-wrap-distance-top:0;mso-wrap-distance-right:9pt;mso-wrap-distance-bottom:0;mso-position-horizontal:absolute;mso-position-horizontal-relative:text;mso-position-vertical:absolute;mso-position-vertical-relative:text;v-text-anchor:top" o:gfxdata="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" stroked="f">
+              <v:shape w14:anchorId="52A503B0" id="Text Box 13" o:spid="_x0000_s1029" type="#_x0000_t202" style="position:absolute;left:0;text-align:left;margin-left:-3pt;margin-top:150.95pt;width:415.3pt;height:.05pt;z-index:251661312;visibility:visible;mso-wrap-style:square;mso-wrap-distance-left:9pt;mso-wrap-distance-top:0;mso-wrap-distance-right:9pt;mso-wrap-distance-bottom:0;mso-position-horizontal:absolute;mso-position-horizontal-relative:text;mso-position-vertical:absolute;mso-position-vertical-relative:text;v-text-anchor:top" o:gfxdata="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" stroked="f">
                 <v:textbox style="mso-fit-shape-to-text:t" inset="0,0,0,0">
                   <w:txbxContent>
                     <w:p>
@@ -7541,7 +7537,7 @@
                           <w:lang w:val="en-US"/>
                         </w:rPr>
                       </w:pPr>
-                      <w:bookmarkStart w:id="7" w:name="_Toc56929758"/>
+                      <w:bookmarkStart w:id="8" w:name="_Toc56929758"/>
                       <w:r>
                         <w:rPr>
                           <w:rFonts w:cs="Times New Roman"/>
@@ -7627,7 +7623,7 @@
                         </w:rPr>
                         <w:t>: Test Case using Matrix</w:t>
                       </w:r>
-                      <w:bookmarkEnd w:id="7"/>
+                      <w:bookmarkEnd w:id="8"/>
                     </w:p>
                   </w:txbxContent>
                 </v:textbox>
@@ -7655,11 +7651,11 @@
         <w:spacing w:line="360" w:lineRule="auto"/>
         <w:ind w:left="360"/>
       </w:pPr>
-      <w:bookmarkStart w:id="7" w:name="_Toc57274839"/>
+      <w:bookmarkStart w:id="9" w:name="_Toc57274839"/>
       <w:r>
         <w:t>A Test Matrix with Tested modules or Requirement Traceability Matrix</w:t>
       </w:r>
-      <w:bookmarkEnd w:id="7"/>
+      <w:bookmarkEnd w:id="9"/>
     </w:p>
     <w:p>
       <w:pPr>
@@ -12582,6 +12578,7 @@
     <w:rsid w:val="00632E6A"/>
     <w:rsid w:val="00743365"/>
     <w:rsid w:val="00A82396"/>
+    <w:rsid w:val="00BA4972"/>
     <w:rsid w:val="00C4473B"/>
     <w:rsid w:val="00C86294"/>
     <w:rsid w:val="00DD3B45"/>
@@ -13358,6 +13355,21 @@
 </file>
 
 <file path=customXml/item1.xml><?xml version="1.0" encoding="utf-8"?>
+<p:properties xmlns:p="http://schemas.microsoft.com/office/2006/metadata/properties" xmlns:xsi="http://www.w3.org/2001/XMLSchema-instance" xmlns:pc="http://schemas.microsoft.com/office/infopath/2007/PartnerControls">
+  <documentManagement/>
+</p:properties>
+</file>
+
+<file path=customXml/item2.xml><?xml version="1.0" encoding="utf-8"?>
+<?mso-contentType ?>
+<FormTemplates xmlns="http://schemas.microsoft.com/sharepoint/v3/contenttype/forms">
+  <Display>DocumentLibraryForm</Display>
+  <Edit>DocumentLibraryForm</Edit>
+  <New>DocumentLibraryForm</New>
+</FormTemplates>
+</file>
+
+<file path=customXml/item3.xml><?xml version="1.0" encoding="utf-8"?>
 <ct:contentTypeSchema xmlns:ct="http://schemas.microsoft.com/office/2006/metadata/contentType" xmlns:ma="http://schemas.microsoft.com/office/2006/metadata/properties/metaAttributes" ct:_="" ma:_="" ma:contentTypeName="Document" ma:contentTypeID="0x01010021A59588BC0053418FC88F40861DA871" ma:contentTypeVersion="10" ma:contentTypeDescription="Create a new document." ma:contentTypeScope="" ma:versionID="3673c1cf7550c71788a22a838bb0d9c0">
   <xsd:schema xmlns:xsd="http://www.w3.org/2001/XMLSchema" xmlns:xs="http://www.w3.org/2001/XMLSchema" xmlns:p="http://schemas.microsoft.com/office/2006/metadata/properties" xmlns:ns2="22f4eba5-1bf1-421f-a001-fd7acca9760c" targetNamespace="http://schemas.microsoft.com/office/2006/metadata/properties" ma:root="true" ma:fieldsID="ac330b6bfa0f539d41f40e8181b11b47" ns2:_="">
     <xsd:import namespace="22f4eba5-1bf1-421f-a001-fd7acca9760c"/>
@@ -13541,22 +13553,24 @@
 </ct:contentTypeSchema>
 </file>
 
-<file path=customXml/item2.xml><?xml version="1.0" encoding="utf-8"?>
-<?mso-contentType ?>
-<FormTemplates xmlns="http://schemas.microsoft.com/sharepoint/v3/contenttype/forms">
-  <Display>DocumentLibraryForm</Display>
-  <Edit>DocumentLibraryForm</Edit>
-  <New>DocumentLibraryForm</New>
-</FormTemplates>
+<file path=customXml/itemProps1.xml><?xml version="1.0" encoding="utf-8"?>
+<ds:datastoreItem xmlns:ds="http://schemas.openxmlformats.org/officeDocument/2006/customXml" ds:itemID="{279A32A1-94B8-4C38-AF26-42DBFF0B0D86}">
+  <ds:schemaRefs>
+    <ds:schemaRef ds:uri="http://schemas.microsoft.com/office/2006/metadata/properties"/>
+    <ds:schemaRef ds:uri="http://schemas.microsoft.com/office/infopath/2007/PartnerControls"/>
+  </ds:schemaRefs>
+</ds:datastoreItem>
 </file>
 
-<file path=customXml/item3.xml><?xml version="1.0" encoding="utf-8"?>
-<p:properties xmlns:p="http://schemas.microsoft.com/office/2006/metadata/properties" xmlns:xsi="http://www.w3.org/2001/XMLSchema-instance" xmlns:pc="http://schemas.microsoft.com/office/infopath/2007/PartnerControls">
-  <documentManagement/>
-</p:properties>
+<file path=customXml/itemProps2.xml><?xml version="1.0" encoding="utf-8"?>
+<ds:datastoreItem xmlns:ds="http://schemas.openxmlformats.org/officeDocument/2006/customXml" ds:itemID="{56C44748-5791-4773-80AF-F953C3055353}">
+  <ds:schemaRefs>
+    <ds:schemaRef ds:uri="http://schemas.microsoft.com/sharepoint/v3/contenttype/forms"/>
+  </ds:schemaRefs>
+</ds:datastoreItem>
 </file>
 
-<file path=customXml/itemProps1.xml><?xml version="1.0" encoding="utf-8"?>
+<file path=customXml/itemProps3.xml><?xml version="1.0" encoding="utf-8"?>
 <ds:datastoreItem xmlns:ds="http://schemas.openxmlformats.org/officeDocument/2006/customXml" ds:itemID="{65E5B5D4-677A-455F-8552-96943537CE77}">
   <ds:schemaRefs>
     <ds:schemaRef ds:uri="http://schemas.microsoft.com/office/2006/metadata/contentType"/>
@@ -13572,21 +13586,4 @@
     <ds:schemaRef ds:uri="http://schemas.microsoft.com/internal/obd"/>
   </ds:schemaRefs>
 </ds:datastoreItem>
-</file>
-
-<file path=customXml/itemProps2.xml><?xml version="1.0" encoding="utf-8"?>
-<ds:datastoreItem xmlns:ds="http://schemas.openxmlformats.org/officeDocument/2006/customXml" ds:itemID="{56C44748-5791-4773-80AF-F953C3055353}">
-  <ds:schemaRefs>
-    <ds:schemaRef ds:uri="http://schemas.microsoft.com/sharepoint/v3/contenttype/forms"/>
-  </ds:schemaRefs>
-</ds:datastoreItem>
-</file>
-
-<file path=customXml/itemProps3.xml><?xml version="1.0" encoding="utf-8"?>
-<ds:datastoreItem xmlns:ds="http://schemas.openxmlformats.org/officeDocument/2006/customXml" ds:itemID="{279A32A1-94B8-4C38-AF26-42DBFF0B0D86}">
-  <ds:schemaRefs>
-    <ds:schemaRef ds:uri="http://schemas.microsoft.com/office/2006/metadata/properties"/>
-    <ds:schemaRef ds:uri="http://schemas.microsoft.com/office/infopath/2007/PartnerControls"/>
-  </ds:schemaRefs>
-</ds:datastoreItem>
 </file>
--- a/documentation.sample.docx
+++ b/documentation.sample.docx
@@ -212,7 +212,6 @@
           <w:placeholder>
             <w:docPart w:val="272C1A22B7244BE3AEDB1C3778ACA723"/>
           </w:placeholder>
-          <w:showingPlcHdr/>
           <w:dataBinding w:prefixMappings="xmlns:ns0='http://purl.org/dc/elements/1.1/' xmlns:ns1='http://schemas.openxmlformats.org/package/2006/metadata/core-properties' " w:xpath="/ns1:coreProperties[1]/ns0:title[1]" w:storeItemID="{6C3C8BC8-F283-45AE-878A-BAB7291924A1}"/>
           <w:text/>
         </w:sdtPr>
@@ -220,9 +219,12 @@
         <w:sdtContent>
           <w:r>
             <w:rPr>
-              <w:rStyle w:val="PlaceholderText"/>
+              <w:b/>
+              <w:bCs/>
+              <w:sz w:val="28"/>
+              <w:szCs w:val="28"/>
             </w:rPr>
-            <w:t>[Title]</w:t>
+            <w:t>Quiz Game</w:t>
           </w:r>
         </w:sdtContent>
       </w:sdt>
@@ -368,7 +370,7 @@
               </wp:inline>
             </w:drawing>
           </mc:Choice>
-          <mc:Fallback xmlns:oel="http://schemas.microsoft.com/office/2019/extlst" xmlns:w16cex="http://schemas.microsoft.com/office/word/2018/wordml/cex" xmlns:w16="http://schemas.microsoft.com/office/word/2018/wordml" xmlns:w16du="http://schemas.microsoft.com/office/word/2023/wordml/word16du" xmlns:w16sdtdh="http://schemas.microsoft.com/office/word/2020/wordml/sdtdatahash">
+          <mc:Fallback xmlns:w16sdtdh="http://schemas.microsoft.com/office/word/2020/wordml/sdtdatahash" xmlns:w16du="http://schemas.microsoft.com/office/word/2023/wordml/word16du" xmlns:w16="http://schemas.microsoft.com/office/word/2018/wordml" xmlns:w16cex="http://schemas.microsoft.com/office/word/2018/wordml/cex" xmlns:oel="http://schemas.microsoft.com/office/2019/extlst">
             <w:pict>
               <v:group w14:anchorId="48E4EF1E" id="Group 5" o:spid="_x0000_s1026" style="width:68.5pt;height:110pt;mso-position-horizontal-relative:char;mso-position-vertical-relative:line" coordsize="6762,16097" o:gfxdata="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">
                 <v:line id="Straight Connector 2" o:spid="_x0000_s1027" style="position:absolute;visibility:visible;mso-wrap-style:square" from="3333,0" to="3333,16097" o:connectortype="straight" o:gfxdata="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" strokecolor="black [3200]" strokeweight="2.5pt">
@@ -730,13 +732,13 @@
               <w:rPr>
                 <w:rFonts w:cs="Times New Roman"/>
               </w:rPr>
-              <w:t>2019-00-00-</w:t>
+              <w:t>2025-1-53-03</w:t>
             </w:r>
             <w:r>
               <w:rPr>
                 <w:rFonts w:cs="Times New Roman"/>
               </w:rPr>
-              <w:t>1111</w:t>
+              <w:t>50</w:t>
             </w:r>
           </w:p>
         </w:tc>
@@ -840,13 +842,13 @@
               <w:rPr>
                 <w:rFonts w:cs="Times New Roman"/>
               </w:rPr>
-              <w:t>2019-00-00-</w:t>
+              <w:t>20</w:t>
             </w:r>
             <w:r>
               <w:rPr>
                 <w:rFonts w:cs="Times New Roman"/>
               </w:rPr>
-              <w:t>1111</w:t>
+              <w:t>25-1-53-0333</w:t>
             </w:r>
           </w:p>
         </w:tc>
@@ -960,13 +962,13 @@
               <w:rPr>
                 <w:rFonts w:cs="Times New Roman"/>
               </w:rPr>
-              <w:t>2019-00-00-</w:t>
+              <w:t>20</w:t>
             </w:r>
             <w:r>
               <w:rPr>
                 <w:rFonts w:cs="Times New Roman"/>
               </w:rPr>
-              <w:t>1111</w:t>
+              <w:t>25-1-53-0340</w:t>
             </w:r>
           </w:p>
         </w:tc>
@@ -1027,7 +1029,7 @@
           <w:noProof/>
           <w:szCs w:val="24"/>
         </w:rPr>
-        <w:t>07/05/2026</w:t>
+        <w:t>12/05/2026</w:t>
       </w:r>
       <w:r>
         <w:rPr>
@@ -1561,94 +1563,94 @@
       <w:r>
         <w:t>ri</w:t>
       </w:r>
+      <w:r>
+        <w:t xml:space="preserve">pathi </w:t>
+      </w:r>
+      <w:r>
+        <w:rPr>
+          <w:rFonts w:cs="Times New Roman"/>
+          <w:szCs w:val="24"/>
+        </w:rPr>
+        <w:t xml:space="preserve">during their </w:t>
+      </w:r>
+      <w:r>
+        <w:rPr>
+          <w:rFonts w:cs="Times New Roman"/>
+          <w:szCs w:val="24"/>
+        </w:rPr>
+        <w:t>2nd</w:t>
+      </w:r>
+      <w:r>
+        <w:rPr>
+          <w:rFonts w:cs="Times New Roman"/>
+          <w:b/>
+          <w:szCs w:val="24"/>
+        </w:rPr>
+        <w:t xml:space="preserve"> </w:t>
+      </w:r>
+      <w:r>
+        <w:rPr>
+          <w:rFonts w:cs="Times New Roman"/>
+          <w:szCs w:val="24"/>
+        </w:rPr>
+        <w:t xml:space="preserve">Semester in partial </w:t>
+      </w:r>
+      <w:r>
+        <w:rPr>
+          <w:rFonts w:cs="Times New Roman"/>
+          <w:szCs w:val="24"/>
+        </w:rPr>
+        <w:t>fulfilment</w:t>
+      </w:r>
+      <w:r>
+        <w:rPr>
+          <w:rFonts w:cs="Times New Roman"/>
+          <w:szCs w:val="24"/>
+        </w:rPr>
+        <w:t xml:space="preserve"> of the requirements for the degree of </w:t>
+      </w:r>
+      <w:r>
+        <w:rPr>
+          <w:rFonts w:cs="Times New Roman"/>
+          <w:b/>
+          <w:szCs w:val="24"/>
+        </w:rPr>
+        <w:t>Bachelor of Computer Application</w:t>
+      </w:r>
+      <w:r>
+        <w:rPr>
+          <w:rFonts w:cs="Times New Roman"/>
+          <w:szCs w:val="24"/>
+        </w:rPr>
+        <w:t xml:space="preserve"> under </w:t>
+      </w:r>
+      <w:r>
+        <w:rPr>
+          <w:rFonts w:cs="Times New Roman"/>
+          <w:b/>
+          <w:szCs w:val="24"/>
+        </w:rPr>
+        <w:t>Pokhara University</w:t>
+      </w:r>
+      <w:r>
+        <w:rPr>
+          <w:rFonts w:cs="Times New Roman"/>
+          <w:szCs w:val="24"/>
+        </w:rPr>
+        <w:t xml:space="preserve"> is completed to my satisfaction and be processed for final evaluation.</w:t>
+      </w:r>
+    </w:p>
+    <w:p>
+      <w:pPr>
+        <w:spacing w:after="0" w:line="360" w:lineRule="auto"/>
+        <w:jc w:val="both"/>
+        <w:rPr>
+          <w:rFonts w:cs="Times New Roman"/>
+          <w:szCs w:val="24"/>
+        </w:rPr>
+      </w:pPr>
       <w:bookmarkStart w:id="3" w:name="_GoBack"/>
       <w:bookmarkEnd w:id="3"/>
-      <w:r>
-        <w:t xml:space="preserve">pathi </w:t>
-      </w:r>
-      <w:r>
-        <w:rPr>
-          <w:rFonts w:cs="Times New Roman"/>
-          <w:szCs w:val="24"/>
-        </w:rPr>
-        <w:t xml:space="preserve">during their </w:t>
-      </w:r>
-      <w:r>
-        <w:rPr>
-          <w:rFonts w:cs="Times New Roman"/>
-          <w:szCs w:val="24"/>
-        </w:rPr>
-        <w:t>2nd</w:t>
-      </w:r>
-      <w:r>
-        <w:rPr>
-          <w:rFonts w:cs="Times New Roman"/>
-          <w:b/>
-          <w:szCs w:val="24"/>
-        </w:rPr>
-        <w:t xml:space="preserve"> </w:t>
-      </w:r>
-      <w:r>
-        <w:rPr>
-          <w:rFonts w:cs="Times New Roman"/>
-          <w:szCs w:val="24"/>
-        </w:rPr>
-        <w:t xml:space="preserve">Semester in partial </w:t>
-      </w:r>
-      <w:r>
-        <w:rPr>
-          <w:rFonts w:cs="Times New Roman"/>
-          <w:szCs w:val="24"/>
-        </w:rPr>
-        <w:t>fulfilment</w:t>
-      </w:r>
-      <w:r>
-        <w:rPr>
-          <w:rFonts w:cs="Times New Roman"/>
-          <w:szCs w:val="24"/>
-        </w:rPr>
-        <w:t xml:space="preserve"> of the requirements for the degree of </w:t>
-      </w:r>
-      <w:r>
-        <w:rPr>
-          <w:rFonts w:cs="Times New Roman"/>
-          <w:b/>
-          <w:szCs w:val="24"/>
-        </w:rPr>
-        <w:t>Bachelor of Computer Application</w:t>
-      </w:r>
-      <w:r>
-        <w:rPr>
-          <w:rFonts w:cs="Times New Roman"/>
-          <w:szCs w:val="24"/>
-        </w:rPr>
-        <w:t xml:space="preserve"> under </w:t>
-      </w:r>
-      <w:r>
-        <w:rPr>
-          <w:rFonts w:cs="Times New Roman"/>
-          <w:b/>
-          <w:szCs w:val="24"/>
-        </w:rPr>
-        <w:t>Pokhara University</w:t>
-      </w:r>
-      <w:r>
-        <w:rPr>
-          <w:rFonts w:cs="Times New Roman"/>
-          <w:szCs w:val="24"/>
-        </w:rPr>
-        <w:t xml:space="preserve"> is completed to my satisfaction and be processed for final evaluation.</w:t>
-      </w:r>
-    </w:p>
-    <w:p>
-      <w:pPr>
-        <w:spacing w:after="0" w:line="360" w:lineRule="auto"/>
-        <w:jc w:val="both"/>
-        <w:rPr>
-          <w:rFonts w:cs="Times New Roman"/>
-          <w:szCs w:val="24"/>
-        </w:rPr>
-      </w:pPr>
     </w:p>
     <w:p>
       <w:pPr>
@@ -3955,25 +3957,204 @@
         <w:jc w:val="both"/>
       </w:pPr>
       <w:r>
-        <w:t>Movie Ticket Management System is a system process whereby customers can directly purchase or bo</w:t>
-      </w:r>
-      <w:r>
-        <w:t>ok the ticket which helps to kee</w:t>
-      </w:r>
-      <w:r>
-        <w:t>p the record</w:t>
-      </w:r>
-      <w:r>
-        <w:t>s and store the customer’s details</w:t>
-      </w:r>
+        <w:t xml:space="preserve">Quiz game </w:t>
+      </w:r>
+      <w:r>
+        <w:t>System is a</w:t>
+      </w:r>
+      <w:r>
+        <w:t>n interactive application designed to prove a platform where user can directly participate in knowledge-based challenge and</w:t>
+      </w:r>
+      <w:r>
+        <w:t xml:space="preserve"> store their performance records.</w:t>
+      </w:r>
+      <w:r>
+        <w:t xml:space="preserve"> </w:t>
+      </w:r>
+      <w:r>
+        <w:t>The main purpose of this project is to provide a customer with an alternative and convenient manner to buy movie tickets as per their needs. In the existing system there are several drawbacks. So, to sort out all the existing problems this project was chosen because it provides customer</w:t>
+      </w:r>
+      <w:r>
+        <w:t xml:space="preserve"> with an alternative and convenient manner to buy movie tickets as per their needs. This system helps to generate the </w:t>
+      </w:r>
+      <w:r>
+        <w:t>quiz</w:t>
+      </w:r>
+      <w:r>
+        <w:t xml:space="preserve"> records to add and update</w:t>
+      </w:r>
+      <w:r>
+        <w:t xml:space="preserve"> them instantly. A p</w:t>
+      </w:r>
+      <w:r>
+        <w:t>aper</w:t>
+      </w:r>
+      <w:r>
+        <w:t>-</w:t>
+      </w:r>
+      <w:r>
+        <w:t>based or traditional</w:t>
+      </w:r>
+      <w:r>
+        <w:t xml:space="preserve"> quiz </w:t>
+      </w:r>
+      <w:r>
+        <w:t>system will be changed into computerized system which will be more helpful and reliable.</w:t>
+      </w:r>
+    </w:p>
+    <w:p>
+      <w:pPr>
+        <w:spacing w:after="0" w:line="360" w:lineRule="auto"/>
+        <w:jc w:val="both"/>
+      </w:pPr>
+    </w:p>
+    <w:p>
+      <w:pPr>
+        <w:spacing w:after="0" w:line="360" w:lineRule="auto"/>
+        <w:jc w:val="both"/>
+      </w:pPr>
+      <w:r>
+        <w:t xml:space="preserve">This system helps to minimize the number of </w:t>
+      </w:r>
+      <w:r>
+        <w:t>manual moderators required and to increase the efficiency of the overall evaluation process</w:t>
+      </w:r>
+      <w:r>
+        <w:t xml:space="preserve">. Currently, </w:t>
+      </w:r>
+      <w:r>
+        <w:t xml:space="preserve">a moderator cannot handle multiple participants or calculate scores at </w:t>
+      </w:r>
+      <w:r>
+        <w:t>the same time if he/she is working manually.</w:t>
+      </w:r>
+      <w:r>
+        <w:t xml:space="preserve"> </w:t>
+      </w:r>
+      <w:r>
+        <w:t>Hence, in order to reduce this proble</w:t>
+      </w:r>
+      <w:r>
+        <w:t>m a system is to be developed or</w:t>
+      </w:r>
+      <w:r>
+        <w:t xml:space="preserve"> required as per the today’s world scenario. So, for that we developed the system called </w:t>
+      </w:r>
+      <w:r>
+        <w:t>Quiz Game</w:t>
+      </w:r>
+      <w:r>
+        <w:t xml:space="preserve"> System.</w:t>
+      </w:r>
+      <w:r>
+        <w:rPr>
+          <w:rFonts w:cs="Times New Roman"/>
+          <w:szCs w:val="24"/>
+        </w:rPr>
+        <w:t xml:space="preserve"> </w:t>
+      </w:r>
+    </w:p>
+    <w:p>
+      <w:pPr>
+        <w:spacing w:after="0" w:line="360" w:lineRule="auto"/>
+        <w:jc w:val="both"/>
+      </w:pPr>
+    </w:p>
+    <w:p>
+      <w:pPr>
+        <w:spacing w:after="0" w:line="360" w:lineRule="auto"/>
+        <w:jc w:val="both"/>
+      </w:pPr>
+      <w:r>
+        <w:t>For our project, we divided work between us from the beginning. Documentation and coding</w:t>
+      </w:r>
+      <w:r>
+        <w:t xml:space="preserve"> </w:t>
+      </w:r>
+      <w:proofErr w:type="gramStart"/>
+      <w:r>
+        <w:t>was</w:t>
+      </w:r>
+      <w:proofErr w:type="gramEnd"/>
+      <w:r>
+        <w:t xml:space="preserve"> </w:t>
+      </w:r>
+      <w:r>
+        <w:t>divided between all of us. Mainly, G</w:t>
+      </w:r>
+      <w:r>
+        <w:t>antt chart was sketched and</w:t>
+      </w:r>
+      <w:r>
+        <w:t xml:space="preserve"> requirement traceability matrix</w:t>
+      </w:r>
+      <w:r>
+        <w:t xml:space="preserve"> </w:t>
+      </w:r>
+      <w:r>
+        <w:t xml:space="preserve">was done by </w:t>
+      </w:r>
+      <w:r>
+        <w:t xml:space="preserve">Miraj </w:t>
+      </w:r>
+      <w:proofErr w:type="spellStart"/>
+      <w:r>
+        <w:t>Puri</w:t>
+      </w:r>
+      <w:proofErr w:type="spellEnd"/>
       <w:r>
         <w:t xml:space="preserve">. </w:t>
       </w:r>
       <w:r>
-        <w:t>The main purpose of this project is to provide a customer with an alternative and convenient manner to buy movie tickets as per their needs. In the existing system there are several drawbacks. So, to sort out all the existing problems this project was chosen because it provides customer</w:t>
-      </w:r>
-      <w:r>
-        <w:t xml:space="preserve"> with an alternative and convenient manner to buy movie tickets as per their needs. This system helps to generate the movie records to add and update it. Paper based or traditional system will be changed into computerized system which will be more helpful and reliable.</w:t>
+        <w:t>Similarly, flowchart was graphically designed</w:t>
+      </w:r>
+      <w:r>
+        <w:t xml:space="preserve"> </w:t>
+      </w:r>
+      <w:r>
+        <w:t xml:space="preserve">by </w:t>
+      </w:r>
+      <w:r>
+        <w:t xml:space="preserve">Sushant </w:t>
+      </w:r>
+      <w:proofErr w:type="spellStart"/>
+      <w:proofErr w:type="gramStart"/>
+      <w:r>
+        <w:t>Ad</w:t>
+      </w:r>
+      <w:r>
+        <w:t>hi</w:t>
+      </w:r>
+      <w:r>
+        <w:t>kar</w:t>
+      </w:r>
+      <w:r>
+        <w:t xml:space="preserve">i </w:t>
+      </w:r>
+      <w:proofErr w:type="spellEnd"/>
+      <w:r>
+        <w:t>.</w:t>
+      </w:r>
+      <w:proofErr w:type="gramEnd"/>
+      <w:r>
+        <w:t xml:space="preserve"> S designed DFD</w:t>
+      </w:r>
+      <w:r>
+        <w:t>. Research about project related information and testing platform and was handled by Arpan Pokhrel</w:t>
+      </w:r>
+      <w:r>
+        <w:t>.</w:t>
+      </w:r>
+      <w:r>
+        <w:t xml:space="preserve"> However, each member contributed to the coding and testing of each module and provided their valuable inputs to improve the system.</w:t>
+      </w:r>
+      <w:r>
+        <w:rPr>
+          <w:rFonts w:cs="Times New Roman"/>
+          <w:sz w:val="28"/>
+          <w:szCs w:val="28"/>
+        </w:rPr>
+        <w:t xml:space="preserve"> </w:t>
       </w:r>
     </w:p>
     <w:p>
@@ -3988,13 +4169,72 @@
         <w:jc w:val="both"/>
       </w:pPr>
       <w:r>
-        <w:t>This system helps to minimize the number of staffs at the ticket counter and to increase the profit of organization. Currently, Ticket seller cannot handle all the customers at the same time if he/she is working manually. Hence, in order to reduce this proble</w:t>
-      </w:r>
-      <w:r>
-        <w:t>m a system is to be developed or</w:t>
-      </w:r>
-      <w:r>
-        <w:t xml:space="preserve"> required as per the today’s world scenario. So, for that we developed the system called Movie Ticket Management System.</w:t>
+        <w:t>While doing research we knew that there were many difficulti</w:t>
+      </w:r>
+      <w:r>
+        <w:t xml:space="preserve">es regarding collection of </w:t>
+      </w:r>
+      <w:r>
+        <w:t xml:space="preserve">question </w:t>
+      </w:r>
+      <w:r>
+        <w:t>data</w:t>
+      </w:r>
+      <w:r>
+        <w:t>, multiple</w:t>
+      </w:r>
+      <w:r>
+        <w:t xml:space="preserve"> user session</w:t>
+      </w:r>
+      <w:r>
+        <w:t>, data</w:t>
+      </w:r>
+      <w:r>
+        <w:t xml:space="preserve"> was </w:t>
+      </w:r>
+      <w:r>
+        <w:t>inaccurate,</w:t>
+      </w:r>
+      <w:r>
+        <w:t xml:space="preserve"> and </w:t>
+      </w:r>
+      <w:r>
+        <w:t>adaptation</w:t>
+      </w:r>
+      <w:r>
+        <w:t xml:space="preserve"> in system according to </w:t>
+      </w:r>
+      <w:r>
+        <w:t xml:space="preserve">different </w:t>
+      </w:r>
+      <w:r>
+        <w:t>difficult</w:t>
+      </w:r>
+      <w:r>
+        <w:t>y level was difficult</w:t>
+      </w:r>
+      <w:r>
+        <w:t xml:space="preserve"> while </w:t>
+      </w:r>
+      <w:r>
+        <w:t xml:space="preserve">changing. By keeping </w:t>
+      </w:r>
+      <w:r>
+        <w:t xml:space="preserve">we </w:t>
+      </w:r>
+      <w:r>
+        <w:t xml:space="preserve">difficulties </w:t>
+      </w:r>
+      <w:proofErr w:type="gramStart"/>
+      <w:r>
+        <w:t>this</w:t>
+      </w:r>
+      <w:r>
+        <w:t xml:space="preserve">  system</w:t>
+      </w:r>
+      <w:proofErr w:type="gramEnd"/>
+      <w:r>
+        <w:t xml:space="preserve"> and we were successful to minimize these difficulties using C.</w:t>
       </w:r>
     </w:p>
     <w:p>
@@ -4009,145 +4249,69 @@
         <w:jc w:val="both"/>
       </w:pPr>
       <w:r>
-        <w:t xml:space="preserve">For our project, we divided work between us from the beginning. Documentation and coding </w:t>
+        <w:t>Going digitally is one of the great idea</w:t>
+      </w:r>
+      <w:r>
+        <w:t xml:space="preserve">s </w:t>
+      </w:r>
+      <w:r>
+        <w:t xml:space="preserve">in this time period because each and every thing has been digitalized and many of the work pressures will be overcome, work will be </w:t>
+      </w:r>
+      <w:r>
+        <w:lastRenderedPageBreak/>
+        <w:t xml:space="preserve">much faster and we will be able to find each and every thing in much more efficient way. We will be able to deliver a better experience for our </w:t>
+      </w:r>
+      <w:r>
+        <w:t>user</w:t>
+      </w:r>
+      <w:r>
+        <w:t>.</w:t>
+      </w:r>
+      <w:r>
+        <w:t xml:space="preserve"> </w:t>
+      </w:r>
+      <w:proofErr w:type="spellStart"/>
+      <w:r>
+        <w:t>Analyzing</w:t>
+      </w:r>
+      <w:proofErr w:type="spellEnd"/>
+      <w:r>
+        <w:t xml:space="preserve"> of data wi</w:t>
+      </w:r>
+      <w:r>
+        <w:t xml:space="preserve">ll be much </w:t>
       </w:r>
       <w:proofErr w:type="gramStart"/>
       <w:r>
-        <w:t>was</w:t>
+        <w:t>more easier</w:t>
       </w:r>
       <w:proofErr w:type="gramEnd"/>
       <w:r>
-        <w:t xml:space="preserve"> divided between all of us. Mainly, G</w:t>
-      </w:r>
-      <w:r>
-        <w:t>antt chart was sketched and</w:t>
-      </w:r>
-      <w:r>
-        <w:t xml:space="preserve"> requirement traceability matrix</w:t>
-      </w:r>
-      <w:r>
-        <w:t xml:space="preserve"> </w:t>
-      </w:r>
-      <w:r>
-        <w:t>was done by Roshan Bhattarai. Similarly, flowchart was graphically designed</w:t>
-      </w:r>
-      <w:r>
-        <w:t xml:space="preserve"> </w:t>
-      </w:r>
-      <w:r>
-        <w:t xml:space="preserve">by </w:t>
-      </w:r>
-      <w:r>
-        <w:t>Suman Devkota. Sushmita Gurung designed DFD</w:t>
-      </w:r>
-      <w:r>
-        <w:t>. Research about project related information and testing platform and was handled by Arpan Pokhrel</w:t>
+        <w:t>, so going digitally is best method.</w:t>
+      </w:r>
+    </w:p>
+    <w:p>
+      <w:pPr>
+        <w:spacing w:after="0" w:line="360" w:lineRule="auto"/>
+        <w:jc w:val="both"/>
+      </w:pPr>
+    </w:p>
+    <w:p>
+      <w:pPr>
+        <w:spacing w:after="0" w:line="360" w:lineRule="auto"/>
+        <w:jc w:val="both"/>
+      </w:pPr>
+      <w:r>
+        <w:t xml:space="preserve">Existing system are manual so it is low and also there is high chance of data damage due to external cause, finding of customers details in need was more time consuming. For this environment we developed </w:t>
+      </w:r>
+      <w:r>
+        <w:t xml:space="preserve">Quiz Game </w:t>
+      </w:r>
+      <w:r>
+        <w:t>System</w:t>
       </w:r>
       <w:r>
         <w:t>.</w:t>
-      </w:r>
-      <w:r>
-        <w:t xml:space="preserve"> However, each member contributed to the coding and testing of each module and provided their valuable inputs to improve the system.</w:t>
-      </w:r>
-    </w:p>
-    <w:p>
-      <w:pPr>
-        <w:spacing w:after="0" w:line="360" w:lineRule="auto"/>
-        <w:jc w:val="both"/>
-      </w:pPr>
-    </w:p>
-    <w:p>
-      <w:pPr>
-        <w:spacing w:after="0" w:line="360" w:lineRule="auto"/>
-        <w:jc w:val="both"/>
-      </w:pPr>
-      <w:r>
-        <w:t>While doing research we knew that there were many difficulti</w:t>
-      </w:r>
-      <w:r>
-        <w:t>es regarding collection of data</w:t>
-      </w:r>
-      <w:r>
-        <w:t xml:space="preserve">, multiple seat </w:t>
-      </w:r>
-      <w:r>
-        <w:t>booking, data</w:t>
-      </w:r>
-      <w:r>
-        <w:t xml:space="preserve"> was </w:t>
-      </w:r>
-      <w:r>
-        <w:t>inaccurate, adaptation</w:t>
-      </w:r>
-      <w:r>
-        <w:t xml:space="preserve"> in system according to government policy was </w:t>
-      </w:r>
-      <w:r>
-        <w:t xml:space="preserve">difficult while </w:t>
-      </w:r>
-      <w:r>
-        <w:t xml:space="preserve">changing. By keeping these </w:t>
-      </w:r>
-      <w:proofErr w:type="gramStart"/>
-      <w:r>
-        <w:t>difficulties</w:t>
-      </w:r>
-      <w:proofErr w:type="gramEnd"/>
-      <w:r>
-        <w:t xml:space="preserve"> we made this system and we were successful to minimize these difficulties using C++.</w:t>
-      </w:r>
-    </w:p>
-    <w:p>
-      <w:pPr>
-        <w:spacing w:after="0" w:line="360" w:lineRule="auto"/>
-        <w:jc w:val="both"/>
-      </w:pPr>
-    </w:p>
-    <w:p>
-      <w:pPr>
-        <w:spacing w:after="0" w:line="360" w:lineRule="auto"/>
-        <w:jc w:val="both"/>
-      </w:pPr>
-      <w:r>
-        <w:t xml:space="preserve">Going digitally is one of the great </w:t>
-      </w:r>
-      <w:proofErr w:type="gramStart"/>
-      <w:r>
-        <w:t>idea</w:t>
-      </w:r>
-      <w:proofErr w:type="gramEnd"/>
-      <w:r>
-        <w:t xml:space="preserve"> in this time period because each and every thing has been digitalized and many of the work pressures will be overcome, work will be much faster and we will be able to find each and every thing in much more efficient </w:t>
-      </w:r>
-      <w:r>
-        <w:lastRenderedPageBreak/>
-        <w:t xml:space="preserve">way. We will be able to deliver a better experience for our </w:t>
-      </w:r>
-      <w:proofErr w:type="gramStart"/>
-      <w:r>
-        <w:t>customers.Analyzing</w:t>
-      </w:r>
-      <w:proofErr w:type="gramEnd"/>
-      <w:r>
-        <w:t xml:space="preserve"> of data wi</w:t>
-      </w:r>
-      <w:r>
-        <w:t>ll be much more easier, so going digitally is best method.</w:t>
-      </w:r>
-    </w:p>
-    <w:p>
-      <w:pPr>
-        <w:spacing w:after="0" w:line="360" w:lineRule="auto"/>
-        <w:jc w:val="both"/>
-      </w:pPr>
-    </w:p>
-    <w:p>
-      <w:pPr>
-        <w:spacing w:after="0" w:line="360" w:lineRule="auto"/>
-        <w:jc w:val="both"/>
-      </w:pPr>
-      <w:r>
-        <w:t>Existing system are manual so it is low and also there is high chance of data damage due to external cause, finding of customers details in need was more time consuming. For this environment we developed Movie Ticket Management System</w:t>
       </w:r>
     </w:p>
     <w:p>
@@ -4207,156 +4371,75 @@
     </w:p>
     <w:p>
       <w:pPr>
-        <w:spacing w:line="360" w:lineRule="auto"/>
-        <w:jc w:val="both"/>
-        <w:rPr>
-          <w:color w:val="000000" w:themeColor="text1"/>
-        </w:rPr>
-      </w:pPr>
-      <w:r>
-        <w:t xml:space="preserve">There were many difficulties as this was our first </w:t>
-      </w:r>
-      <w:proofErr w:type="gramStart"/>
-      <w:r>
-        <w:t>programming based</w:t>
-      </w:r>
-      <w:proofErr w:type="gramEnd"/>
-      <w:r>
-        <w:t xml:space="preserve"> project. Although there were many problems we were able to solve an implement it on our project.</w:t>
-      </w:r>
-      <w:r>
-        <w:rPr>
-          <w:color w:val="000000" w:themeColor="text1"/>
-        </w:rPr>
-        <w:t xml:space="preserve"> </w:t>
-      </w:r>
-      <w:r>
-        <w:rPr>
-          <w:color w:val="000000" w:themeColor="text1"/>
-        </w:rPr>
-        <w:t xml:space="preserve">Lots of errors and many failures occur while attempting </w:t>
-      </w:r>
-      <w:r>
-        <w:rPr>
-          <w:color w:val="000000" w:themeColor="text1"/>
-        </w:rPr>
-        <w:t>the entire</w:t>
-      </w:r>
-      <w:r>
-        <w:rPr>
-          <w:color w:val="000000" w:themeColor="text1"/>
-        </w:rPr>
-        <w:t xml:space="preserve"> task given in this </w:t>
-      </w:r>
-      <w:r>
-        <w:rPr>
-          <w:color w:val="000000" w:themeColor="text1"/>
-        </w:rPr>
-        <w:t>project.</w:t>
-      </w:r>
-      <w:r>
-        <w:rPr>
-          <w:color w:val="000000" w:themeColor="text1"/>
-        </w:rPr>
-        <w:t xml:space="preserve"> </w:t>
-      </w:r>
-      <w:r>
-        <w:t xml:space="preserve">Data collection, multiple seat booking, data was inaccurate, adaptation in system according to government policy and organizational change were difficult in the existing </w:t>
-      </w:r>
-      <w:r>
-        <w:t xml:space="preserve">system. </w:t>
-      </w:r>
-      <w:proofErr w:type="gramStart"/>
-      <w:r>
-        <w:t>So</w:t>
-      </w:r>
-      <w:proofErr w:type="gramEnd"/>
-      <w:r>
-        <w:t xml:space="preserve"> to overcome these difficulties our program was intended.</w:t>
-      </w:r>
-    </w:p>
-    <w:p>
-      <w:pPr>
-        <w:spacing w:line="360" w:lineRule="auto"/>
-        <w:jc w:val="both"/>
-        <w:rPr>
-          <w:color w:val="000000" w:themeColor="text1"/>
-        </w:rPr>
-      </w:pPr>
-    </w:p>
-    <w:p>
-      <w:pPr>
-        <w:spacing w:before="120" w:after="0" w:line="360" w:lineRule="auto"/>
-        <w:jc w:val="both"/>
-      </w:pPr>
-      <w:r>
-        <w:t xml:space="preserve">At beginning people used to store/write data in manual form which results misplaced or loss of data. </w:t>
-      </w:r>
-      <w:r>
-        <w:t>Previous system used to take</w:t>
-      </w:r>
-      <w:r>
-        <w:t xml:space="preserve"> a lot of </w:t>
-      </w:r>
-      <w:r>
-        <w:t>spaces, prone</w:t>
-      </w:r>
-      <w:r>
-        <w:t xml:space="preserve"> to damage and being </w:t>
-      </w:r>
-      <w:r>
-        <w:t xml:space="preserve">misplaced, hard </w:t>
-      </w:r>
-      <w:r>
-        <w:t xml:space="preserve">to make </w:t>
-      </w:r>
-      <w:r>
-        <w:t>changes, take</w:t>
-      </w:r>
-      <w:r>
-        <w:t xml:space="preserve"> a lot of access </w:t>
-      </w:r>
-      <w:r>
-        <w:t>time, lack</w:t>
-      </w:r>
-      <w:r>
-        <w:t xml:space="preserve"> of </w:t>
-      </w:r>
-      <w:r>
-        <w:t>security, higher</w:t>
-      </w:r>
-      <w:r>
-        <w:t xml:space="preserve"> </w:t>
-      </w:r>
-      <w:r>
-        <w:t>cost, large</w:t>
-      </w:r>
-      <w:r>
-        <w:t xml:space="preserve"> ongoing staff </w:t>
-      </w:r>
-      <w:r>
-        <w:t>training</w:t>
-      </w:r>
-      <w:r>
-        <w:t xml:space="preserve"> </w:t>
-      </w:r>
-      <w:r>
-        <w:t>cost, system</w:t>
-      </w:r>
-      <w:r>
-        <w:t xml:space="preserve"> is dependent on good </w:t>
-      </w:r>
-      <w:r>
-        <w:t>individual, misinterpretation among peoples.</w:t>
-      </w:r>
-    </w:p>
-    <w:p>
-      <w:pPr>
-        <w:spacing w:before="120" w:after="0" w:line="360" w:lineRule="auto"/>
-        <w:jc w:val="both"/>
-      </w:pPr>
-      <w:r>
-        <w:t>List of the following issues as secondary but prominent issues – can make problem statements in both micro and macro-level.</w:t>
+        <w:rPr>
+          <w:rFonts w:cs="Times New Roman"/>
+          <w:szCs w:val="24"/>
+        </w:rPr>
+      </w:pPr>
+      <w:bookmarkStart w:id="4" w:name="_Hlk229488987"/>
+      <w:r>
+        <w:rPr>
+          <w:rFonts w:cs="Times New Roman"/>
+          <w:szCs w:val="24"/>
+        </w:rPr>
+        <w:t>Developing this system presented numerous challenges, as it represented our first major programming-based project. While we encountered various technical obstacles, we successfully implemented solutions within our project framework. During the development process, we faced frequent errors and system failures while trying to complete the complex tasks required for a functional application. Specifically, organizing diverse question banks, managing concurrent user sessions, ensuring score accuracy, and adjusting the software to meet modern educational standards proved difficult under existing manual methods. Our program was specifically intended to overcome these foundational difficulties</w:t>
+      </w:r>
+      <w:bookmarkEnd w:id="4"/>
+      <w:r>
+        <w:rPr>
+          <w:rFonts w:cs="Times New Roman"/>
+          <w:szCs w:val="24"/>
+        </w:rPr>
+        <w:t>.</w:t>
+      </w:r>
+    </w:p>
+    <w:p/>
+    <w:p>
+      <w:pPr>
+        <w:rPr>
+          <w:rFonts w:cs="Times New Roman"/>
+          <w:szCs w:val="24"/>
+          <w:lang w:val="en-US"/>
+        </w:rPr>
+      </w:pPr>
+      <w:r>
+        <w:rPr>
+          <w:rFonts w:cs="Times New Roman"/>
+          <w:szCs w:val="24"/>
+          <w:lang w:val="en-US"/>
+        </w:rPr>
+        <w:t>Developing this system presented numerous challenges, as it represented our first major programming-based project. While we encountered various technical obstacles, we successfully implemented solutions within our project framework. During the development process, we faced frequent errors and system failures while trying to complete the complex tasks required for a functional application. Specifically, organizing diverse question banks, managing concurrent user sessions, ensuring score accuracy, and adjusting the software to meet modern educational standards proved difficult under existing manual methods. Our program was specifically intended to overcome these foundational difficulties.</w:t>
+      </w:r>
+    </w:p>
+    <w:p>
+      <w:pPr>
+        <w:rPr>
+          <w:rFonts w:cs="Times New Roman"/>
+          <w:szCs w:val="24"/>
+        </w:rPr>
+      </w:pPr>
+      <w:r>
+        <w:rPr>
+          <w:rFonts w:cs="Times New Roman"/>
+          <w:szCs w:val="24"/>
+        </w:rPr>
+        <w:t xml:space="preserve">The following issues represent secondary but prominent problems that can be </w:t>
+      </w:r>
+      <w:proofErr w:type="spellStart"/>
+      <w:r>
+        <w:rPr>
+          <w:rFonts w:cs="Times New Roman"/>
+          <w:szCs w:val="24"/>
+        </w:rPr>
+        <w:t>analyzed</w:t>
+      </w:r>
+      <w:proofErr w:type="spellEnd"/>
+      <w:r>
+        <w:rPr>
+          <w:rFonts w:cs="Times New Roman"/>
+          <w:szCs w:val="24"/>
+        </w:rPr>
+        <w:t xml:space="preserve"> at both micro and macro levels:</w:t>
       </w:r>
     </w:p>
     <w:p>
@@ -4364,13 +4447,27 @@
         <w:pStyle w:val="ListParagraph"/>
         <w:numPr>
           <w:ilvl w:val="0"/>
-          <w:numId w:val="3"/>
+          <w:numId w:val="18"/>
         </w:numPr>
-        <w:spacing w:before="120" w:after="0" w:line="360" w:lineRule="auto"/>
-        <w:jc w:val="both"/>
-      </w:pPr>
-      <w:r>
-        <w:t>Data redundancies</w:t>
+        <w:rPr>
+          <w:rFonts w:cs="Times New Roman"/>
+          <w:szCs w:val="24"/>
+        </w:rPr>
+      </w:pPr>
+      <w:r>
+        <w:rPr>
+          <w:rFonts w:cs="Times New Roman"/>
+          <w:b/>
+          <w:szCs w:val="24"/>
+        </w:rPr>
+        <w:t>Data Redundancies</w:t>
+      </w:r>
+      <w:r>
+        <w:rPr>
+          <w:rFonts w:cs="Times New Roman"/>
+          <w:szCs w:val="24"/>
+        </w:rPr>
+        <w:t>: The manual repetition of similar quiz questions leads to inefficient data management.</w:t>
       </w:r>
     </w:p>
     <w:p>
@@ -4378,13 +4475,34 @@
         <w:pStyle w:val="ListParagraph"/>
         <w:numPr>
           <w:ilvl w:val="0"/>
-          <w:numId w:val="3"/>
+          <w:numId w:val="18"/>
         </w:numPr>
-        <w:spacing w:before="120" w:after="0" w:line="360" w:lineRule="auto"/>
-        <w:jc w:val="both"/>
-      </w:pPr>
-      <w:r>
-        <w:t>Paperwork(hardcopy)</w:t>
+        <w:rPr>
+          <w:rFonts w:cs="Times New Roman"/>
+          <w:szCs w:val="24"/>
+        </w:rPr>
+      </w:pPr>
+      <w:r>
+        <w:rPr>
+          <w:rFonts w:cs="Times New Roman"/>
+          <w:szCs w:val="24"/>
+        </w:rPr>
+        <w:t>​</w:t>
+      </w:r>
+      <w:r>
+        <w:rPr>
+          <w:rFonts w:cs="Times New Roman"/>
+          <w:b/>
+          <w:szCs w:val="24"/>
+        </w:rPr>
+        <w:t>Excessive Paperwork</w:t>
+      </w:r>
+      <w:r>
+        <w:rPr>
+          <w:rFonts w:cs="Times New Roman"/>
+          <w:szCs w:val="24"/>
+        </w:rPr>
+        <w:t>: Reliance on hardcopy materials creates unnecessary waste and logistical hurdles.</w:t>
       </w:r>
     </w:p>
     <w:p>
@@ -4392,13 +4510,34 @@
         <w:pStyle w:val="ListParagraph"/>
         <w:numPr>
           <w:ilvl w:val="0"/>
-          <w:numId w:val="3"/>
+          <w:numId w:val="18"/>
         </w:numPr>
-        <w:spacing w:before="120" w:after="0" w:line="360" w:lineRule="auto"/>
-        <w:jc w:val="both"/>
-      </w:pPr>
-      <w:r>
-        <w:t>Lesser flexibility of current system</w:t>
+        <w:rPr>
+          <w:rFonts w:cs="Times New Roman"/>
+          <w:szCs w:val="24"/>
+        </w:rPr>
+      </w:pPr>
+      <w:r>
+        <w:rPr>
+          <w:rFonts w:cs="Times New Roman"/>
+          <w:szCs w:val="24"/>
+        </w:rPr>
+        <w:t>​</w:t>
+      </w:r>
+      <w:r>
+        <w:rPr>
+          <w:rFonts w:cs="Times New Roman"/>
+          <w:b/>
+          <w:szCs w:val="24"/>
+        </w:rPr>
+        <w:t>Lesser System Flexibility</w:t>
+      </w:r>
+      <w:r>
+        <w:rPr>
+          <w:rFonts w:cs="Times New Roman"/>
+          <w:szCs w:val="24"/>
+        </w:rPr>
+        <w:t>: Traditional methods cannot easily adapt to changing rules or timed formats.</w:t>
       </w:r>
     </w:p>
     <w:p>
@@ -4406,13 +4545,34 @@
         <w:pStyle w:val="ListParagraph"/>
         <w:numPr>
           <w:ilvl w:val="0"/>
-          <w:numId w:val="3"/>
+          <w:numId w:val="18"/>
         </w:numPr>
-        <w:spacing w:before="120" w:after="0" w:line="360" w:lineRule="auto"/>
-        <w:jc w:val="both"/>
-      </w:pPr>
-      <w:r>
-        <w:t>Security</w:t>
+        <w:rPr>
+          <w:rFonts w:cs="Times New Roman"/>
+          <w:szCs w:val="24"/>
+        </w:rPr>
+      </w:pPr>
+      <w:r>
+        <w:rPr>
+          <w:rFonts w:cs="Times New Roman"/>
+          <w:szCs w:val="24"/>
+        </w:rPr>
+        <w:t>​</w:t>
+      </w:r>
+      <w:r>
+        <w:rPr>
+          <w:rFonts w:cs="Times New Roman"/>
+          <w:b/>
+          <w:szCs w:val="24"/>
+        </w:rPr>
+        <w:t>Security Concerns</w:t>
+      </w:r>
+      <w:r>
+        <w:rPr>
+          <w:rFonts w:cs="Times New Roman"/>
+          <w:szCs w:val="24"/>
+        </w:rPr>
+        <w:t>: Physical records are vulnerable to unauthorized access or theft.</w:t>
       </w:r>
     </w:p>
     <w:p>
@@ -4420,13 +4580,34 @@
         <w:pStyle w:val="ListParagraph"/>
         <w:numPr>
           <w:ilvl w:val="0"/>
-          <w:numId w:val="3"/>
+          <w:numId w:val="18"/>
         </w:numPr>
-        <w:spacing w:before="120" w:after="0" w:line="360" w:lineRule="auto"/>
-        <w:jc w:val="both"/>
-      </w:pPr>
-      <w:r>
-        <w:t>Storage issues</w:t>
+        <w:rPr>
+          <w:rFonts w:cs="Times New Roman"/>
+          <w:szCs w:val="24"/>
+        </w:rPr>
+      </w:pPr>
+      <w:r>
+        <w:rPr>
+          <w:rFonts w:cs="Times New Roman"/>
+          <w:szCs w:val="24"/>
+        </w:rPr>
+        <w:t>​</w:t>
+      </w:r>
+      <w:r>
+        <w:rPr>
+          <w:rFonts w:cs="Times New Roman"/>
+          <w:b/>
+          <w:szCs w:val="24"/>
+        </w:rPr>
+        <w:t>Storage Limitations</w:t>
+      </w:r>
+      <w:r>
+        <w:rPr>
+          <w:rFonts w:cs="Times New Roman"/>
+          <w:szCs w:val="24"/>
+        </w:rPr>
+        <w:t>: There is no centralized digital location to keep track of long-term user progress.</w:t>
       </w:r>
     </w:p>
     <w:p>
@@ -4434,13 +4615,34 @@
         <w:pStyle w:val="ListParagraph"/>
         <w:numPr>
           <w:ilvl w:val="0"/>
-          <w:numId w:val="3"/>
+          <w:numId w:val="18"/>
         </w:numPr>
-        <w:spacing w:before="120" w:after="0" w:line="360" w:lineRule="auto"/>
-        <w:jc w:val="both"/>
-      </w:pPr>
-      <w:r>
-        <w:t>Unorganised tasks</w:t>
+        <w:rPr>
+          <w:rFonts w:cs="Times New Roman"/>
+          <w:szCs w:val="24"/>
+        </w:rPr>
+      </w:pPr>
+      <w:r>
+        <w:rPr>
+          <w:rFonts w:cs="Times New Roman"/>
+          <w:szCs w:val="24"/>
+        </w:rPr>
+        <w:t>​</w:t>
+      </w:r>
+      <w:r>
+        <w:rPr>
+          <w:rFonts w:cs="Times New Roman"/>
+          <w:b/>
+          <w:szCs w:val="24"/>
+        </w:rPr>
+        <w:t>Unorganized Tasks</w:t>
+      </w:r>
+      <w:r>
+        <w:rPr>
+          <w:rFonts w:cs="Times New Roman"/>
+          <w:szCs w:val="24"/>
+        </w:rPr>
+        <w:t>: Managing different quiz categories and difficulty tiers simultaneously is difficult without automation.</w:t>
       </w:r>
     </w:p>
     <w:p>
@@ -4448,13 +4650,34 @@
         <w:pStyle w:val="ListParagraph"/>
         <w:numPr>
           <w:ilvl w:val="0"/>
-          <w:numId w:val="3"/>
+          <w:numId w:val="18"/>
         </w:numPr>
-        <w:spacing w:before="120" w:after="0" w:line="360" w:lineRule="auto"/>
-        <w:jc w:val="both"/>
-      </w:pPr>
-      <w:r>
-        <w:t>Out-dated technology</w:t>
+        <w:rPr>
+          <w:rFonts w:cs="Times New Roman"/>
+          <w:szCs w:val="24"/>
+        </w:rPr>
+      </w:pPr>
+      <w:r>
+        <w:rPr>
+          <w:rFonts w:cs="Times New Roman"/>
+          <w:szCs w:val="24"/>
+        </w:rPr>
+        <w:t>​</w:t>
+      </w:r>
+      <w:r>
+        <w:rPr>
+          <w:rFonts w:cs="Times New Roman"/>
+          <w:b/>
+          <w:szCs w:val="24"/>
+        </w:rPr>
+        <w:t>Out-dated Technology</w:t>
+      </w:r>
+      <w:r>
+        <w:rPr>
+          <w:rFonts w:cs="Times New Roman"/>
+          <w:szCs w:val="24"/>
+        </w:rPr>
+        <w:t>: Using pen-and-paper methods is no longer effective in a tech-driven society.</w:t>
       </w:r>
     </w:p>
     <w:p>
@@ -4462,13 +4685,34 @@
         <w:pStyle w:val="ListParagraph"/>
         <w:numPr>
           <w:ilvl w:val="0"/>
-          <w:numId w:val="3"/>
+          <w:numId w:val="18"/>
         </w:numPr>
-        <w:spacing w:before="120" w:after="0" w:line="360" w:lineRule="auto"/>
-        <w:jc w:val="both"/>
-      </w:pPr>
-      <w:r>
-        <w:t>Zero technology adaptation</w:t>
+        <w:rPr>
+          <w:rFonts w:cs="Times New Roman"/>
+          <w:szCs w:val="24"/>
+        </w:rPr>
+      </w:pPr>
+      <w:r>
+        <w:rPr>
+          <w:rFonts w:cs="Times New Roman"/>
+          <w:szCs w:val="24"/>
+        </w:rPr>
+        <w:t>​</w:t>
+      </w:r>
+      <w:r>
+        <w:rPr>
+          <w:rFonts w:cs="Times New Roman"/>
+          <w:b/>
+          <w:szCs w:val="24"/>
+        </w:rPr>
+        <w:t>Zero Technology Adaptation</w:t>
+      </w:r>
+      <w:r>
+        <w:rPr>
+          <w:rFonts w:cs="Times New Roman"/>
+          <w:szCs w:val="24"/>
+        </w:rPr>
+        <w:t>: Many existing environments resist moving toward efficient digital assessment tools.</w:t>
       </w:r>
     </w:p>
     <w:p>
@@ -4476,14 +4720,67 @@
         <w:pStyle w:val="ListParagraph"/>
         <w:numPr>
           <w:ilvl w:val="0"/>
-          <w:numId w:val="3"/>
+          <w:numId w:val="18"/>
         </w:numPr>
-        <w:spacing w:before="120" w:after="0" w:line="360" w:lineRule="auto"/>
-        <w:jc w:val="both"/>
-      </w:pPr>
-      <w:r>
-        <w:t>Few functions and functionality</w:t>
-      </w:r>
+        <w:rPr>
+          <w:rFonts w:cs="Times New Roman"/>
+          <w:szCs w:val="24"/>
+        </w:rPr>
+      </w:pPr>
+      <w:r>
+        <w:rPr>
+          <w:rFonts w:cs="Times New Roman"/>
+          <w:szCs w:val="24"/>
+        </w:rPr>
+        <w:t>​</w:t>
+      </w:r>
+      <w:r>
+        <w:rPr>
+          <w:rFonts w:cs="Times New Roman"/>
+          <w:b/>
+          <w:szCs w:val="24"/>
+        </w:rPr>
+        <w:t>Limited Functionality</w:t>
+      </w:r>
+      <w:r>
+        <w:rPr>
+          <w:rFonts w:cs="Times New Roman"/>
+          <w:szCs w:val="24"/>
+        </w:rPr>
+        <w:t xml:space="preserve">: Manual systems provide very few features for instant feedback or automated </w:t>
+      </w:r>
+      <w:proofErr w:type="spellStart"/>
+      <w:proofErr w:type="gramStart"/>
+      <w:r>
+        <w:rPr>
+          <w:rFonts w:cs="Times New Roman"/>
+          <w:szCs w:val="24"/>
+        </w:rPr>
+        <w:t>leaderboard</w:t>
+      </w:r>
+      <w:r>
+        <w:rPr>
+          <w:rFonts w:cs="Times New Roman"/>
+          <w:szCs w:val="24"/>
+        </w:rPr>
+        <w:t>s</w:t>
+      </w:r>
+      <w:proofErr w:type="spellEnd"/>
+      <w:r>
+        <w:rPr>
+          <w:rFonts w:cs="Times New Roman"/>
+          <w:szCs w:val="24"/>
+        </w:rPr>
+        <w:t xml:space="preserve"> </w:t>
+      </w:r>
+      <w:r>
+        <w:rPr>
+          <w:rFonts w:cs="Times New Roman"/>
+          <w:szCs w:val="24"/>
+        </w:rPr>
+        <w:t>.</w:t>
+      </w:r>
+      <w:proofErr w:type="gramEnd"/>
     </w:p>
     <w:p>
       <w:pPr>
@@ -4510,45 +4807,19 @@
       </w:r>
     </w:p>
     <w:p>
-      <w:pPr>
-        <w:spacing w:after="0" w:line="360" w:lineRule="auto"/>
-        <w:jc w:val="both"/>
-      </w:pPr>
-      <w:r>
-        <w:t xml:space="preserve">Still important and pivotal section and as everything else in the project development is centred around it, so the objectives must be clearly defined, </w:t>
-      </w:r>
-      <w:r>
-        <w:rPr>
-          <w:color w:val="FF0000"/>
-        </w:rPr>
-        <w:t>but based on what objectives you were able to achieve, disregard the objectives you were not able to achieve</w:t>
-      </w:r>
-      <w:r>
-        <w:t xml:space="preserve">. At least </w:t>
-      </w:r>
-      <w:r>
-        <w:rPr>
-          <w:color w:val="FF0000"/>
-        </w:rPr>
-        <w:t xml:space="preserve">7 objectives </w:t>
-      </w:r>
-      <w:r>
-        <w:t>should be completed</w:t>
-      </w:r>
-      <w:r>
-        <w:t xml:space="preserve"> by </w:t>
-      </w:r>
-      <w:r>
-        <w:t>the project.</w:t>
-      </w:r>
-    </w:p>
-    <w:p>
-      <w:pPr>
-        <w:spacing w:after="0" w:line="360" w:lineRule="auto"/>
-        <w:jc w:val="both"/>
-      </w:pPr>
-      <w:r>
-        <w:t>Still, the objective should be SMART (Specific, Measurable, Achievable, Realistic, and Time-bound)</w:t>
+      <w:r>
+        <w:t xml:space="preserve">The </w:t>
+      </w:r>
+      <w:r>
+        <w:t xml:space="preserve">section is pivotal as the entire project development is </w:t>
+      </w:r>
+      <w:proofErr w:type="spellStart"/>
+      <w:r>
+        <w:t>centered</w:t>
+      </w:r>
+      <w:proofErr w:type="spellEnd"/>
+      <w:r>
+        <w:t xml:space="preserve"> around it. The following objectives have been clearly defined based on what we were able to achieve during the project completion. Each objective is designed to be SMART (Specific, Measurable, Achievable, Realistic, and Time-bound) and focuses on the completed tasks of the Quiz Game System.</w:t>
       </w:r>
     </w:p>
     <w:p>
@@ -4556,20 +4827,11 @@
         <w:pStyle w:val="ListParagraph"/>
         <w:numPr>
           <w:ilvl w:val="0"/>
-          <w:numId w:val="4"/>
+          <w:numId w:val="19"/>
         </w:numPr>
-        <w:spacing w:after="0" w:line="360" w:lineRule="auto"/>
-        <w:jc w:val="both"/>
-      </w:pPr>
-      <w:r>
-        <w:rPr>
-          <w:b/>
-          <w:bCs/>
-        </w:rPr>
-        <w:t>Specific</w:t>
-      </w:r>
-      <w:r>
-        <w:t>: Indicate precisely what you intend to achieve through this objective</w:t>
+      </w:pPr>
+      <w:r>
+        <w:t>TO develop a user-friendly interface using C++ that allows players to navigate through different quiz categories seamlessly.</w:t>
       </w:r>
     </w:p>
     <w:p>
@@ -4577,20 +4839,11 @@
         <w:pStyle w:val="ListParagraph"/>
         <w:numPr>
           <w:ilvl w:val="0"/>
-          <w:numId w:val="4"/>
+          <w:numId w:val="19"/>
         </w:numPr>
-        <w:spacing w:after="0" w:line="360" w:lineRule="auto"/>
-        <w:jc w:val="both"/>
-      </w:pPr>
-      <w:r>
-        <w:rPr>
-          <w:b/>
-          <w:bCs/>
-        </w:rPr>
-        <w:t>Measurable</w:t>
-      </w:r>
-      <w:r>
-        <w:t>: What you accept as proof of project success</w:t>
+      </w:pPr>
+      <w:r>
+        <w:t>TO implement a robust scoring algorithm that calculates and displays results immediately after the completion of a quiz session.</w:t>
       </w:r>
     </w:p>
     <w:p>
@@ -4598,20 +4851,11 @@
         <w:pStyle w:val="ListParagraph"/>
         <w:numPr>
           <w:ilvl w:val="0"/>
-          <w:numId w:val="4"/>
+          <w:numId w:val="19"/>
         </w:numPr>
-        <w:spacing w:after="0" w:line="360" w:lineRule="auto"/>
-        <w:jc w:val="both"/>
-      </w:pPr>
-      <w:r>
-        <w:rPr>
-          <w:b/>
-          <w:bCs/>
-        </w:rPr>
-        <w:t>Attainable</w:t>
-      </w:r>
-      <w:r>
-        <w:t>: Given the resources available</w:t>
+      </w:pPr>
+      <w:r>
+        <w:t>TO organize a centralized database for storing a wide range of questions and multiple-choice answers across various difficulty levels.</w:t>
       </w:r>
     </w:p>
     <w:p>
@@ -4619,20 +4863,11 @@
         <w:pStyle w:val="ListParagraph"/>
         <w:numPr>
           <w:ilvl w:val="0"/>
-          <w:numId w:val="4"/>
+          <w:numId w:val="19"/>
         </w:numPr>
-        <w:spacing w:after="0" w:line="360" w:lineRule="auto"/>
-        <w:jc w:val="both"/>
-      </w:pPr>
-      <w:r>
-        <w:rPr>
-          <w:b/>
-          <w:bCs/>
-        </w:rPr>
-        <w:t>Relevant</w:t>
-      </w:r>
-      <w:r>
-        <w:t>: Related to the overall goal of the project</w:t>
+      </w:pPr>
+      <w:r>
+        <w:t>TO evaluate user inputs in real-time to provide instant feedback on whether the selected answer is correct or incorrect.</w:t>
       </w:r>
     </w:p>
     <w:p>
@@ -4640,276 +4875,102 @@
         <w:pStyle w:val="ListParagraph"/>
         <w:numPr>
           <w:ilvl w:val="0"/>
-          <w:numId w:val="4"/>
+          <w:numId w:val="19"/>
         </w:numPr>
-        <w:spacing w:after="0" w:line="360" w:lineRule="auto"/>
-        <w:jc w:val="both"/>
-      </w:pPr>
-      <w:r>
-        <w:rPr>
-          <w:b/>
-          <w:bCs/>
-        </w:rPr>
-        <w:t>Time bound</w:t>
-      </w:r>
-      <w:r>
-        <w:t xml:space="preserve">: Can be achieved in the given </w:t>
-      </w:r>
-      <w:r>
-        <w:t>time.</w:t>
-      </w:r>
-      <w:r>
-        <w:t xml:space="preserve"> </w:t>
-      </w:r>
-    </w:p>
-    <w:p>
-      <w:pPr>
-        <w:spacing w:after="0" w:line="360" w:lineRule="auto"/>
-        <w:jc w:val="both"/>
-      </w:pPr>
-      <w:r>
-        <w:t xml:space="preserve">Do not focus on many objectives, rather focus on what is </w:t>
-      </w:r>
-      <w:r>
-        <w:t>completed.</w:t>
-      </w:r>
-    </w:p>
-    <w:p>
-      <w:pPr>
-        <w:spacing w:after="0" w:line="360" w:lineRule="auto"/>
-        <w:jc w:val="both"/>
-      </w:pPr>
-      <w:r>
-        <w:t>The objectives always start from the preposition “</w:t>
-      </w:r>
-      <w:proofErr w:type="gramStart"/>
-      <w:r>
-        <w:rPr>
-          <w:b/>
-          <w:bCs/>
-        </w:rPr>
-        <w:t xml:space="preserve">TO” </w:t>
-      </w:r>
-      <w:r>
-        <w:rPr>
-          <w:b/>
-          <w:bCs/>
-        </w:rPr>
-        <w:t xml:space="preserve"> </w:t>
-      </w:r>
-      <w:r>
-        <w:t>in</w:t>
-      </w:r>
-      <w:proofErr w:type="gramEnd"/>
-      <w:r>
-        <w:t xml:space="preserve"> a</w:t>
-      </w:r>
-      <w:r>
-        <w:t xml:space="preserve"> sentence.</w:t>
-      </w:r>
-    </w:p>
-    <w:p>
-      <w:pPr>
-        <w:spacing w:after="0" w:line="360" w:lineRule="auto"/>
-        <w:jc w:val="both"/>
-      </w:pPr>
-      <w:r>
-        <w:rPr>
-          <w:b/>
-          <w:bCs/>
-        </w:rPr>
-        <w:t>Use Actionable verbs like</w:t>
-      </w:r>
-      <w:r>
-        <w:t xml:space="preserve"> to identify, to examine, to compare, to evaluate, to discern, to explore, to investigate, to translate, to illustrate, to justify, to assure.</w:t>
-      </w:r>
-    </w:p>
-    <w:p>
-      <w:pPr>
-        <w:spacing w:after="0" w:line="360" w:lineRule="auto"/>
-        <w:jc w:val="both"/>
-      </w:pPr>
-      <w:r>
-        <w:rPr>
-          <w:b/>
-          <w:bCs/>
-        </w:rPr>
-        <w:t xml:space="preserve">Avoid </w:t>
-      </w:r>
-      <w:r>
-        <w:rPr>
-          <w:b/>
-          <w:bCs/>
-        </w:rPr>
-        <w:t>weak</w:t>
-      </w:r>
-      <w:r>
-        <w:rPr>
-          <w:b/>
-          <w:bCs/>
-        </w:rPr>
-        <w:t xml:space="preserve"> action verbs like</w:t>
-      </w:r>
-      <w:r>
-        <w:rPr>
-          <w:b/>
-          <w:bCs/>
-        </w:rPr>
-        <w:t xml:space="preserve"> </w:t>
-      </w:r>
-      <w:r>
-        <w:t>to study, to find out, to describe, to conclude, to see, to look into, to recommend.</w:t>
-      </w:r>
-    </w:p>
-    <w:p>
-      <w:pPr>
-        <w:keepNext/>
-        <w:spacing w:after="0" w:line="360" w:lineRule="auto"/>
-        <w:jc w:val="both"/>
-      </w:pPr>
-      <w:r>
-        <w:rPr>
-          <w:noProof/>
-          <w:lang w:val="en-US"/>
-        </w:rPr>
-        <w:drawing>
-          <wp:inline distT="0" distB="0" distL="0" distR="0" wp14:anchorId="0BCC94B0" wp14:editId="43DAC30A">
-            <wp:extent cx="5236488" cy="2862688"/>
-            <wp:effectExtent l="0" t="0" r="2540" b="0"/>
-            <wp:docPr id="6" name="Picture 6" descr="Writing instructional goals and objectives"/>
-            <wp:cNvGraphicFramePr>
-              <a:graphicFrameLocks xmlns:a="http://schemas.openxmlformats.org/drawingml/2006/main" noChangeAspect="1"/>
-            </wp:cNvGraphicFramePr>
-            <a:graphic xmlns:a="http://schemas.openxmlformats.org/drawingml/2006/main">
-              <a:graphicData uri="http://schemas.openxmlformats.org/drawingml/2006/picture">
-                <pic:pic xmlns:pic="http://schemas.openxmlformats.org/drawingml/2006/picture">
-                  <pic:nvPicPr>
-                    <pic:cNvPr id="0" name="Picture 1" descr="Writing instructional goals and objectives"/>
-                    <pic:cNvPicPr>
-                      <a:picLocks noChangeAspect="1" noChangeArrowheads="1"/>
-                    </pic:cNvPicPr>
-                  </pic:nvPicPr>
-                  <pic:blipFill rotWithShape="1">
-                    <a:blip r:embed="rId12">
-                      <a:extLst>
-                        <a:ext uri="{28A0092B-C50C-407E-A947-70E740481C1C}">
-                          <a14:useLocalDpi xmlns:a14="http://schemas.microsoft.com/office/drawing/2010/main" val="0"/>
-                        </a:ext>
-                      </a:extLst>
-                    </a:blip>
-                    <a:srcRect l="5923" t="7196" r="5803" b="10302"/>
-                    <a:stretch/>
-                  </pic:blipFill>
-                  <pic:spPr bwMode="auto">
-                    <a:xfrm>
-                      <a:off x="0" y="0"/>
-                      <a:ext cx="5287292" cy="2890461"/>
-                    </a:xfrm>
-                    <a:prstGeom prst="rect">
-                      <a:avLst/>
-                    </a:prstGeom>
-                    <a:noFill/>
-                    <a:ln>
-                      <a:noFill/>
-                    </a:ln>
-                    <a:extLst>
-                      <a:ext uri="{53640926-AAD7-44D8-BBD7-CCE9431645EC}">
-                        <a14:shadowObscured xmlns:a14="http://schemas.microsoft.com/office/drawing/2010/main"/>
-                      </a:ext>
-                    </a:extLst>
-                  </pic:spPr>
-                </pic:pic>
-              </a:graphicData>
-            </a:graphic>
-          </wp:inline>
-        </w:drawing>
-      </w:r>
-    </w:p>
-    <w:p>
-      <w:pPr>
-        <w:pStyle w:val="Caption"/>
-        <w:spacing w:after="0" w:line="360" w:lineRule="auto"/>
-        <w:jc w:val="center"/>
-        <w:rPr>
-          <w:i w:val="0"/>
-          <w:iCs w:val="0"/>
-          <w:color w:val="auto"/>
-          <w:sz w:val="24"/>
-          <w:szCs w:val="24"/>
-        </w:rPr>
-      </w:pPr>
-      <w:r>
-        <w:rPr>
-          <w:i w:val="0"/>
-          <w:iCs w:val="0"/>
-          <w:color w:val="auto"/>
-          <w:sz w:val="24"/>
-          <w:szCs w:val="24"/>
-        </w:rPr>
-        <w:t xml:space="preserve">Figure </w:t>
-      </w:r>
-      <w:r>
-        <w:rPr>
-          <w:i w:val="0"/>
-          <w:iCs w:val="0"/>
-          <w:color w:val="auto"/>
-          <w:sz w:val="24"/>
-          <w:szCs w:val="24"/>
-        </w:rPr>
-        <w:fldChar w:fldCharType="begin"/>
-      </w:r>
-      <w:r>
-        <w:rPr>
-          <w:i w:val="0"/>
-          <w:iCs w:val="0"/>
-          <w:color w:val="auto"/>
-          <w:sz w:val="24"/>
-          <w:szCs w:val="24"/>
-        </w:rPr>
-        <w:instrText xml:space="preserve"> SEQ Figure \* ARABIC </w:instrText>
-      </w:r>
-      <w:r>
-        <w:rPr>
-          <w:i w:val="0"/>
-          <w:iCs w:val="0"/>
-          <w:color w:val="auto"/>
-          <w:sz w:val="24"/>
-          <w:szCs w:val="24"/>
-        </w:rPr>
-        <w:fldChar w:fldCharType="separate"/>
-      </w:r>
-      <w:r>
-        <w:rPr>
-          <w:i w:val="0"/>
-          <w:iCs w:val="0"/>
-          <w:noProof/>
-          <w:color w:val="auto"/>
-          <w:sz w:val="24"/>
-          <w:szCs w:val="24"/>
-        </w:rPr>
-        <w:t>1</w:t>
-      </w:r>
-      <w:r>
-        <w:rPr>
-          <w:i w:val="0"/>
-          <w:iCs w:val="0"/>
-          <w:color w:val="auto"/>
-          <w:sz w:val="24"/>
-          <w:szCs w:val="24"/>
-        </w:rPr>
-        <w:fldChar w:fldCharType="end"/>
-      </w:r>
-      <w:r>
-        <w:rPr>
-          <w:i w:val="0"/>
-          <w:iCs w:val="0"/>
-          <w:color w:val="auto"/>
-          <w:sz w:val="24"/>
-          <w:szCs w:val="24"/>
-        </w:rPr>
-        <w:t>: Actionable Verbs Examples</w:t>
-      </w:r>
-    </w:p>
+      </w:pPr>
+      <w:r>
+        <w:t>TO integrate a timer functionality for each question to enhance the challenge and ensure the game remains engaging and time-bound.</w:t>
+      </w:r>
+    </w:p>
+    <w:p>
+      <w:pPr>
+        <w:pStyle w:val="ListParagraph"/>
+        <w:numPr>
+          <w:ilvl w:val="0"/>
+          <w:numId w:val="19"/>
+        </w:numPr>
+      </w:pPr>
+      <w:r>
+        <w:t>TO ensure data integrity by preventing unauthorized access to the answer keys within the system’s source code.</w:t>
+      </w:r>
+    </w:p>
+    <w:p>
+      <w:pPr>
+        <w:pStyle w:val="ListParagraph"/>
+        <w:numPr>
+          <w:ilvl w:val="0"/>
+          <w:numId w:val="19"/>
+        </w:numPr>
+      </w:pPr>
+      <w:r>
+        <w:t>TO illustrate the player's final performance through a comprehensive summary report generated at the end of every game.</w:t>
+      </w:r>
+    </w:p>
+    <w:p>
+      <w:pPr>
+        <w:pStyle w:val="Heading1"/>
+        <w:spacing w:line="360" w:lineRule="auto"/>
+        <w:jc w:val="both"/>
+      </w:pPr>
+    </w:p>
+    <w:p>
+      <w:pPr>
+        <w:pStyle w:val="Heading1"/>
+        <w:spacing w:line="360" w:lineRule="auto"/>
+        <w:jc w:val="both"/>
+      </w:pPr>
+    </w:p>
+    <w:p>
+      <w:pPr>
+        <w:pStyle w:val="Heading1"/>
+        <w:spacing w:line="360" w:lineRule="auto"/>
+        <w:jc w:val="both"/>
+      </w:pPr>
+    </w:p>
+    <w:p>
+      <w:pPr>
+        <w:pStyle w:val="Heading1"/>
+        <w:spacing w:line="360" w:lineRule="auto"/>
+        <w:jc w:val="both"/>
+      </w:pPr>
+    </w:p>
+    <w:p>
+      <w:pPr>
+        <w:pStyle w:val="Heading1"/>
+        <w:spacing w:line="360" w:lineRule="auto"/>
+        <w:jc w:val="both"/>
+      </w:pPr>
+    </w:p>
+    <w:p>
+      <w:pPr>
+        <w:pStyle w:val="Heading1"/>
+        <w:spacing w:line="360" w:lineRule="auto"/>
+        <w:jc w:val="both"/>
+      </w:pPr>
+    </w:p>
+    <w:p>
+      <w:pPr>
+        <w:pStyle w:val="Heading1"/>
+        <w:spacing w:line="360" w:lineRule="auto"/>
+        <w:jc w:val="both"/>
+      </w:pPr>
+    </w:p>
+    <w:p>
+      <w:pPr>
+        <w:pStyle w:val="Heading1"/>
+        <w:spacing w:line="360" w:lineRule="auto"/>
+        <w:jc w:val="both"/>
+      </w:pPr>
+    </w:p>
+    <w:p>
+      <w:pPr>
+        <w:pStyle w:val="Heading1"/>
+        <w:spacing w:line="360" w:lineRule="auto"/>
+        <w:jc w:val="both"/>
+      </w:pPr>
+    </w:p>
+    <w:p/>
+    <w:p/>
     <w:p>
       <w:pPr>
         <w:pStyle w:val="Heading1"/>
@@ -4931,56 +4992,7 @@
         <w:jc w:val="both"/>
       </w:pPr>
       <w:r>
-        <w:t xml:space="preserve">The background section should discuss your findings in a </w:t>
-      </w:r>
-      <w:r>
-        <w:rPr>
-          <w:b/>
-          <w:bCs/>
-        </w:rPr>
-        <w:t>chronological</w:t>
-      </w:r>
-      <w:r>
-        <w:rPr>
-          <w:b/>
-          <w:bCs/>
-        </w:rPr>
-        <w:t xml:space="preserve"> </w:t>
-      </w:r>
-      <w:r>
-        <w:t>(</w:t>
-      </w:r>
-      <w:r>
-        <w:rPr>
-          <w:b/>
-          <w:bCs/>
-        </w:rPr>
-        <w:t>Sequential</w:t>
-      </w:r>
-      <w:r>
-        <w:t xml:space="preserve"> </w:t>
-      </w:r>
-      <w:r>
-        <w:rPr>
-          <w:b/>
-          <w:bCs/>
-        </w:rPr>
-        <w:t>Manner</w:t>
-      </w:r>
-      <w:r>
-        <w:t>)</w:t>
-      </w:r>
-      <w:r>
-        <w:t xml:space="preserve"> manner to accentuate the progress in the field and the missing points that need to be addressed. </w:t>
-      </w:r>
-    </w:p>
-    <w:p>
-      <w:pPr>
-        <w:spacing w:after="0" w:line="360" w:lineRule="auto"/>
-        <w:jc w:val="both"/>
-      </w:pPr>
-      <w:r>
-        <w:t>The project background should include information about the reasoning why you want to implement this specific project in this specific location in this specific manner. It must explain the current situation and its problems and the way in which you want to solve these problems.</w:t>
+        <w:t xml:space="preserve">The Quiz Game System is a computerized alternative to traditional manual assessment methods that typically rely on physical question papers and human grading. Historically, manual quiz environments have faced challenges such as significant physical storage requirements, high susceptibility to data damage, and excessive time consumption during grading. The development of a digital quiz application aims to transition these "paper-based" or traditional systems into a computerized format that is more reliable, efficient, and capable of providing real-time feedback to users.  </w:t>
       </w:r>
     </w:p>
     <w:p>
@@ -5195,7 +5207,7 @@
         </w:rPr>
         <w:t>Productivity: Less rework and </w:t>
       </w:r>
-      <w:hyperlink r:id="rId13" w:history="1">
+      <w:hyperlink r:id="rId12" w:history="1">
         <w:r>
           <w:rPr>
             <w:color w:val="FF0000"/>
@@ -5842,7 +5854,7 @@
                     <pic:cNvPicPr/>
                   </pic:nvPicPr>
                   <pic:blipFill>
-                    <a:blip r:embed="rId14">
+                    <a:blip r:embed="rId13">
                       <a:extLst>
                         <a:ext uri="{28A0092B-C50C-407E-A947-70E740481C1C}">
                           <a14:useLocalDpi xmlns:a14="http://schemas.microsoft.com/office/drawing/2010/main" val="0"/>
@@ -6609,7 +6621,7 @@
                           </pic:cNvPicPr>
                         </pic:nvPicPr>
                         <pic:blipFill rotWithShape="1">
-                          <a:blip r:embed="rId15">
+                          <a:blip r:embed="rId14">
                             <a:extLst>
                               <a:ext uri="{28A0092B-C50C-407E-A947-70E740481C1C}">
                                 <a14:useLocalDpi xmlns:a14="http://schemas.microsoft.com/office/drawing/2010/main" val="0"/>
@@ -6672,7 +6684,7 @@
                                   <w:lang w:val="en-US"/>
                                 </w:rPr>
                               </w:pPr>
-                              <w:bookmarkStart w:id="4" w:name="_Toc56929757"/>
+                              <w:bookmarkStart w:id="5" w:name="_Toc56929757"/>
                               <w:r>
                                 <w:rPr>
                                   <w:rFonts w:cs="Times New Roman"/>
@@ -6758,7 +6770,7 @@
                                 </w:rPr>
                                 <w:t>: Software Testing Life Cycle</w:t>
                               </w:r>
-                              <w:bookmarkEnd w:id="4"/>
+                              <w:bookmarkEnd w:id="5"/>
                             </w:p>
                           </w:txbxContent>
                         </wps:txbx>
@@ -6805,7 +6817,7 @@
                             <w:lang w:val="en-US"/>
                           </w:rPr>
                         </w:pPr>
-                        <w:bookmarkStart w:id="5" w:name="_Toc56929757"/>
+                        <w:bookmarkStart w:id="6" w:name="_Toc56929757"/>
                         <w:r>
                           <w:rPr>
                             <w:rFonts w:cs="Times New Roman"/>
@@ -6891,7 +6903,7 @@
                           </w:rPr>
                           <w:t>: Software Testing Life Cycle</w:t>
                         </w:r>
-                        <w:bookmarkEnd w:id="5"/>
+                        <w:bookmarkEnd w:id="6"/>
                       </w:p>
                     </w:txbxContent>
                   </v:textbox>
@@ -7107,14 +7119,14 @@
           <w:lang w:val="en-US"/>
         </w:rPr>
       </w:pPr>
-      <w:bookmarkStart w:id="6" w:name="_Toc57274838"/>
+      <w:bookmarkStart w:id="7" w:name="_Toc57274838"/>
       <w:r>
         <w:rPr>
           <w:lang w:val="en-US"/>
         </w:rPr>
         <w:t>EXAMPLE OF A TEST CASE,</w:t>
       </w:r>
-      <w:bookmarkEnd w:id="6"/>
+      <w:bookmarkEnd w:id="7"/>
       <w:r>
         <w:rPr>
           <w:lang w:val="en-US"/>
@@ -7328,7 +7340,7 @@
                     </pic:cNvPicPr>
                   </pic:nvPicPr>
                   <pic:blipFill>
-                    <a:blip r:embed="rId16">
+                    <a:blip r:embed="rId15">
                       <a:extLst>
                         <a:ext uri="{28A0092B-C50C-407E-A947-70E740481C1C}">
                           <a14:useLocalDpi xmlns:a14="http://schemas.microsoft.com/office/drawing/2010/main" val="0"/>
@@ -7416,7 +7428,7 @@
                                 <w:lang w:val="en-US"/>
                               </w:rPr>
                             </w:pPr>
-                            <w:bookmarkStart w:id="7" w:name="_Toc56929758"/>
+                            <w:bookmarkStart w:id="8" w:name="_Toc56929758"/>
                             <w:r>
                               <w:rPr>
                                 <w:rFonts w:cs="Times New Roman"/>
@@ -7502,7 +7514,7 @@
                               </w:rPr>
                               <w:t>: Test Case using Matrix</w:t>
                             </w:r>
-                            <w:bookmarkEnd w:id="7"/>
+                            <w:bookmarkEnd w:id="8"/>
                           </w:p>
                         </w:txbxContent>
                       </wps:txbx>
@@ -7537,7 +7549,7 @@
                           <w:lang w:val="en-US"/>
                         </w:rPr>
                       </w:pPr>
-                      <w:bookmarkStart w:id="8" w:name="_Toc56929758"/>
+                      <w:bookmarkStart w:id="9" w:name="_Toc56929758"/>
                       <w:r>
                         <w:rPr>
                           <w:rFonts w:cs="Times New Roman"/>
@@ -7623,7 +7635,7 @@
                         </w:rPr>
                         <w:t>: Test Case using Matrix</w:t>
                       </w:r>
-                      <w:bookmarkEnd w:id="8"/>
+                      <w:bookmarkEnd w:id="9"/>
                     </w:p>
                   </w:txbxContent>
                 </v:textbox>
@@ -7651,11 +7663,11 @@
         <w:spacing w:line="360" w:lineRule="auto"/>
         <w:ind w:left="360"/>
       </w:pPr>
-      <w:bookmarkStart w:id="9" w:name="_Toc57274839"/>
+      <w:bookmarkStart w:id="10" w:name="_Toc57274839"/>
       <w:r>
         <w:t>A Test Matrix with Tested modules or Requirement Traceability Matrix</w:t>
       </w:r>
-      <w:bookmarkEnd w:id="9"/>
+      <w:bookmarkEnd w:id="10"/>
     </w:p>
     <w:p>
       <w:pPr>
@@ -8268,11 +8280,11 @@
                     <pic:cNvPicPr/>
                   </pic:nvPicPr>
                   <pic:blipFill>
-                    <a:blip r:embed="rId17">
+                    <a:blip r:embed="rId16">
                       <a:extLst>
                         <a:ext uri="{BEBA8EAE-BF5A-486C-A8C5-ECC9F3942E4B}">
                           <a14:imgProps xmlns:a14="http://schemas.microsoft.com/office/drawing/2010/main">
-                            <a14:imgLayer r:embed="rId18">
+                            <a14:imgLayer r:embed="rId17">
                               <a14:imgEffect>
                                 <a14:backgroundRemoval t="8511" b="91135" l="4330" r="95464">
                                   <a14:foregroundMark x1="11753" y1="40780" x2="11753" y2="40780"/>
@@ -9486,12 +9498,12 @@
       </w:pPr>
     </w:p>
     <w:sectPr>
-      <w:headerReference w:type="even" r:id="rId19"/>
-      <w:headerReference w:type="default" r:id="rId20"/>
-      <w:footerReference w:type="even" r:id="rId21"/>
-      <w:footerReference w:type="default" r:id="rId22"/>
-      <w:headerReference w:type="first" r:id="rId23"/>
-      <w:footerReference w:type="first" r:id="rId24"/>
+      <w:headerReference w:type="even" r:id="rId18"/>
+      <w:headerReference w:type="default" r:id="rId19"/>
+      <w:footerReference w:type="even" r:id="rId20"/>
+      <w:footerReference w:type="default" r:id="rId21"/>
+      <w:headerReference w:type="first" r:id="rId22"/>
+      <w:footerReference w:type="first" r:id="rId23"/>
       <w:pgSz w:w="11906" w:h="16838" w:code="9"/>
       <w:pgMar w:top="1440" w:right="1440" w:bottom="1440" w:left="2160" w:header="720" w:footer="720" w:gutter="0"/>
       <w:cols w:space="720"/>
@@ -11146,6 +11158,232 @@
     </w:lvl>
   </w:abstractNum>
   <w:abstractNum w:abstractNumId="14" w15:restartNumberingAfterBreak="0">
+    <w:nsid w:val="612D520F"/>
+    <w:multiLevelType w:val="hybridMultilevel"/>
+    <w:tmpl w:val="910CFB74"/>
+    <w:lvl w:ilvl="0" w:tplc="04090001">
+      <w:start w:val="1"/>
+      <w:numFmt w:val="bullet"/>
+      <w:lvlText w:val=""/>
+      <w:lvlJc w:val="left"/>
+      <w:pPr>
+        <w:ind w:left="720" w:hanging="360"/>
+      </w:pPr>
+      <w:rPr>
+        <w:rFonts w:ascii="Symbol" w:hAnsi="Symbol" w:hint="default"/>
+      </w:rPr>
+    </w:lvl>
+    <w:lvl w:ilvl="1" w:tplc="04090003" w:tentative="1">
+      <w:start w:val="1"/>
+      <w:numFmt w:val="bullet"/>
+      <w:lvlText w:val="o"/>
+      <w:lvlJc w:val="left"/>
+      <w:pPr>
+        <w:ind w:left="1440" w:hanging="360"/>
+      </w:pPr>
+      <w:rPr>
+        <w:rFonts w:ascii="Courier New" w:hAnsi="Courier New" w:cs="Courier New" w:hint="default"/>
+      </w:rPr>
+    </w:lvl>
+    <w:lvl w:ilvl="2" w:tplc="04090005" w:tentative="1">
+      <w:start w:val="1"/>
+      <w:numFmt w:val="bullet"/>
+      <w:lvlText w:val=""/>
+      <w:lvlJc w:val="left"/>
+      <w:pPr>
+        <w:ind w:left="2160" w:hanging="360"/>
+      </w:pPr>
+      <w:rPr>
+        <w:rFonts w:ascii="Wingdings" w:hAnsi="Wingdings" w:hint="default"/>
+      </w:rPr>
+    </w:lvl>
+    <w:lvl w:ilvl="3" w:tplc="04090001" w:tentative="1">
+      <w:start w:val="1"/>
+      <w:numFmt w:val="bullet"/>
+      <w:lvlText w:val=""/>
+      <w:lvlJc w:val="left"/>
+      <w:pPr>
+        <w:ind w:left="2880" w:hanging="360"/>
+      </w:pPr>
+      <w:rPr>
+        <w:rFonts w:ascii="Symbol" w:hAnsi="Symbol" w:hint="default"/>
+      </w:rPr>
+    </w:lvl>
+    <w:lvl w:ilvl="4" w:tplc="04090003" w:tentative="1">
+      <w:start w:val="1"/>
+      <w:numFmt w:val="bullet"/>
+      <w:lvlText w:val="o"/>
+      <w:lvlJc w:val="left"/>
+      <w:pPr>
+        <w:ind w:left="3600" w:hanging="360"/>
+      </w:pPr>
+      <w:rPr>
+        <w:rFonts w:ascii="Courier New" w:hAnsi="Courier New" w:cs="Courier New" w:hint="default"/>
+      </w:rPr>
+    </w:lvl>
+    <w:lvl w:ilvl="5" w:tplc="04090005" w:tentative="1">
+      <w:start w:val="1"/>
+      <w:numFmt w:val="bullet"/>
+      <w:lvlText w:val=""/>
+      <w:lvlJc w:val="left"/>
+      <w:pPr>
+        <w:ind w:left="4320" w:hanging="360"/>
+      </w:pPr>
+      <w:rPr>
+        <w:rFonts w:ascii="Wingdings" w:hAnsi="Wingdings" w:hint="default"/>
+      </w:rPr>
+    </w:lvl>
+    <w:lvl w:ilvl="6" w:tplc="04090001" w:tentative="1">
+      <w:start w:val="1"/>
+      <w:numFmt w:val="bullet"/>
+      <w:lvlText w:val=""/>
+      <w:lvlJc w:val="left"/>
+      <w:pPr>
+        <w:ind w:left="5040" w:hanging="360"/>
+      </w:pPr>
+      <w:rPr>
+        <w:rFonts w:ascii="Symbol" w:hAnsi="Symbol" w:hint="default"/>
+      </w:rPr>
+    </w:lvl>
+    <w:lvl w:ilvl="7" w:tplc="04090003" w:tentative="1">
+      <w:start w:val="1"/>
+      <w:numFmt w:val="bullet"/>
+      <w:lvlText w:val="o"/>
+      <w:lvlJc w:val="left"/>
+      <w:pPr>
+        <w:ind w:left="5760" w:hanging="360"/>
+      </w:pPr>
+      <w:rPr>
+        <w:rFonts w:ascii="Courier New" w:hAnsi="Courier New" w:cs="Courier New" w:hint="default"/>
+      </w:rPr>
+    </w:lvl>
+    <w:lvl w:ilvl="8" w:tplc="04090005" w:tentative="1">
+      <w:start w:val="1"/>
+      <w:numFmt w:val="bullet"/>
+      <w:lvlText w:val=""/>
+      <w:lvlJc w:val="left"/>
+      <w:pPr>
+        <w:ind w:left="6480" w:hanging="360"/>
+      </w:pPr>
+      <w:rPr>
+        <w:rFonts w:ascii="Wingdings" w:hAnsi="Wingdings" w:hint="default"/>
+      </w:rPr>
+    </w:lvl>
+  </w:abstractNum>
+  <w:abstractNum w:abstractNumId="15" w15:restartNumberingAfterBreak="0">
+    <w:nsid w:val="69426996"/>
+    <w:multiLevelType w:val="hybridMultilevel"/>
+    <w:tmpl w:val="B5F05644"/>
+    <w:lvl w:ilvl="0" w:tplc="04090001">
+      <w:start w:val="1"/>
+      <w:numFmt w:val="bullet"/>
+      <w:lvlText w:val=""/>
+      <w:lvlJc w:val="left"/>
+      <w:pPr>
+        <w:ind w:left="720" w:hanging="360"/>
+      </w:pPr>
+      <w:rPr>
+        <w:rFonts w:ascii="Symbol" w:hAnsi="Symbol" w:hint="default"/>
+      </w:rPr>
+    </w:lvl>
+    <w:lvl w:ilvl="1" w:tplc="04090003" w:tentative="1">
+      <w:start w:val="1"/>
+      <w:numFmt w:val="bullet"/>
+      <w:lvlText w:val="o"/>
+      <w:lvlJc w:val="left"/>
+      <w:pPr>
+        <w:ind w:left="1440" w:hanging="360"/>
+      </w:pPr>
+      <w:rPr>
+        <w:rFonts w:ascii="Courier New" w:hAnsi="Courier New" w:cs="Courier New" w:hint="default"/>
+      </w:rPr>
+    </w:lvl>
+    <w:lvl w:ilvl="2" w:tplc="04090005" w:tentative="1">
+      <w:start w:val="1"/>
+      <w:numFmt w:val="bullet"/>
+      <w:lvlText w:val=""/>
+      <w:lvlJc w:val="left"/>
+      <w:pPr>
+        <w:ind w:left="2160" w:hanging="360"/>
+      </w:pPr>
+      <w:rPr>
+        <w:rFonts w:ascii="Wingdings" w:hAnsi="Wingdings" w:hint="default"/>
+      </w:rPr>
+    </w:lvl>
+    <w:lvl w:ilvl="3" w:tplc="04090001" w:tentative="1">
+      <w:start w:val="1"/>
+      <w:numFmt w:val="bullet"/>
+      <w:lvlText w:val=""/>
+      <w:lvlJc w:val="left"/>
+      <w:pPr>
+        <w:ind w:left="2880" w:hanging="360"/>
+      </w:pPr>
+      <w:rPr>
+        <w:rFonts w:ascii="Symbol" w:hAnsi="Symbol" w:hint="default"/>
+      </w:rPr>
+    </w:lvl>
+    <w:lvl w:ilvl="4" w:tplc="04090003" w:tentative="1">
+      <w:start w:val="1"/>
+      <w:numFmt w:val="bullet"/>
+      <w:lvlText w:val="o"/>
+      <w:lvlJc w:val="left"/>
+      <w:pPr>
+        <w:ind w:left="3600" w:hanging="360"/>
+      </w:pPr>
+      <w:rPr>
+        <w:rFonts w:ascii="Courier New" w:hAnsi="Courier New" w:cs="Courier New" w:hint="default"/>
+      </w:rPr>
+    </w:lvl>
+    <w:lvl w:ilvl="5" w:tplc="04090005" w:tentative="1">
+      <w:start w:val="1"/>
+      <w:numFmt w:val="bullet"/>
+      <w:lvlText w:val=""/>
+      <w:lvlJc w:val="left"/>
+      <w:pPr>
+        <w:ind w:left="4320" w:hanging="360"/>
+      </w:pPr>
+      <w:rPr>
+        <w:rFonts w:ascii="Wingdings" w:hAnsi="Wingdings" w:hint="default"/>
+      </w:rPr>
+    </w:lvl>
+    <w:lvl w:ilvl="6" w:tplc="04090001" w:tentative="1">
+      <w:start w:val="1"/>
+      <w:numFmt w:val="bullet"/>
+      <w:lvlText w:val=""/>
+      <w:lvlJc w:val="left"/>
+      <w:pPr>
+        <w:ind w:left="5040" w:hanging="360"/>
+      </w:pPr>
+      <w:rPr>
+        <w:rFonts w:ascii="Symbol" w:hAnsi="Symbol" w:hint="default"/>
+      </w:rPr>
+    </w:lvl>
+    <w:lvl w:ilvl="7" w:tplc="04090003" w:tentative="1">
+      <w:start w:val="1"/>
+      <w:numFmt w:val="bullet"/>
+      <w:lvlText w:val="o"/>
+      <w:lvlJc w:val="left"/>
+      <w:pPr>
+        <w:ind w:left="5760" w:hanging="360"/>
+      </w:pPr>
+      <w:rPr>
+        <w:rFonts w:ascii="Courier New" w:hAnsi="Courier New" w:cs="Courier New" w:hint="default"/>
+      </w:rPr>
+    </w:lvl>
+    <w:lvl w:ilvl="8" w:tplc="04090005" w:tentative="1">
+      <w:start w:val="1"/>
+      <w:numFmt w:val="bullet"/>
+      <w:lvlText w:val=""/>
+      <w:lvlJc w:val="left"/>
+      <w:pPr>
+        <w:ind w:left="6480" w:hanging="360"/>
+      </w:pPr>
+      <w:rPr>
+        <w:rFonts w:ascii="Wingdings" w:hAnsi="Wingdings" w:hint="default"/>
+      </w:rPr>
+    </w:lvl>
+  </w:abstractNum>
+  <w:abstractNum w:abstractNumId="16" w15:restartNumberingAfterBreak="0">
     <w:nsid w:val="69CA3B02"/>
     <w:multiLevelType w:val="hybridMultilevel"/>
     <w:tmpl w:val="F642E598"/>
@@ -11258,7 +11496,7 @@
       </w:rPr>
     </w:lvl>
   </w:abstractNum>
-  <w:abstractNum w:abstractNumId="15" w15:restartNumberingAfterBreak="0">
+  <w:abstractNum w:abstractNumId="17" w15:restartNumberingAfterBreak="0">
     <w:nsid w:val="72BA1947"/>
     <w:multiLevelType w:val="hybridMultilevel"/>
     <w:tmpl w:val="CCE4C876"/>
@@ -11371,7 +11609,7 @@
       </w:rPr>
     </w:lvl>
   </w:abstractNum>
-  <w:abstractNum w:abstractNumId="16" w15:restartNumberingAfterBreak="0">
+  <w:abstractNum w:abstractNumId="18" w15:restartNumberingAfterBreak="0">
     <w:nsid w:val="7A3B0902"/>
     <w:multiLevelType w:val="hybridMultilevel"/>
     <w:tmpl w:val="8F7AAA36"/>
@@ -11500,7 +11738,7 @@
     <w:abstractNumId w:val="13"/>
   </w:num>
   <w:num w:numId="6">
-    <w:abstractNumId w:val="14"/>
+    <w:abstractNumId w:val="16"/>
   </w:num>
   <w:num w:numId="7">
     <w:abstractNumId w:val="6"/>
@@ -11527,13 +11765,19 @@
     <w:abstractNumId w:val="3"/>
   </w:num>
   <w:num w:numId="15">
-    <w:abstractNumId w:val="16"/>
+    <w:abstractNumId w:val="18"/>
   </w:num>
   <w:num w:numId="16">
     <w:abstractNumId w:val="1"/>
   </w:num>
   <w:num w:numId="17">
+    <w:abstractNumId w:val="17"/>
+  </w:num>
+  <w:num w:numId="18">
     <w:abstractNumId w:val="15"/>
+  </w:num>
+  <w:num w:numId="19">
+    <w:abstractNumId w:val="14"/>
   </w:num>
 </w:numbering>
 </file>
@@ -12570,14 +12814,20 @@
     <w:rsid w:val="000F3C26"/>
     <w:rsid w:val="001300FF"/>
     <w:rsid w:val="001B1BB0"/>
+    <w:rsid w:val="001D70AC"/>
     <w:rsid w:val="00242250"/>
+    <w:rsid w:val="00346F44"/>
     <w:rsid w:val="0035202E"/>
     <w:rsid w:val="005047B6"/>
     <w:rsid w:val="00586AAF"/>
     <w:rsid w:val="005A53D4"/>
     <w:rsid w:val="00632E6A"/>
     <w:rsid w:val="00743365"/>
+    <w:rsid w:val="007D60A8"/>
+    <w:rsid w:val="00855FCA"/>
+    <w:rsid w:val="009E761C"/>
     <w:rsid w:val="00A82396"/>
+    <w:rsid w:val="00B02374"/>
     <w:rsid w:val="00BA4972"/>
     <w:rsid w:val="00C4473B"/>
     <w:rsid w:val="00C86294"/>
@@ -13036,7 +13286,7 @@
     <w:basedOn w:val="DefaultParagraphFont"/>
     <w:uiPriority w:val="99"/>
     <w:semiHidden/>
-    <w:rsid w:val="001B1BB0"/>
+    <w:rsid w:val="007D60A8"/>
     <w:rPr>
       <w:color w:val="808080"/>
     </w:rPr>
@@ -13048,6 +13298,10 @@
   <w:style w:type="paragraph" w:customStyle="1" w:styleId="B60308EA4A03407396F90736BAE58D5C">
     <w:name w:val="B60308EA4A03407396F90736BAE58D5C"/>
     <w:rsid w:val="001B1BB0"/>
+  </w:style>
+  <w:style w:type="paragraph" w:customStyle="1" w:styleId="7775ABD501F947658932E30AC0798692">
+    <w:name w:val="7775ABD501F947658932E30AC0798692"/>
+    <w:rsid w:val="007D60A8"/>
   </w:style>
 </w:styles>
 </file>
@@ -13355,21 +13609,6 @@
 </file>
 
 <file path=customXml/item1.xml><?xml version="1.0" encoding="utf-8"?>
-<p:properties xmlns:p="http://schemas.microsoft.com/office/2006/metadata/properties" xmlns:xsi="http://www.w3.org/2001/XMLSchema-instance" xmlns:pc="http://schemas.microsoft.com/office/infopath/2007/PartnerControls">
-  <documentManagement/>
-</p:properties>
-</file>
-
-<file path=customXml/item2.xml><?xml version="1.0" encoding="utf-8"?>
-<?mso-contentType ?>
-<FormTemplates xmlns="http://schemas.microsoft.com/sharepoint/v3/contenttype/forms">
-  <Display>DocumentLibraryForm</Display>
-  <Edit>DocumentLibraryForm</Edit>
-  <New>DocumentLibraryForm</New>
-</FormTemplates>
-</file>
-
-<file path=customXml/item3.xml><?xml version="1.0" encoding="utf-8"?>
 <ct:contentTypeSchema xmlns:ct="http://schemas.microsoft.com/office/2006/metadata/contentType" xmlns:ma="http://schemas.microsoft.com/office/2006/metadata/properties/metaAttributes" ct:_="" ma:_="" ma:contentTypeName="Document" ma:contentTypeID="0x01010021A59588BC0053418FC88F40861DA871" ma:contentTypeVersion="10" ma:contentTypeDescription="Create a new document." ma:contentTypeScope="" ma:versionID="3673c1cf7550c71788a22a838bb0d9c0">
   <xsd:schema xmlns:xsd="http://www.w3.org/2001/XMLSchema" xmlns:xs="http://www.w3.org/2001/XMLSchema" xmlns:p="http://schemas.microsoft.com/office/2006/metadata/properties" xmlns:ns2="22f4eba5-1bf1-421f-a001-fd7acca9760c" targetNamespace="http://schemas.microsoft.com/office/2006/metadata/properties" ma:root="true" ma:fieldsID="ac330b6bfa0f539d41f40e8181b11b47" ns2:_="">
     <xsd:import namespace="22f4eba5-1bf1-421f-a001-fd7acca9760c"/>
@@ -13553,24 +13792,22 @@
 </ct:contentTypeSchema>
 </file>
 
-<file path=customXml/itemProps1.xml><?xml version="1.0" encoding="utf-8"?>
-<ds:datastoreItem xmlns:ds="http://schemas.openxmlformats.org/officeDocument/2006/customXml" ds:itemID="{279A32A1-94B8-4C38-AF26-42DBFF0B0D86}">
-  <ds:schemaRefs>
-    <ds:schemaRef ds:uri="http://schemas.microsoft.com/office/2006/metadata/properties"/>
-    <ds:schemaRef ds:uri="http://schemas.microsoft.com/office/infopath/2007/PartnerControls"/>
-  </ds:schemaRefs>
-</ds:datastoreItem>
+<file path=customXml/item2.xml><?xml version="1.0" encoding="utf-8"?>
+<?mso-contentType ?>
+<FormTemplates xmlns="http://schemas.microsoft.com/sharepoint/v3/contenttype/forms">
+  <Display>DocumentLibraryForm</Display>
+  <Edit>DocumentLibraryForm</Edit>
+  <New>DocumentLibraryForm</New>
+</FormTemplates>
 </file>
 
-<file path=customXml/itemProps2.xml><?xml version="1.0" encoding="utf-8"?>
-<ds:datastoreItem xmlns:ds="http://schemas.openxmlformats.org/officeDocument/2006/customXml" ds:itemID="{56C44748-5791-4773-80AF-F953C3055353}">
-  <ds:schemaRefs>
-    <ds:schemaRef ds:uri="http://schemas.microsoft.com/sharepoint/v3/contenttype/forms"/>
-  </ds:schemaRefs>
-</ds:datastoreItem>
+<file path=customXml/item3.xml><?xml version="1.0" encoding="utf-8"?>
+<p:properties xmlns:p="http://schemas.microsoft.com/office/2006/metadata/properties" xmlns:xsi="http://www.w3.org/2001/XMLSchema-instance" xmlns:pc="http://schemas.microsoft.com/office/infopath/2007/PartnerControls">
+  <documentManagement/>
+</p:properties>
 </file>
 
-<file path=customXml/itemProps3.xml><?xml version="1.0" encoding="utf-8"?>
+<file path=customXml/itemProps1.xml><?xml version="1.0" encoding="utf-8"?>
 <ds:datastoreItem xmlns:ds="http://schemas.openxmlformats.org/officeDocument/2006/customXml" ds:itemID="{65E5B5D4-677A-455F-8552-96943537CE77}">
   <ds:schemaRefs>
     <ds:schemaRef ds:uri="http://schemas.microsoft.com/office/2006/metadata/contentType"/>
@@ -13586,4 +13823,21 @@
     <ds:schemaRef ds:uri="http://schemas.microsoft.com/internal/obd"/>
   </ds:schemaRefs>
 </ds:datastoreItem>
+</file>
+
+<file path=customXml/itemProps2.xml><?xml version="1.0" encoding="utf-8"?>
+<ds:datastoreItem xmlns:ds="http://schemas.openxmlformats.org/officeDocument/2006/customXml" ds:itemID="{56C44748-5791-4773-80AF-F953C3055353}">
+  <ds:schemaRefs>
+    <ds:schemaRef ds:uri="http://schemas.microsoft.com/sharepoint/v3/contenttype/forms"/>
+  </ds:schemaRefs>
+</ds:datastoreItem>
+</file>
+
+<file path=customXml/itemProps3.xml><?xml version="1.0" encoding="utf-8"?>
+<ds:datastoreItem xmlns:ds="http://schemas.openxmlformats.org/officeDocument/2006/customXml" ds:itemID="{279A32A1-94B8-4C38-AF26-42DBFF0B0D86}">
+  <ds:schemaRefs>
+    <ds:schemaRef ds:uri="http://schemas.microsoft.com/office/2006/metadata/properties"/>
+    <ds:schemaRef ds:uri="http://schemas.microsoft.com/office/infopath/2007/PartnerControls"/>
+  </ds:schemaRefs>
+</ds:datastoreItem>
 </file>
--- a/documentation.sample.docx
+++ b/documentation.sample.docx
@@ -21,10 +21,10 @@
           <w:szCs w:val="24"/>
         </w:rPr>
       </w:pPr>
+      <w:bookmarkStart w:id="0" w:name="_Hlk229509405"/>
       <w:r>
         <w:rPr>
           <w:noProof/>
-          <w:lang w:val="en-US"/>
         </w:rPr>
         <w:drawing>
           <wp:inline distT="0" distB="0" distL="0" distR="0" wp14:anchorId="7ED736C8" wp14:editId="19800969">
@@ -89,7 +89,7 @@
           <w:szCs w:val="28"/>
         </w:rPr>
       </w:pPr>
-      <w:bookmarkStart w:id="0" w:name="_Toc52224141"/>
+      <w:bookmarkStart w:id="1" w:name="_Toc52224141"/>
       <w:r>
         <w:rPr>
           <w:b/>
@@ -99,7 +99,7 @@
         </w:rPr>
         <w:t>LA GRANDEE INTERNATIONAL COLLEGE</w:t>
       </w:r>
-      <w:bookmarkEnd w:id="0"/>
+      <w:bookmarkEnd w:id="1"/>
     </w:p>
     <w:p>
       <w:pPr>
@@ -113,6 +113,7 @@
           <w:szCs w:val="28"/>
         </w:rPr>
       </w:pPr>
+      <w:proofErr w:type="spellStart"/>
       <w:r>
         <w:rPr>
           <w:rFonts w:cs="Times New Roman"/>
@@ -121,8 +122,9 @@
           <w:sz w:val="28"/>
           <w:szCs w:val="28"/>
         </w:rPr>
-        <w:t>Simalchaur, Pokhara</w:t>
-      </w:r>
+        <w:t>Simalchaur</w:t>
+      </w:r>
+      <w:proofErr w:type="spellEnd"/>
       <w:r>
         <w:rPr>
           <w:rFonts w:cs="Times New Roman"/>
@@ -131,7 +133,7 @@
           <w:sz w:val="28"/>
           <w:szCs w:val="28"/>
         </w:rPr>
-        <w:t xml:space="preserve"> </w:t>
+        <w:t>, Pokhara</w:t>
       </w:r>
       <w:r>
         <w:rPr>
@@ -141,43 +143,9 @@
           <w:sz w:val="28"/>
           <w:szCs w:val="28"/>
         </w:rPr>
-        <w:t>Nepal</w:t>
-      </w:r>
-    </w:p>
-    <w:p>
-      <w:pPr>
-        <w:spacing w:before="120" w:after="0" w:line="360" w:lineRule="auto"/>
-        <w:jc w:val="center"/>
-        <w:rPr>
-          <w:rFonts w:cs="Times New Roman"/>
-        </w:rPr>
-      </w:pPr>
-      <w:r>
-        <w:rPr>
-          <w:rFonts w:cs="Times New Roman"/>
-        </w:rPr>
-        <w:t>A Project Proposal</w:t>
-      </w:r>
-    </w:p>
-    <w:p>
-      <w:pPr>
-        <w:spacing w:before="120" w:after="0" w:line="360" w:lineRule="auto"/>
-        <w:jc w:val="center"/>
-        <w:rPr>
-          <w:rFonts w:cs="Times New Roman"/>
-        </w:rPr>
-      </w:pPr>
-      <w:r>
-        <w:rPr>
-          <w:rFonts w:cs="Times New Roman"/>
-        </w:rPr>
-        <w:t>On</w:t>
-      </w:r>
-    </w:p>
-    <w:p>
-      <w:pPr>
-        <w:spacing w:before="120" w:after="0" w:line="360" w:lineRule="auto"/>
-        <w:jc w:val="center"/>
+        <w:t xml:space="preserve"> </w:t>
+      </w:r>
+      <w:r>
         <w:rPr>
           <w:rFonts w:cs="Times New Roman"/>
           <w:b/>
@@ -185,19 +153,63 @@
           <w:sz w:val="28"/>
           <w:szCs w:val="28"/>
         </w:rPr>
-      </w:pPr>
-      <w:bookmarkStart w:id="1" w:name="_Toc52226986"/>
-      <w:bookmarkStart w:id="2" w:name="_Toc52224142"/>
-      <w:r>
-        <w:rPr>
+        <w:t>Nepal</w:t>
+      </w:r>
+    </w:p>
+    <w:p>
+      <w:pPr>
+        <w:spacing w:before="120" w:after="0" w:line="360" w:lineRule="auto"/>
+        <w:jc w:val="center"/>
+        <w:rPr>
+          <w:rFonts w:cs="Times New Roman"/>
+        </w:rPr>
+      </w:pPr>
+      <w:r>
+        <w:rPr>
+          <w:rFonts w:cs="Times New Roman"/>
+        </w:rPr>
+        <w:t>A Project Proposal</w:t>
+      </w:r>
+    </w:p>
+    <w:p>
+      <w:pPr>
+        <w:spacing w:before="120" w:after="0" w:line="360" w:lineRule="auto"/>
+        <w:jc w:val="center"/>
+        <w:rPr>
+          <w:rFonts w:cs="Times New Roman"/>
+        </w:rPr>
+      </w:pPr>
+      <w:r>
+        <w:rPr>
+          <w:rFonts w:cs="Times New Roman"/>
+        </w:rPr>
+        <w:t>On</w:t>
+      </w:r>
+    </w:p>
+    <w:p>
+      <w:pPr>
+        <w:spacing w:before="120" w:after="0" w:line="360" w:lineRule="auto"/>
+        <w:jc w:val="center"/>
+        <w:rPr>
+          <w:rFonts w:cs="Times New Roman"/>
           <w:b/>
           <w:bCs/>
           <w:sz w:val="28"/>
+          <w:szCs w:val="28"/>
+        </w:rPr>
+      </w:pPr>
+      <w:bookmarkStart w:id="2" w:name="_Toc52226986"/>
+      <w:bookmarkStart w:id="3" w:name="_Toc52224142"/>
+      <w:r>
+        <w:rPr>
+          <w:b/>
+          <w:bCs/>
+          <w:sz w:val="28"/>
           <w:szCs w:val="24"/>
         </w:rPr>
         <w:t>“</w:t>
       </w:r>
-      <w:bookmarkEnd w:id="1"/>
+      <w:bookmarkEnd w:id="2"/>
       <w:sdt>
         <w:sdtPr>
           <w:rPr>
@@ -237,7 +249,7 @@
         </w:rPr>
         <w:t>”</w:t>
       </w:r>
-      <w:bookmarkEnd w:id="2"/>
+      <w:bookmarkEnd w:id="3"/>
     </w:p>
     <w:p>
       <w:pPr>
@@ -255,7 +267,6 @@
           <w:noProof/>
           <w:sz w:val="28"/>
           <w:szCs w:val="28"/>
-          <w:lang w:val="en-US"/>
         </w:rPr>
         <mc:AlternateContent>
           <mc:Choice Requires="wpg">
@@ -370,9 +381,9 @@
               </wp:inline>
             </w:drawing>
           </mc:Choice>
-          <mc:Fallback xmlns:w16sdtdh="http://schemas.microsoft.com/office/word/2020/wordml/sdtdatahash" xmlns:w16du="http://schemas.microsoft.com/office/word/2023/wordml/word16du" xmlns:w16="http://schemas.microsoft.com/office/word/2018/wordml" xmlns:w16cex="http://schemas.microsoft.com/office/word/2018/wordml/cex" xmlns:oel="http://schemas.microsoft.com/office/2019/extlst">
+          <mc:Fallback>
             <w:pict>
-              <v:group w14:anchorId="48E4EF1E" id="Group 5" o:spid="_x0000_s1026" style="width:68.5pt;height:110pt;mso-position-horizontal-relative:char;mso-position-vertical-relative:line" coordsize="6762,16097" o:gfxdata="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">
+              <v:group w14:anchorId="34F8CD06" id="Group 5" o:spid="_x0000_s1026" style="width:68.5pt;height:110pt;mso-position-horizontal-relative:char;mso-position-vertical-relative:line" coordsize="6762,16097" o:gfxdata="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">
                 <v:line id="Straight Connector 2" o:spid="_x0000_s1027" style="position:absolute;visibility:visible;mso-wrap-style:square" from="3333,0" to="3333,16097" o:connectortype="straight" o:gfxdata="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" strokecolor="black [3200]" strokeweight="2.5pt">
                   <v:stroke joinstyle="miter"/>
                 </v:line>
@@ -766,8 +777,16 @@
               <w:rPr>
                 <w:rFonts w:cs="Times New Roman"/>
               </w:rPr>
-              <w:t>Miraj Puri</w:t>
-            </w:r>
+              <w:t xml:space="preserve">Miraj </w:t>
+            </w:r>
+            <w:proofErr w:type="spellStart"/>
+            <w:r>
+              <w:rPr>
+                <w:rFonts w:cs="Times New Roman"/>
+              </w:rPr>
+              <w:t>Puri</w:t>
+            </w:r>
+            <w:proofErr w:type="spellEnd"/>
           </w:p>
         </w:tc>
         <w:tc>
@@ -1041,6 +1060,7 @@
         <w:fldChar w:fldCharType="end"/>
       </w:r>
     </w:p>
+    <w:bookmarkEnd w:id="0"/>
     <w:p>
       <w:pPr>
         <w:spacing w:before="120" w:after="0" w:line="360" w:lineRule="auto"/>
@@ -1104,29 +1124,63 @@
       <w:r>
         <w:t xml:space="preserve">We are grateful to our project supervisor </w:t>
       </w:r>
+      <w:proofErr w:type="spellStart"/>
       <w:r>
         <w:rPr>
           <w:b/>
           <w:bCs/>
         </w:rPr>
-        <w:t xml:space="preserve">Mr </w:t>
-      </w:r>
+        <w:t>Mr</w:t>
+      </w:r>
+      <w:proofErr w:type="spellEnd"/>
       <w:r>
         <w:rPr>
           <w:b/>
           <w:bCs/>
         </w:rPr>
-        <w:t>Arpan Pokhrel</w:t>
-      </w:r>
-      <w:r>
-        <w:t xml:space="preserve">, our faculty teacher </w:t>
+        <w:t xml:space="preserve"> </w:t>
       </w:r>
       <w:r>
         <w:rPr>
           <w:b/>
           <w:bCs/>
         </w:rPr>
-        <w:t>Mr. Ramesh Chalise,</w:t>
+        <w:t xml:space="preserve">Arpan </w:t>
+      </w:r>
+      <w:proofErr w:type="spellStart"/>
+      <w:r>
+        <w:rPr>
+          <w:b/>
+          <w:bCs/>
+        </w:rPr>
+        <w:t>Pokhrel</w:t>
+      </w:r>
+      <w:proofErr w:type="spellEnd"/>
+      <w:r>
+        <w:t xml:space="preserve">, our faculty teacher </w:t>
+      </w:r>
+      <w:r>
+        <w:rPr>
+          <w:b/>
+          <w:bCs/>
+        </w:rPr>
+        <w:t xml:space="preserve">Mr. Ramesh </w:t>
+      </w:r>
+      <w:proofErr w:type="spellStart"/>
+      <w:r>
+        <w:rPr>
+          <w:b/>
+          <w:bCs/>
+        </w:rPr>
+        <w:t>Chalise</w:t>
+      </w:r>
+      <w:proofErr w:type="spellEnd"/>
+      <w:r>
+        <w:rPr>
+          <w:b/>
+          <w:bCs/>
+        </w:rPr>
+        <w:t>,</w:t>
       </w:r>
       <w:r>
         <w:t xml:space="preserve"> for the guidance, inspiration and constructive suggestions that helped us in the preparation of this project.</w:t>
@@ -1138,7 +1192,15 @@
         <w:jc w:val="both"/>
       </w:pPr>
       <w:r>
-        <w:t xml:space="preserve">We are also appreciative among each other and have understood that teamwork, the designation of the task per the skillset one portrays, constant synchronisation and monitoring of progress and instilling new knowledge and skill is imperative for the success of any given work. </w:t>
+        <w:t xml:space="preserve">We are also appreciative among each other and have understood that teamwork, the designation of the task per the skillset one portrays, constant </w:t>
+      </w:r>
+      <w:proofErr w:type="spellStart"/>
+      <w:r>
+        <w:t>synchronisation</w:t>
+      </w:r>
+      <w:proofErr w:type="spellEnd"/>
+      <w:r>
+        <w:t xml:space="preserve"> and monitoring of progress and instilling new knowledge and skill is imperative for the success of any given work. </w:t>
       </w:r>
     </w:p>
     <w:p>
@@ -1165,8 +1227,13 @@
         <w:jc w:val="both"/>
       </w:pPr>
       <w:r>
-        <w:t>Miraj Puri</w:t>
-      </w:r>
+        <w:t xml:space="preserve">Miraj </w:t>
+      </w:r>
+      <w:proofErr w:type="spellStart"/>
+      <w:r>
+        <w:t>Puri</w:t>
+      </w:r>
+      <w:proofErr w:type="spellEnd"/>
     </w:p>
     <w:p>
       <w:pPr>
@@ -1417,8 +1484,13 @@
         <w:jc w:val="both"/>
       </w:pPr>
       <w:r>
-        <w:t>Miraj Puri</w:t>
-      </w:r>
+        <w:t xml:space="preserve">Miraj </w:t>
+      </w:r>
+      <w:proofErr w:type="spellStart"/>
+      <w:r>
+        <w:t>Puri</w:t>
+      </w:r>
+      <w:proofErr w:type="spellEnd"/>
     </w:p>
     <w:p>
       <w:pPr>
@@ -1550,7 +1622,15 @@
         <w:t xml:space="preserve">” is done under my supervision by </w:t>
       </w:r>
       <w:r>
-        <w:t xml:space="preserve">Sushant Adhikari,  Miraj </w:t>
+        <w:t xml:space="preserve">Sushant </w:t>
+      </w:r>
+      <w:proofErr w:type="gramStart"/>
+      <w:r>
+        <w:t>Adhikari,  Miraj</w:t>
+      </w:r>
+      <w:proofErr w:type="gramEnd"/>
+      <w:r>
+        <w:t xml:space="preserve"> </w:t>
       </w:r>
       <w:proofErr w:type="spellStart"/>
       <w:r>
@@ -1649,8 +1729,6 @@
           <w:szCs w:val="24"/>
         </w:rPr>
       </w:pPr>
-      <w:bookmarkStart w:id="3" w:name="_GoBack"/>
-      <w:bookmarkEnd w:id="3"/>
     </w:p>
     <w:p>
       <w:pPr>
@@ -1666,8 +1744,17 @@
           <w:rFonts w:cs="Times New Roman"/>
           <w:szCs w:val="24"/>
         </w:rPr>
-        <w:t>Arpan Pokhrel</w:t>
-      </w:r>
+        <w:t xml:space="preserve">Arpan </w:t>
+      </w:r>
+      <w:proofErr w:type="spellStart"/>
+      <w:r>
+        <w:rPr>
+          <w:rFonts w:cs="Times New Roman"/>
+          <w:szCs w:val="24"/>
+        </w:rPr>
+        <w:t>Pokhrel</w:t>
+      </w:r>
+      <w:proofErr w:type="spellEnd"/>
     </w:p>
     <w:p>
       <w:pPr>
@@ -1792,6 +1879,7 @@
         </w:rPr>
         <w:t xml:space="preserve"> are satisfied with the project </w:t>
       </w:r>
+      <w:proofErr w:type="spellStart"/>
       <w:r>
         <w:rPr>
           <w:rFonts w:cs="Times New Roman"/>
@@ -1799,6 +1887,7 @@
         </w:rPr>
         <w:t>defence</w:t>
       </w:r>
+      <w:proofErr w:type="spellEnd"/>
       <w:r>
         <w:rPr>
           <w:rFonts w:cs="Times New Roman"/>
@@ -1952,8 +2041,17 @@
                 <w:rFonts w:cs="Times New Roman"/>
                 <w:szCs w:val="24"/>
               </w:rPr>
-              <w:t>Arpan Pokhrel</w:t>
-            </w:r>
+              <w:t xml:space="preserve">Arpan </w:t>
+            </w:r>
+            <w:proofErr w:type="spellStart"/>
+            <w:r>
+              <w:rPr>
+                <w:rFonts w:cs="Times New Roman"/>
+                <w:szCs w:val="24"/>
+              </w:rPr>
+              <w:t>Pokhrel</w:t>
+            </w:r>
+            <w:proofErr w:type="spellEnd"/>
           </w:p>
           <w:p>
             <w:pPr>
@@ -2246,7 +2344,6 @@
           <w:rFonts w:asciiTheme="minorHAnsi" w:eastAsiaTheme="minorEastAsia" w:hAnsiTheme="minorHAnsi"/>
           <w:noProof/>
           <w:sz w:val="22"/>
-          <w:lang w:val="en-US"/>
         </w:rPr>
       </w:pPr>
       <w:r>
@@ -2325,7 +2422,6 @@
           <w:rFonts w:asciiTheme="minorHAnsi" w:eastAsiaTheme="minorEastAsia" w:hAnsiTheme="minorHAnsi"/>
           <w:noProof/>
           <w:sz w:val="22"/>
-          <w:lang w:val="en-US"/>
         </w:rPr>
       </w:pPr>
       <w:hyperlink w:anchor="_Toc52261129" w:history="1">
@@ -2395,7 +2491,6 @@
           <w:rFonts w:asciiTheme="minorHAnsi" w:eastAsiaTheme="minorEastAsia" w:hAnsiTheme="minorHAnsi"/>
           <w:noProof/>
           <w:sz w:val="22"/>
-          <w:lang w:val="en-US"/>
         </w:rPr>
       </w:pPr>
       <w:hyperlink w:anchor="_Toc52261130" w:history="1">
@@ -2465,7 +2560,6 @@
           <w:rFonts w:asciiTheme="minorHAnsi" w:eastAsiaTheme="minorEastAsia" w:hAnsiTheme="minorHAnsi"/>
           <w:noProof/>
           <w:sz w:val="22"/>
-          <w:lang w:val="en-US"/>
         </w:rPr>
       </w:pPr>
       <w:hyperlink w:anchor="_Toc52261131" w:history="1">
@@ -2481,7 +2575,6 @@
             <w:rFonts w:asciiTheme="minorHAnsi" w:eastAsiaTheme="minorEastAsia" w:hAnsiTheme="minorHAnsi"/>
             <w:noProof/>
             <w:sz w:val="22"/>
-            <w:lang w:val="en-US"/>
           </w:rPr>
           <w:tab/>
         </w:r>
@@ -2551,7 +2644,6 @@
           <w:rFonts w:asciiTheme="minorHAnsi" w:eastAsiaTheme="minorEastAsia" w:hAnsiTheme="minorHAnsi"/>
           <w:noProof/>
           <w:sz w:val="22"/>
-          <w:lang w:val="en-US"/>
         </w:rPr>
       </w:pPr>
       <w:hyperlink w:anchor="_Toc52261132" w:history="1">
@@ -2567,7 +2659,6 @@
             <w:rFonts w:asciiTheme="minorHAnsi" w:eastAsiaTheme="minorEastAsia" w:hAnsiTheme="minorHAnsi"/>
             <w:noProof/>
             <w:sz w:val="22"/>
-            <w:lang w:val="en-US"/>
           </w:rPr>
           <w:tab/>
         </w:r>
@@ -2637,7 +2728,6 @@
           <w:rFonts w:asciiTheme="minorHAnsi" w:eastAsiaTheme="minorEastAsia" w:hAnsiTheme="minorHAnsi"/>
           <w:noProof/>
           <w:sz w:val="22"/>
-          <w:lang w:val="en-US"/>
         </w:rPr>
       </w:pPr>
       <w:hyperlink w:anchor="_Toc52261133" w:history="1">
@@ -2653,7 +2743,6 @@
             <w:rFonts w:asciiTheme="minorHAnsi" w:eastAsiaTheme="minorEastAsia" w:hAnsiTheme="minorHAnsi"/>
             <w:noProof/>
             <w:sz w:val="22"/>
-            <w:lang w:val="en-US"/>
           </w:rPr>
           <w:tab/>
         </w:r>
@@ -2723,7 +2812,6 @@
           <w:rFonts w:asciiTheme="minorHAnsi" w:eastAsiaTheme="minorEastAsia" w:hAnsiTheme="minorHAnsi"/>
           <w:noProof/>
           <w:sz w:val="22"/>
-          <w:lang w:val="en-US"/>
         </w:rPr>
       </w:pPr>
       <w:hyperlink w:anchor="_Toc52261134" w:history="1">
@@ -2739,7 +2827,6 @@
             <w:rFonts w:asciiTheme="minorHAnsi" w:eastAsiaTheme="minorEastAsia" w:hAnsiTheme="minorHAnsi"/>
             <w:noProof/>
             <w:sz w:val="22"/>
-            <w:lang w:val="en-US"/>
           </w:rPr>
           <w:tab/>
         </w:r>
@@ -2809,7 +2896,6 @@
           <w:rFonts w:asciiTheme="minorHAnsi" w:eastAsiaTheme="minorEastAsia" w:hAnsiTheme="minorHAnsi"/>
           <w:noProof/>
           <w:sz w:val="22"/>
-          <w:lang w:val="en-US"/>
         </w:rPr>
       </w:pPr>
       <w:hyperlink w:anchor="_Toc52261135" w:history="1">
@@ -2825,7 +2911,6 @@
             <w:rFonts w:asciiTheme="minorHAnsi" w:eastAsiaTheme="minorEastAsia" w:hAnsiTheme="minorHAnsi"/>
             <w:noProof/>
             <w:sz w:val="22"/>
-            <w:lang w:val="en-US"/>
           </w:rPr>
           <w:tab/>
         </w:r>
@@ -2895,7 +2980,6 @@
           <w:rFonts w:asciiTheme="minorHAnsi" w:eastAsiaTheme="minorEastAsia" w:hAnsiTheme="minorHAnsi"/>
           <w:noProof/>
           <w:sz w:val="22"/>
-          <w:lang w:val="en-US"/>
         </w:rPr>
       </w:pPr>
       <w:hyperlink w:anchor="_Toc52261136" w:history="1">
@@ -2911,7 +2995,6 @@
             <w:rFonts w:asciiTheme="minorHAnsi" w:eastAsiaTheme="minorEastAsia" w:hAnsiTheme="minorHAnsi"/>
             <w:noProof/>
             <w:sz w:val="22"/>
-            <w:lang w:val="en-US"/>
           </w:rPr>
           <w:tab/>
         </w:r>
@@ -2981,7 +3064,6 @@
           <w:rFonts w:asciiTheme="minorHAnsi" w:eastAsiaTheme="minorEastAsia" w:hAnsiTheme="minorHAnsi"/>
           <w:noProof/>
           <w:sz w:val="22"/>
-          <w:lang w:val="en-US"/>
         </w:rPr>
       </w:pPr>
       <w:hyperlink w:anchor="_Toc52261137" w:history="1">
@@ -2989,7 +3071,6 @@
           <w:rPr>
             <w:rStyle w:val="Hyperlink"/>
             <w:noProof/>
-            <w:lang w:val="en-US"/>
           </w:rPr>
           <w:t>7.</w:t>
         </w:r>
@@ -2998,7 +3079,6 @@
             <w:rFonts w:asciiTheme="minorHAnsi" w:eastAsiaTheme="minorEastAsia" w:hAnsiTheme="minorHAnsi"/>
             <w:noProof/>
             <w:sz w:val="22"/>
-            <w:lang w:val="en-US"/>
           </w:rPr>
           <w:tab/>
         </w:r>
@@ -3006,7 +3086,6 @@
           <w:rPr>
             <w:rStyle w:val="Hyperlink"/>
             <w:noProof/>
-            <w:lang w:val="en-US"/>
           </w:rPr>
           <w:t>DELIVERABLES</w:t>
         </w:r>
@@ -3069,7 +3148,6 @@
           <w:rFonts w:asciiTheme="minorHAnsi" w:eastAsiaTheme="minorEastAsia" w:hAnsiTheme="minorHAnsi"/>
           <w:noProof/>
           <w:sz w:val="22"/>
-          <w:lang w:val="en-US"/>
         </w:rPr>
       </w:pPr>
       <w:hyperlink w:anchor="_Toc52261138" w:history="1">
@@ -3077,7 +3155,6 @@
           <w:rPr>
             <w:rStyle w:val="Hyperlink"/>
             <w:noProof/>
-            <w:lang w:val="en-US"/>
           </w:rPr>
           <w:t>8.</w:t>
         </w:r>
@@ -3086,7 +3163,6 @@
             <w:rFonts w:asciiTheme="minorHAnsi" w:eastAsiaTheme="minorEastAsia" w:hAnsiTheme="minorHAnsi"/>
             <w:noProof/>
             <w:sz w:val="22"/>
-            <w:lang w:val="en-US"/>
           </w:rPr>
           <w:tab/>
         </w:r>
@@ -3094,7 +3170,6 @@
           <w:rPr>
             <w:rStyle w:val="Hyperlink"/>
             <w:noProof/>
-            <w:lang w:val="en-US"/>
           </w:rPr>
           <w:t>CONCLUSION</w:t>
         </w:r>
@@ -3279,9 +3354,6 @@
               <w:jc w:val="both"/>
             </w:pPr>
             <w:r>
-              <w:rPr>
-                <w:lang w:val="en-US"/>
-              </w:rPr>
               <w:t>A/D</w:t>
             </w:r>
           </w:p>
@@ -3296,9 +3368,6 @@
               <w:jc w:val="both"/>
             </w:pPr>
             <w:r>
-              <w:rPr>
-                <w:lang w:val="en-US"/>
-              </w:rPr>
               <w:t>Analog-to-Digital</w:t>
             </w:r>
           </w:p>
@@ -3315,9 +3384,6 @@
               <w:jc w:val="both"/>
             </w:pPr>
             <w:r>
-              <w:rPr>
-                <w:lang w:val="en-US"/>
-              </w:rPr>
               <w:t>ABC</w:t>
             </w:r>
           </w:p>
@@ -3332,9 +3398,6 @@
               <w:jc w:val="both"/>
             </w:pPr>
             <w:r>
-              <w:rPr>
-                <w:lang w:val="en-US"/>
-              </w:rPr>
               <w:t>Atanasoff Berry Computer</w:t>
             </w:r>
           </w:p>
@@ -3351,9 +3414,6 @@
               <w:jc w:val="both"/>
             </w:pPr>
             <w:r>
-              <w:rPr>
-                <w:lang w:val="en-US"/>
-              </w:rPr>
               <w:t>ACM</w:t>
             </w:r>
           </w:p>
@@ -3368,9 +3428,6 @@
               <w:jc w:val="both"/>
             </w:pPr>
             <w:r>
-              <w:rPr>
-                <w:lang w:val="en-US"/>
-              </w:rPr>
               <w:t>Association for Computing Machinery</w:t>
             </w:r>
           </w:p>
@@ -3387,9 +3444,6 @@
               <w:jc w:val="both"/>
             </w:pPr>
             <w:r>
-              <w:rPr>
-                <w:lang w:val="en-US"/>
-              </w:rPr>
               <w:t>AI</w:t>
             </w:r>
           </w:p>
@@ -3404,9 +3458,6 @@
               <w:jc w:val="both"/>
             </w:pPr>
             <w:r>
-              <w:rPr>
-                <w:lang w:val="en-US"/>
-              </w:rPr>
               <w:t>Artificial Intelligence</w:t>
             </w:r>
           </w:p>
@@ -3423,9 +3474,6 @@
               <w:jc w:val="both"/>
             </w:pPr>
             <w:r>
-              <w:rPr>
-                <w:lang w:val="en-US"/>
-              </w:rPr>
               <w:t>ALGOL</w:t>
             </w:r>
           </w:p>
@@ -3440,15 +3488,9 @@
               <w:jc w:val="both"/>
             </w:pPr>
             <w:r>
-              <w:rPr>
-                <w:lang w:val="en-US"/>
-              </w:rPr>
               <w:t>Algorithmic</w:t>
             </w:r>
             <w:r>
-              <w:rPr>
-                <w:lang w:val="en-US"/>
-              </w:rPr>
               <w:t xml:space="preserve"> Language</w:t>
             </w:r>
           </w:p>
@@ -3465,9 +3507,6 @@
               <w:jc w:val="both"/>
             </w:pPr>
             <w:r>
-              <w:rPr>
-                <w:lang w:val="en-US"/>
-              </w:rPr>
               <w:t>ALU</w:t>
             </w:r>
           </w:p>
@@ -3482,9 +3521,6 @@
               <w:jc w:val="both"/>
             </w:pPr>
             <w:r>
-              <w:rPr>
-                <w:lang w:val="en-US"/>
-              </w:rPr>
               <w:t>Arithmetic Logic Unit</w:t>
             </w:r>
           </w:p>
@@ -3501,9 +3537,6 @@
               <w:jc w:val="both"/>
             </w:pPr>
             <w:r>
-              <w:rPr>
-                <w:lang w:val="en-US"/>
-              </w:rPr>
               <w:t>AMD</w:t>
             </w:r>
           </w:p>
@@ -3518,9 +3551,6 @@
               <w:jc w:val="both"/>
             </w:pPr>
             <w:r>
-              <w:rPr>
-                <w:lang w:val="en-US"/>
-              </w:rPr>
               <w:t>Advanced Micro Devices</w:t>
             </w:r>
           </w:p>
@@ -3537,9 +3567,6 @@
               <w:jc w:val="both"/>
             </w:pPr>
             <w:r>
-              <w:rPr>
-                <w:lang w:val="en-US"/>
-              </w:rPr>
               <w:t>ARPANET</w:t>
             </w:r>
           </w:p>
@@ -3554,9 +3581,6 @@
               <w:jc w:val="both"/>
             </w:pPr>
             <w:r>
-              <w:rPr>
-                <w:lang w:val="en-US"/>
-              </w:rPr>
               <w:t>Advanced Research Project Agency Network</w:t>
             </w:r>
           </w:p>
@@ -3573,9 +3597,6 @@
               <w:jc w:val="both"/>
             </w:pPr>
             <w:r>
-              <w:rPr>
-                <w:lang w:val="en-US"/>
-              </w:rPr>
               <w:t>ASCII</w:t>
             </w:r>
           </w:p>
@@ -3590,9 +3611,6 @@
               <w:jc w:val="both"/>
             </w:pPr>
             <w:r>
-              <w:rPr>
-                <w:lang w:val="en-US"/>
-              </w:rPr>
               <w:t>American Standard Code for Information Interchange</w:t>
             </w:r>
           </w:p>
@@ -3609,9 +3627,6 @@
               <w:jc w:val="both"/>
             </w:pPr>
             <w:r>
-              <w:rPr>
-                <w:lang w:val="en-US"/>
-              </w:rPr>
               <w:t>BASIC</w:t>
             </w:r>
           </w:p>
@@ -3626,9 +3641,6 @@
               <w:jc w:val="both"/>
             </w:pPr>
             <w:r>
-              <w:rPr>
-                <w:lang w:val="en-US"/>
-              </w:rPr>
               <w:t>Beginners All-purpose Symbolic Instruction Code</w:t>
             </w:r>
           </w:p>
@@ -3645,9 +3657,6 @@
               <w:jc w:val="both"/>
             </w:pPr>
             <w:r>
-              <w:rPr>
-                <w:lang w:val="en-US"/>
-              </w:rPr>
               <w:t>BCD</w:t>
             </w:r>
           </w:p>
@@ -3662,9 +3671,6 @@
               <w:jc w:val="both"/>
             </w:pPr>
             <w:r>
-              <w:rPr>
-                <w:lang w:val="en-US"/>
-              </w:rPr>
               <w:t>Binary Coded Decimal</w:t>
             </w:r>
           </w:p>
@@ -3681,9 +3687,6 @@
               <w:jc w:val="both"/>
             </w:pPr>
             <w:r>
-              <w:rPr>
-                <w:lang w:val="en-US"/>
-              </w:rPr>
               <w:t>BIOS</w:t>
             </w:r>
           </w:p>
@@ -3698,9 +3701,6 @@
               <w:jc w:val="both"/>
             </w:pPr>
             <w:r>
-              <w:rPr>
-                <w:lang w:val="en-US"/>
-              </w:rPr>
               <w:t>Basic Input Output System</w:t>
             </w:r>
           </w:p>
@@ -3717,9 +3717,6 @@
               <w:jc w:val="both"/>
             </w:pPr>
             <w:r>
-              <w:rPr>
-                <w:lang w:val="en-US"/>
-              </w:rPr>
               <w:t>BIPS</w:t>
             </w:r>
           </w:p>
@@ -3734,9 +3731,6 @@
               <w:jc w:val="both"/>
             </w:pPr>
             <w:r>
-              <w:rPr>
-                <w:lang w:val="en-US"/>
-              </w:rPr>
               <w:t>Billions of Instructions Per Second</w:t>
             </w:r>
           </w:p>
@@ -3753,9 +3747,6 @@
               <w:jc w:val="both"/>
             </w:pPr>
             <w:r>
-              <w:rPr>
-                <w:lang w:val="en-US"/>
-              </w:rPr>
               <w:t>BPI</w:t>
             </w:r>
           </w:p>
@@ -3770,9 +3761,6 @@
               <w:jc w:val="both"/>
             </w:pPr>
             <w:r>
-              <w:rPr>
-                <w:lang w:val="en-US"/>
-              </w:rPr>
               <w:t>Bytes Per Inch</w:t>
             </w:r>
           </w:p>
@@ -3789,9 +3777,6 @@
               <w:jc w:val="both"/>
             </w:pPr>
             <w:r>
-              <w:rPr>
-                <w:lang w:val="en-US"/>
-              </w:rPr>
               <w:t>CAD</w:t>
             </w:r>
           </w:p>
@@ -3806,9 +3791,6 @@
               <w:jc w:val="both"/>
             </w:pPr>
             <w:r>
-              <w:rPr>
-                <w:lang w:val="en-US"/>
-              </w:rPr>
               <w:t>Computer Aided Design</w:t>
             </w:r>
           </w:p>
@@ -3825,9 +3807,6 @@
               <w:jc w:val="both"/>
             </w:pPr>
             <w:r>
-              <w:rPr>
-                <w:lang w:val="en-US"/>
-              </w:rPr>
               <w:t>CAE</w:t>
             </w:r>
           </w:p>
@@ -3842,9 +3821,6 @@
               <w:jc w:val="both"/>
             </w:pPr>
             <w:r>
-              <w:rPr>
-                <w:lang w:val="en-US"/>
-              </w:rPr>
               <w:t>Computer Aided Engineering</w:t>
             </w:r>
           </w:p>
@@ -3861,9 +3837,6 @@
               <w:jc w:val="both"/>
             </w:pPr>
             <w:r>
-              <w:rPr>
-                <w:lang w:val="en-US"/>
-              </w:rPr>
               <w:t>CAN</w:t>
             </w:r>
           </w:p>
@@ -3878,9 +3851,6 @@
               <w:jc w:val="both"/>
             </w:pPr>
             <w:r>
-              <w:rPr>
-                <w:lang w:val="en-US"/>
-              </w:rPr>
               <w:t>Campus Area Network</w:t>
             </w:r>
           </w:p>
@@ -3956,6 +3926,7 @@
         <w:spacing w:after="0" w:line="360" w:lineRule="auto"/>
         <w:jc w:val="both"/>
       </w:pPr>
+      <w:bookmarkStart w:id="4" w:name="_Hlk229510293"/>
       <w:r>
         <w:t xml:space="preserve">Quiz game </w:t>
       </w:r>
@@ -4117,31 +4088,40 @@
       <w:r>
         <w:t xml:space="preserve">Sushant </w:t>
       </w:r>
+      <w:proofErr w:type="gramStart"/>
+      <w:r>
+        <w:t>Ad</w:t>
+      </w:r>
+      <w:r>
+        <w:t>hi</w:t>
+      </w:r>
+      <w:r>
+        <w:t>kar</w:t>
+      </w:r>
+      <w:r>
+        <w:t xml:space="preserve">i </w:t>
+      </w:r>
+      <w:r>
+        <w:t>.</w:t>
+      </w:r>
+      <w:proofErr w:type="gramEnd"/>
+      <w:r>
+        <w:t xml:space="preserve"> </w:t>
+      </w:r>
+      <w:r>
+        <w:t xml:space="preserve">Prashant Tripathi </w:t>
+      </w:r>
+      <w:r>
+        <w:t>designed DFD</w:t>
+      </w:r>
+      <w:r>
+        <w:t xml:space="preserve">. Research about project related information and testing platform and was handled by Arpan </w:t>
+      </w:r>
       <w:proofErr w:type="spellStart"/>
-      <w:proofErr w:type="gramStart"/>
-      <w:r>
-        <w:t>Ad</w:t>
-      </w:r>
-      <w:r>
-        <w:t>hi</w:t>
-      </w:r>
-      <w:r>
-        <w:t>kar</w:t>
-      </w:r>
-      <w:r>
-        <w:t xml:space="preserve">i </w:t>
+      <w:r>
+        <w:t>Pokhrel</w:t>
       </w:r>
       <w:proofErr w:type="spellEnd"/>
-      <w:r>
-        <w:t>.</w:t>
-      </w:r>
-      <w:proofErr w:type="gramEnd"/>
-      <w:r>
-        <w:t xml:space="preserve"> S designed DFD</w:t>
-      </w:r>
-      <w:r>
-        <w:t>. Research about project related information and testing platform and was handled by Arpan Pokhrel</w:t>
-      </w:r>
       <w:r>
         <w:t>.</w:t>
       </w:r>
@@ -4270,13 +4250,8 @@
       <w:r>
         <w:t xml:space="preserve"> </w:t>
       </w:r>
-      <w:proofErr w:type="spellStart"/>
-      <w:r>
-        <w:t>Analyzing</w:t>
-      </w:r>
-      <w:proofErr w:type="spellEnd"/>
-      <w:r>
-        <w:t xml:space="preserve"> of data wi</w:t>
+      <w:r>
+        <w:t>Analyzing of data wi</w:t>
       </w:r>
       <w:r>
         <w:t xml:space="preserve">ll be much </w:t>
@@ -4314,6 +4289,7 @@
         <w:t>.</w:t>
       </w:r>
     </w:p>
+    <w:bookmarkEnd w:id="4"/>
     <w:p>
       <w:pPr>
         <w:spacing w:before="120" w:after="0" w:line="360" w:lineRule="auto"/>
@@ -4368,15 +4344,15 @@
       <w:r>
         <w:t>tatement</w:t>
       </w:r>
-    </w:p>
-    <w:p>
-      <w:pPr>
-        <w:rPr>
-          <w:rFonts w:cs="Times New Roman"/>
-          <w:szCs w:val="24"/>
-        </w:rPr>
-      </w:pPr>
-      <w:bookmarkStart w:id="4" w:name="_Hlk229488987"/>
+      <w:bookmarkStart w:id="5" w:name="_Hlk229488987"/>
+    </w:p>
+    <w:p>
+      <w:pPr>
+        <w:rPr>
+          <w:rFonts w:cs="Times New Roman"/>
+          <w:szCs w:val="24"/>
+        </w:rPr>
+      </w:pPr>
       <w:r>
         <w:rPr>
           <w:rFonts w:cs="Times New Roman"/>
@@ -4384,7 +4360,7 @@
         </w:rPr>
         <w:t>Developing this system presented numerous challenges, as it represented our first major programming-based project. While we encountered various technical obstacles, we successfully implemented solutions within our project framework. During the development process, we faced frequent errors and system failures while trying to complete the complex tasks required for a functional application. Specifically, organizing diverse question banks, managing concurrent user sessions, ensuring score accuracy, and adjusting the software to meet modern educational standards proved difficult under existing manual methods. Our program was specifically intended to overcome these foundational difficulties</w:t>
       </w:r>
-      <w:bookmarkEnd w:id="4"/>
+      <w:bookmarkEnd w:id="5"/>
       <w:r>
         <w:rPr>
           <w:rFonts w:cs="Times New Roman"/>
@@ -4399,14 +4375,12 @@
         <w:rPr>
           <w:rFonts w:cs="Times New Roman"/>
           <w:szCs w:val="24"/>
-          <w:lang w:val="en-US"/>
-        </w:rPr>
-      </w:pPr>
-      <w:r>
-        <w:rPr>
-          <w:rFonts w:cs="Times New Roman"/>
-          <w:szCs w:val="24"/>
-          <w:lang w:val="en-US"/>
+        </w:rPr>
+      </w:pPr>
+      <w:r>
+        <w:rPr>
+          <w:rFonts w:cs="Times New Roman"/>
+          <w:szCs w:val="24"/>
         </w:rPr>
         <w:t>Developing this system presented numerous challenges, as it represented our first major programming-based project. While we encountered various technical obstacles, we successfully implemented solutions within our project framework. During the development process, we faced frequent errors and system failures while trying to complete the complex tasks required for a functional application. Specifically, organizing diverse question banks, managing concurrent user sessions, ensuring score accuracy, and adjusting the software to meet modern educational standards proved difficult under existing manual methods. Our program was specifically intended to overcome these foundational difficulties.</w:t>
       </w:r>
@@ -4423,23 +4397,7 @@
           <w:rFonts w:cs="Times New Roman"/>
           <w:szCs w:val="24"/>
         </w:rPr>
-        <w:t xml:space="preserve">The following issues represent secondary but prominent problems that can be </w:t>
-      </w:r>
-      <w:proofErr w:type="spellStart"/>
-      <w:r>
-        <w:rPr>
-          <w:rFonts w:cs="Times New Roman"/>
-          <w:szCs w:val="24"/>
-        </w:rPr>
-        <w:t>analyzed</w:t>
-      </w:r>
-      <w:proofErr w:type="spellEnd"/>
-      <w:r>
-        <w:rPr>
-          <w:rFonts w:cs="Times New Roman"/>
-          <w:szCs w:val="24"/>
-        </w:rPr>
-        <w:t xml:space="preserve"> at both micro and macro levels:</w:t>
+        <w:t>The following issues represent secondary but prominent problems that can be analyzed at both micro and macro levels:</w:t>
       </w:r>
     </w:p>
     <w:p>
@@ -4749,7 +4707,6 @@
         </w:rPr>
         <w:t xml:space="preserve">: Manual systems provide very few features for instant feedback or automated </w:t>
       </w:r>
-      <w:proofErr w:type="spellStart"/>
       <w:proofErr w:type="gramStart"/>
       <w:r>
         <w:rPr>
@@ -4765,7 +4722,6 @@
         </w:rPr>
         <w:t>s</w:t>
       </w:r>
-      <w:proofErr w:type="spellEnd"/>
       <w:r>
         <w:rPr>
           <w:rFonts w:cs="Times New Roman"/>
@@ -4800,26 +4756,42 @@
         </w:numPr>
         <w:spacing w:after="0" w:line="360" w:lineRule="auto"/>
         <w:jc w:val="both"/>
-      </w:pPr>
-      <w:r>
+        <w:rPr>
+          <w:sz w:val="24"/>
+          <w:szCs w:val="24"/>
+        </w:rPr>
+      </w:pPr>
+      <w:r>
+        <w:rPr>
+          <w:sz w:val="24"/>
+          <w:szCs w:val="24"/>
+        </w:rPr>
         <w:lastRenderedPageBreak/>
         <w:t>Objectives</w:t>
       </w:r>
     </w:p>
     <w:p>
-      <w:r>
+      <w:pPr>
+        <w:spacing w:line="360" w:lineRule="auto"/>
+        <w:rPr>
+          <w:rFonts w:cs="Times New Roman"/>
+          <w:szCs w:val="24"/>
+        </w:rPr>
+      </w:pPr>
+      <w:bookmarkStart w:id="6" w:name="_Hlk229514530"/>
+      <w:r>
+        <w:rPr>
+          <w:rFonts w:cs="Times New Roman"/>
+          <w:szCs w:val="24"/>
+        </w:rPr>
         <w:t xml:space="preserve">The </w:t>
       </w:r>
       <w:r>
-        <w:t xml:space="preserve">section is pivotal as the entire project development is </w:t>
-      </w:r>
-      <w:proofErr w:type="spellStart"/>
-      <w:r>
-        <w:t>centered</w:t>
-      </w:r>
-      <w:proofErr w:type="spellEnd"/>
-      <w:r>
-        <w:t xml:space="preserve"> around it. The following objectives have been clearly defined based on what we were able to achieve during the project completion. Each objective is designed to be SMART (Specific, Measurable, Achievable, Realistic, and Time-bound) and focuses on the completed tasks of the Quiz Game System.</w:t>
+        <w:rPr>
+          <w:rFonts w:cs="Times New Roman"/>
+          <w:szCs w:val="24"/>
+        </w:rPr>
+        <w:t>section is pivotal as the entire project development is centered around it. The following objectives have been clearly defined based on what we were able to achieve during the project completion. Each objective is designed to be SMART (Specific, Measurable, Achievable, Realistic, and Time-bound) and focuses on the completed tasks of the Quiz Game System.</w:t>
       </w:r>
     </w:p>
     <w:p>
@@ -4829,8 +4801,17 @@
           <w:ilvl w:val="0"/>
           <w:numId w:val="19"/>
         </w:numPr>
-      </w:pPr>
-      <w:r>
+        <w:spacing w:line="360" w:lineRule="auto"/>
+        <w:rPr>
+          <w:rFonts w:cs="Times New Roman"/>
+          <w:szCs w:val="24"/>
+        </w:rPr>
+      </w:pPr>
+      <w:r>
+        <w:rPr>
+          <w:rFonts w:cs="Times New Roman"/>
+          <w:szCs w:val="24"/>
+        </w:rPr>
         <w:t>TO develop a user-friendly interface using C++ that allows players to navigate through different quiz categories seamlessly.</w:t>
       </w:r>
     </w:p>
@@ -4841,8 +4822,17 @@
           <w:ilvl w:val="0"/>
           <w:numId w:val="19"/>
         </w:numPr>
-      </w:pPr>
-      <w:r>
+        <w:spacing w:line="360" w:lineRule="auto"/>
+        <w:rPr>
+          <w:rFonts w:cs="Times New Roman"/>
+          <w:szCs w:val="24"/>
+        </w:rPr>
+      </w:pPr>
+      <w:r>
+        <w:rPr>
+          <w:rFonts w:cs="Times New Roman"/>
+          <w:szCs w:val="24"/>
+        </w:rPr>
         <w:t>TO implement a robust scoring algorithm that calculates and displays results immediately after the completion of a quiz session.</w:t>
       </w:r>
     </w:p>
@@ -4853,8 +4843,17 @@
           <w:ilvl w:val="0"/>
           <w:numId w:val="19"/>
         </w:numPr>
-      </w:pPr>
-      <w:r>
+        <w:spacing w:line="360" w:lineRule="auto"/>
+        <w:rPr>
+          <w:rFonts w:cs="Times New Roman"/>
+          <w:szCs w:val="24"/>
+        </w:rPr>
+      </w:pPr>
+      <w:r>
+        <w:rPr>
+          <w:rFonts w:cs="Times New Roman"/>
+          <w:szCs w:val="24"/>
+        </w:rPr>
         <w:t>TO organize a centralized database for storing a wide range of questions and multiple-choice answers across various difficulty levels.</w:t>
       </w:r>
     </w:p>
@@ -4865,8 +4864,17 @@
           <w:ilvl w:val="0"/>
           <w:numId w:val="19"/>
         </w:numPr>
-      </w:pPr>
-      <w:r>
+        <w:spacing w:line="360" w:lineRule="auto"/>
+        <w:rPr>
+          <w:rFonts w:cs="Times New Roman"/>
+          <w:szCs w:val="24"/>
+        </w:rPr>
+      </w:pPr>
+      <w:r>
+        <w:rPr>
+          <w:rFonts w:cs="Times New Roman"/>
+          <w:szCs w:val="24"/>
+        </w:rPr>
         <w:t>TO evaluate user inputs in real-time to provide instant feedback on whether the selected answer is correct or incorrect.</w:t>
       </w:r>
     </w:p>
@@ -4877,8 +4885,17 @@
           <w:ilvl w:val="0"/>
           <w:numId w:val="19"/>
         </w:numPr>
-      </w:pPr>
-      <w:r>
+        <w:spacing w:line="360" w:lineRule="auto"/>
+        <w:rPr>
+          <w:rFonts w:cs="Times New Roman"/>
+          <w:szCs w:val="24"/>
+        </w:rPr>
+      </w:pPr>
+      <w:r>
+        <w:rPr>
+          <w:rFonts w:cs="Times New Roman"/>
+          <w:szCs w:val="24"/>
+        </w:rPr>
         <w:t>TO integrate a timer functionality for each question to enhance the challenge and ensure the game remains engaging and time-bound.</w:t>
       </w:r>
     </w:p>
@@ -4889,8 +4906,17 @@
           <w:ilvl w:val="0"/>
           <w:numId w:val="19"/>
         </w:numPr>
-      </w:pPr>
-      <w:r>
+        <w:spacing w:line="360" w:lineRule="auto"/>
+        <w:rPr>
+          <w:rFonts w:cs="Times New Roman"/>
+          <w:szCs w:val="24"/>
+        </w:rPr>
+      </w:pPr>
+      <w:r>
+        <w:rPr>
+          <w:rFonts w:cs="Times New Roman"/>
+          <w:szCs w:val="24"/>
+        </w:rPr>
         <w:t>TO ensure data integrity by preventing unauthorized access to the answer keys within the system’s source code.</w:t>
       </w:r>
     </w:p>
@@ -4901,11 +4927,26 @@
           <w:ilvl w:val="0"/>
           <w:numId w:val="19"/>
         </w:numPr>
-      </w:pPr>
-      <w:r>
-        <w:t>TO illustrate the player's final performance through a comprehensive summary report generated at the end of every game.</w:t>
-      </w:r>
-    </w:p>
+        <w:spacing w:line="360" w:lineRule="auto"/>
+        <w:rPr>
+          <w:szCs w:val="24"/>
+        </w:rPr>
+      </w:pPr>
+      <w:r>
+        <w:rPr>
+          <w:rFonts w:cs="Times New Roman"/>
+          <w:szCs w:val="24"/>
+        </w:rPr>
+        <w:t>TO illustrate the player's final performance through a comprehensive summary report generated at the end of every game</w:t>
+      </w:r>
+      <w:r>
+        <w:rPr>
+          <w:szCs w:val="24"/>
+        </w:rPr>
+        <w:t>.</w:t>
+      </w:r>
+    </w:p>
+    <w:bookmarkEnd w:id="6"/>
     <w:p>
       <w:pPr>
         <w:pStyle w:val="Heading1"/>
@@ -4982,7 +5023,6 @@
         <w:jc w:val="both"/>
       </w:pPr>
       <w:r>
-        <w:lastRenderedPageBreak/>
         <w:t>Background Study</w:t>
       </w:r>
     </w:p>
@@ -5717,7 +5757,6 @@
           <w:rFonts w:eastAsia="Times New Roman" w:cs="Times New Roman"/>
           <w:color w:val="FF0000"/>
           <w:szCs w:val="24"/>
-          <w:lang w:val="en-US"/>
         </w:rPr>
       </w:pPr>
       <w:r>
@@ -5836,7 +5875,6 @@
       <w:r>
         <w:rPr>
           <w:noProof/>
-          <w:lang w:val="en-US"/>
         </w:rPr>
         <w:drawing>
           <wp:inline distT="0" distB="0" distL="0" distR="0" wp14:anchorId="23DD7EC3" wp14:editId="723BBC67">
@@ -6474,22 +6512,28 @@
       <w:r>
         <w:rPr>
           <w:rFonts w:cs="Times New Roman"/>
-          <w:lang w:val="en-US"/>
         </w:rPr>
         <w:t>Mention the testing methodology you have used,</w:t>
       </w:r>
       <w:r>
         <w:rPr>
           <w:rFonts w:cs="Times New Roman"/>
-          <w:lang w:val="en-US"/>
-        </w:rPr>
-        <w:t xml:space="preserve"> make sure that we follow the testing paradigm, or software testing life cycle when we test a prototype or module.</w:t>
-      </w:r>
-      <w:r>
-        <w:rPr>
-          <w:rFonts w:cs="Times New Roman"/>
-        </w:rPr>
-        <w:t>TLC stands for Software Testing Life Cycle. STLC is a sequence of different activities performed by the testing team to ensure the quality of the software or the product.</w:t>
+        </w:rPr>
+        <w:t xml:space="preserve"> make sure that we follow the testing paradigm, or software testing life cycle when we test a prototype or </w:t>
+      </w:r>
+      <w:proofErr w:type="spellStart"/>
+      <w:r>
+        <w:rPr>
+          <w:rFonts w:cs="Times New Roman"/>
+        </w:rPr>
+        <w:t>module.TLC</w:t>
+      </w:r>
+      <w:proofErr w:type="spellEnd"/>
+      <w:r>
+        <w:rPr>
+          <w:rFonts w:cs="Times New Roman"/>
+        </w:rPr>
+        <w:t xml:space="preserve"> stands for Software Testing Life Cycle. STLC is a sequence of different activities performed by the testing team to ensure the quality of the software or the product.</w:t>
       </w:r>
     </w:p>
     <w:p>
@@ -6577,7 +6621,6 @@
         <w:rPr>
           <w:rFonts w:cs="Times New Roman"/>
           <w:noProof/>
-          <w:lang w:val="en-US"/>
         </w:rPr>
         <mc:AlternateContent>
           <mc:Choice Requires="wpg">
@@ -6681,10 +6724,9 @@
                                   <w:color w:val="auto"/>
                                   <w:sz w:val="24"/>
                                   <w:szCs w:val="22"/>
-                                  <w:lang w:val="en-US"/>
                                 </w:rPr>
                               </w:pPr>
-                              <w:bookmarkStart w:id="5" w:name="_Toc56929757"/>
+                              <w:bookmarkStart w:id="7" w:name="_Toc56929757"/>
                               <w:r>
                                 <w:rPr>
                                   <w:rFonts w:cs="Times New Roman"/>
@@ -6693,7 +6735,6 @@
                                   <w:color w:val="auto"/>
                                   <w:sz w:val="24"/>
                                   <w:szCs w:val="22"/>
-                                  <w:lang w:val="en-US"/>
                                 </w:rPr>
                                 <w:t xml:space="preserve">Figure </w:t>
                               </w:r>
@@ -6705,7 +6746,6 @@
                                   <w:color w:val="auto"/>
                                   <w:sz w:val="24"/>
                                   <w:szCs w:val="22"/>
-                                  <w:lang w:val="en-US"/>
                                 </w:rPr>
                                 <w:fldChar w:fldCharType="begin"/>
                               </w:r>
@@ -6717,7 +6757,6 @@
                                   <w:color w:val="auto"/>
                                   <w:sz w:val="24"/>
                                   <w:szCs w:val="22"/>
-                                  <w:lang w:val="en-US"/>
                                 </w:rPr>
                                 <w:instrText xml:space="preserve"> SEQ Figure \* ARABIC </w:instrText>
                               </w:r>
@@ -6729,7 +6768,6 @@
                                   <w:color w:val="auto"/>
                                   <w:sz w:val="24"/>
                                   <w:szCs w:val="22"/>
-                                  <w:lang w:val="en-US"/>
                                 </w:rPr>
                                 <w:fldChar w:fldCharType="separate"/>
                               </w:r>
@@ -6742,7 +6780,6 @@
                                   <w:color w:val="auto"/>
                                   <w:sz w:val="24"/>
                                   <w:szCs w:val="22"/>
-                                  <w:lang w:val="en-US"/>
                                 </w:rPr>
                                 <w:t>1</w:t>
                               </w:r>
@@ -6754,7 +6791,6 @@
                                   <w:color w:val="auto"/>
                                   <w:sz w:val="24"/>
                                   <w:szCs w:val="22"/>
-                                  <w:lang w:val="en-US"/>
                                 </w:rPr>
                                 <w:fldChar w:fldCharType="end"/>
                               </w:r>
@@ -6766,11 +6802,10 @@
                                   <w:color w:val="auto"/>
                                   <w:sz w:val="24"/>
                                   <w:szCs w:val="22"/>
-                                  <w:lang w:val="en-US"/>
                                 </w:rPr>
                                 <w:t>: Software Testing Life Cycle</w:t>
                               </w:r>
-                              <w:bookmarkEnd w:id="5"/>
+                              <w:bookmarkEnd w:id="7"/>
                             </w:p>
                           </w:txbxContent>
                         </wps:txbx>
@@ -6814,10 +6849,9 @@
                             <w:color w:val="auto"/>
                             <w:sz w:val="24"/>
                             <w:szCs w:val="22"/>
-                            <w:lang w:val="en-US"/>
                           </w:rPr>
                         </w:pPr>
-                        <w:bookmarkStart w:id="6" w:name="_Toc56929757"/>
+                        <w:bookmarkStart w:id="8" w:name="_Toc56929757"/>
                         <w:r>
                           <w:rPr>
                             <w:rFonts w:cs="Times New Roman"/>
@@ -6826,7 +6860,6 @@
                             <w:color w:val="auto"/>
                             <w:sz w:val="24"/>
                             <w:szCs w:val="22"/>
-                            <w:lang w:val="en-US"/>
                           </w:rPr>
                           <w:t xml:space="preserve">Figure </w:t>
                         </w:r>
@@ -6838,7 +6871,6 @@
                             <w:color w:val="auto"/>
                             <w:sz w:val="24"/>
                             <w:szCs w:val="22"/>
-                            <w:lang w:val="en-US"/>
                           </w:rPr>
                           <w:fldChar w:fldCharType="begin"/>
                         </w:r>
@@ -6850,7 +6882,6 @@
                             <w:color w:val="auto"/>
                             <w:sz w:val="24"/>
                             <w:szCs w:val="22"/>
-                            <w:lang w:val="en-US"/>
                           </w:rPr>
                           <w:instrText xml:space="preserve"> SEQ Figure \* ARABIC </w:instrText>
                         </w:r>
@@ -6862,7 +6893,6 @@
                             <w:color w:val="auto"/>
                             <w:sz w:val="24"/>
                             <w:szCs w:val="22"/>
-                            <w:lang w:val="en-US"/>
                           </w:rPr>
                           <w:fldChar w:fldCharType="separate"/>
                         </w:r>
@@ -6875,7 +6905,6 @@
                             <w:color w:val="auto"/>
                             <w:sz w:val="24"/>
                             <w:szCs w:val="22"/>
-                            <w:lang w:val="en-US"/>
                           </w:rPr>
                           <w:t>1</w:t>
                         </w:r>
@@ -6887,7 +6916,6 @@
                             <w:color w:val="auto"/>
                             <w:sz w:val="24"/>
                             <w:szCs w:val="22"/>
-                            <w:lang w:val="en-US"/>
                           </w:rPr>
                           <w:fldChar w:fldCharType="end"/>
                         </w:r>
@@ -6899,11 +6927,10 @@
                             <w:color w:val="auto"/>
                             <w:sz w:val="24"/>
                             <w:szCs w:val="22"/>
-                            <w:lang w:val="en-US"/>
                           </w:rPr>
                           <w:t>: Software Testing Life Cycle</w:t>
                         </w:r>
-                        <w:bookmarkEnd w:id="6"/>
+                        <w:bookmarkEnd w:id="8"/>
                       </w:p>
                     </w:txbxContent>
                   </v:textbox>
@@ -6928,13 +6955,11 @@
         <w:jc w:val="both"/>
         <w:rPr>
           <w:rFonts w:cs="Times New Roman"/>
-          <w:lang w:val="en-US"/>
-        </w:rPr>
-      </w:pPr>
-      <w:r>
-        <w:rPr>
-          <w:rFonts w:cs="Times New Roman"/>
-          <w:lang w:val="en-US"/>
+        </w:rPr>
+      </w:pPr>
+      <w:r>
+        <w:rPr>
+          <w:rFonts w:cs="Times New Roman"/>
         </w:rPr>
         <w:t>There are 6 major phases of STLC −</w:t>
       </w:r>
@@ -6950,7 +6975,6 @@
         <w:jc w:val="both"/>
         <w:rPr>
           <w:rFonts w:cs="Times New Roman"/>
-          <w:lang w:val="en-US"/>
         </w:rPr>
       </w:pPr>
       <w:r>
@@ -6958,14 +6982,12 @@
           <w:rFonts w:cs="Times New Roman"/>
           <w:b/>
           <w:bCs/>
-          <w:lang w:val="en-US"/>
         </w:rPr>
         <w:t>Requirement Analysis</w:t>
       </w:r>
       <w:r>
         <w:rPr>
           <w:rFonts w:cs="Times New Roman"/>
-          <w:lang w:val="en-US"/>
         </w:rPr>
         <w:t> − SRD is ready and shared with the stakeholders, the testing team starts high level analysis concerning the AUT (Application under Test).</w:t>
       </w:r>
@@ -6981,7 +7003,6 @@
         <w:jc w:val="both"/>
         <w:rPr>
           <w:rFonts w:cs="Times New Roman"/>
-          <w:lang w:val="en-US"/>
         </w:rPr>
       </w:pPr>
       <w:r>
@@ -6989,14 +7010,12 @@
           <w:rFonts w:cs="Times New Roman"/>
           <w:b/>
           <w:bCs/>
-          <w:lang w:val="en-US"/>
         </w:rPr>
         <w:t>Test Planning or Execution</w:t>
       </w:r>
       <w:r>
         <w:rPr>
           <w:rFonts w:cs="Times New Roman"/>
-          <w:lang w:val="en-US"/>
         </w:rPr>
         <w:t>− Test Team plans the strategy and approach, can be forward testing, backward testing, concurrent testing, modular testing.</w:t>
       </w:r>
@@ -7012,13 +7031,11 @@
         <w:jc w:val="both"/>
         <w:rPr>
           <w:rFonts w:cs="Times New Roman"/>
-          <w:lang w:val="en-US"/>
-        </w:rPr>
-      </w:pPr>
-      <w:r>
-        <w:rPr>
-          <w:rFonts w:cs="Times New Roman"/>
-          <w:lang w:val="en-US"/>
+        </w:rPr>
+      </w:pPr>
+      <w:r>
+        <w:rPr>
+          <w:rFonts w:cs="Times New Roman"/>
         </w:rPr>
         <w:lastRenderedPageBreak/>
         <w:t xml:space="preserve">Test Case Designing − create the test cases based on </w:t>
@@ -7028,14 +7045,12 @@
           <w:rFonts w:cs="Times New Roman"/>
           <w:b/>
           <w:bCs/>
-          <w:lang w:val="en-US"/>
         </w:rPr>
         <w:t>scope and criteria</w:t>
       </w:r>
       <w:r>
         <w:rPr>
           <w:rFonts w:cs="Times New Roman"/>
-          <w:lang w:val="en-US"/>
         </w:rPr>
         <w:t>.</w:t>
       </w:r>
@@ -7051,13 +7066,11 @@
         <w:jc w:val="both"/>
         <w:rPr>
           <w:rFonts w:cs="Times New Roman"/>
-          <w:lang w:val="en-US"/>
-        </w:rPr>
-      </w:pPr>
-      <w:r>
-        <w:rPr>
-          <w:rFonts w:cs="Times New Roman"/>
-          <w:lang w:val="en-US"/>
+        </w:rPr>
+      </w:pPr>
+      <w:r>
+        <w:rPr>
+          <w:rFonts w:cs="Times New Roman"/>
         </w:rPr>
         <w:t>Test Environment Setup − When integrated environment is ready to validate the product.</w:t>
       </w:r>
@@ -7073,13 +7086,11 @@
         <w:jc w:val="both"/>
         <w:rPr>
           <w:rFonts w:cs="Times New Roman"/>
-          <w:lang w:val="en-US"/>
-        </w:rPr>
-      </w:pPr>
-      <w:r>
-        <w:rPr>
-          <w:rFonts w:cs="Times New Roman"/>
-          <w:lang w:val="en-US"/>
+        </w:rPr>
+      </w:pPr>
+      <w:r>
+        <w:rPr>
+          <w:rFonts w:cs="Times New Roman"/>
         </w:rPr>
         <w:t>Test Execution − Real-time validation of product and finding bugs.</w:t>
       </w:r>
@@ -7095,13 +7106,11 @@
         <w:jc w:val="both"/>
         <w:rPr>
           <w:rFonts w:cs="Times New Roman"/>
-          <w:lang w:val="en-US"/>
-        </w:rPr>
-      </w:pPr>
-      <w:r>
-        <w:rPr>
-          <w:rFonts w:cs="Times New Roman"/>
-          <w:lang w:val="en-US"/>
+        </w:rPr>
+      </w:pPr>
+      <w:r>
+        <w:rPr>
+          <w:rFonts w:cs="Times New Roman"/>
         </w:rPr>
         <w:t>Test Closure − Once testing is completed, matrix, reports, results are documented.</w:t>
       </w:r>
@@ -7115,22 +7124,13 @@
         </w:numPr>
         <w:spacing w:line="360" w:lineRule="auto"/>
         <w:ind w:left="360"/>
-        <w:rPr>
-          <w:lang w:val="en-US"/>
-        </w:rPr>
-      </w:pPr>
-      <w:bookmarkStart w:id="7" w:name="_Toc57274838"/>
-      <w:r>
-        <w:rPr>
-          <w:lang w:val="en-US"/>
-        </w:rPr>
+      </w:pPr>
+      <w:bookmarkStart w:id="9" w:name="_Toc57274838"/>
+      <w:r>
         <w:t>EXAMPLE OF A TEST CASE,</w:t>
       </w:r>
-      <w:bookmarkEnd w:id="7"/>
-      <w:r>
-        <w:rPr>
-          <w:lang w:val="en-US"/>
-        </w:rPr>
+      <w:bookmarkEnd w:id="9"/>
+      <w:r>
         <w:t xml:space="preserve"> </w:t>
       </w:r>
     </w:p>
@@ -7143,7 +7143,6 @@
           <w:rFonts w:cs="Times New Roman"/>
           <w:b/>
           <w:bCs/>
-          <w:lang w:val="en-US"/>
         </w:rPr>
       </w:pPr>
       <w:r>
@@ -7151,7 +7150,6 @@
           <w:rFonts w:cs="Times New Roman"/>
           <w:b/>
           <w:bCs/>
-          <w:lang w:val="en-US"/>
         </w:rPr>
         <w:t>can use matrix or can use like this</w:t>
       </w:r>
@@ -7312,7 +7310,6 @@
         <w:rPr>
           <w:rFonts w:cs="Times New Roman"/>
           <w:noProof/>
-          <w:lang w:val="en-US"/>
         </w:rPr>
         <w:drawing>
           <wp:anchor distT="0" distB="0" distL="114300" distR="114300" simplePos="0" relativeHeight="251659264" behindDoc="0" locked="0" layoutInCell="1" allowOverlap="1" wp14:anchorId="70867EED" wp14:editId="72C03458">
@@ -7375,7 +7372,6 @@
         <w:rPr>
           <w:rFonts w:cs="Times New Roman"/>
           <w:noProof/>
-          <w:lang w:val="en-US"/>
         </w:rPr>
         <mc:AlternateContent>
           <mc:Choice Requires="wps">
@@ -7425,10 +7421,9 @@
                                 <w:color w:val="auto"/>
                                 <w:sz w:val="24"/>
                                 <w:szCs w:val="22"/>
-                                <w:lang w:val="en-US"/>
                               </w:rPr>
                             </w:pPr>
-                            <w:bookmarkStart w:id="8" w:name="_Toc56929758"/>
+                            <w:bookmarkStart w:id="10" w:name="_Toc56929758"/>
                             <w:r>
                               <w:rPr>
                                 <w:rFonts w:cs="Times New Roman"/>
@@ -7437,7 +7432,6 @@
                                 <w:color w:val="auto"/>
                                 <w:sz w:val="24"/>
                                 <w:szCs w:val="22"/>
-                                <w:lang w:val="en-US"/>
                               </w:rPr>
                               <w:t xml:space="preserve">Figure </w:t>
                             </w:r>
@@ -7449,7 +7443,6 @@
                                 <w:color w:val="auto"/>
                                 <w:sz w:val="24"/>
                                 <w:szCs w:val="22"/>
-                                <w:lang w:val="en-US"/>
                               </w:rPr>
                               <w:fldChar w:fldCharType="begin"/>
                             </w:r>
@@ -7461,7 +7454,6 @@
                                 <w:color w:val="auto"/>
                                 <w:sz w:val="24"/>
                                 <w:szCs w:val="22"/>
-                                <w:lang w:val="en-US"/>
                               </w:rPr>
                               <w:instrText xml:space="preserve"> SEQ Figure \* ARABIC </w:instrText>
                             </w:r>
@@ -7473,7 +7465,6 @@
                                 <w:color w:val="auto"/>
                                 <w:sz w:val="24"/>
                                 <w:szCs w:val="22"/>
-                                <w:lang w:val="en-US"/>
                               </w:rPr>
                               <w:fldChar w:fldCharType="separate"/>
                             </w:r>
@@ -7486,7 +7477,6 @@
                                 <w:color w:val="auto"/>
                                 <w:sz w:val="24"/>
                                 <w:szCs w:val="22"/>
-                                <w:lang w:val="en-US"/>
                               </w:rPr>
                               <w:t>2</w:t>
                             </w:r>
@@ -7498,7 +7488,6 @@
                                 <w:color w:val="auto"/>
                                 <w:sz w:val="24"/>
                                 <w:szCs w:val="22"/>
-                                <w:lang w:val="en-US"/>
                               </w:rPr>
                               <w:fldChar w:fldCharType="end"/>
                             </w:r>
@@ -7510,11 +7499,10 @@
                                 <w:color w:val="auto"/>
                                 <w:sz w:val="24"/>
                                 <w:szCs w:val="22"/>
-                                <w:lang w:val="en-US"/>
                               </w:rPr>
                               <w:t>: Test Case using Matrix</w:t>
                             </w:r>
-                            <w:bookmarkEnd w:id="8"/>
+                            <w:bookmarkEnd w:id="10"/>
                           </w:p>
                         </w:txbxContent>
                       </wps:txbx>
@@ -7546,10 +7534,9 @@
                           <w:color w:val="auto"/>
                           <w:sz w:val="24"/>
                           <w:szCs w:val="22"/>
-                          <w:lang w:val="en-US"/>
                         </w:rPr>
                       </w:pPr>
-                      <w:bookmarkStart w:id="9" w:name="_Toc56929758"/>
+                      <w:bookmarkStart w:id="11" w:name="_Toc56929758"/>
                       <w:r>
                         <w:rPr>
                           <w:rFonts w:cs="Times New Roman"/>
@@ -7558,7 +7545,6 @@
                           <w:color w:val="auto"/>
                           <w:sz w:val="24"/>
                           <w:szCs w:val="22"/>
-                          <w:lang w:val="en-US"/>
                         </w:rPr>
                         <w:t xml:space="preserve">Figure </w:t>
                       </w:r>
@@ -7570,7 +7556,6 @@
                           <w:color w:val="auto"/>
                           <w:sz w:val="24"/>
                           <w:szCs w:val="22"/>
-                          <w:lang w:val="en-US"/>
                         </w:rPr>
                         <w:fldChar w:fldCharType="begin"/>
                       </w:r>
@@ -7582,7 +7567,6 @@
                           <w:color w:val="auto"/>
                           <w:sz w:val="24"/>
                           <w:szCs w:val="22"/>
-                          <w:lang w:val="en-US"/>
                         </w:rPr>
                         <w:instrText xml:space="preserve"> SEQ Figure \* ARABIC </w:instrText>
                       </w:r>
@@ -7594,7 +7578,6 @@
                           <w:color w:val="auto"/>
                           <w:sz w:val="24"/>
                           <w:szCs w:val="22"/>
-                          <w:lang w:val="en-US"/>
                         </w:rPr>
                         <w:fldChar w:fldCharType="separate"/>
                       </w:r>
@@ -7607,7 +7590,6 @@
                           <w:color w:val="auto"/>
                           <w:sz w:val="24"/>
                           <w:szCs w:val="22"/>
-                          <w:lang w:val="en-US"/>
                         </w:rPr>
                         <w:t>2</w:t>
                       </w:r>
@@ -7619,7 +7601,6 @@
                           <w:color w:val="auto"/>
                           <w:sz w:val="24"/>
                           <w:szCs w:val="22"/>
-                          <w:lang w:val="en-US"/>
                         </w:rPr>
                         <w:fldChar w:fldCharType="end"/>
                       </w:r>
@@ -7631,11 +7612,10 @@
                           <w:color w:val="auto"/>
                           <w:sz w:val="24"/>
                           <w:szCs w:val="22"/>
-                          <w:lang w:val="en-US"/>
                         </w:rPr>
                         <w:t>: Test Case using Matrix</w:t>
                       </w:r>
-                      <w:bookmarkEnd w:id="9"/>
+                      <w:bookmarkEnd w:id="11"/>
                     </w:p>
                   </w:txbxContent>
                 </v:textbox>
@@ -7650,7 +7630,39 @@
           <w:rFonts w:cs="Times New Roman"/>
           <w:spacing w:val="15"/>
         </w:rPr>
-        <w:t>Enter random strings, zero values, null values, Capitalised strings, functions within functions, check whether it redirects to authorised sections.</w:t>
+        <w:t xml:space="preserve">Enter random strings, zero values, null values, </w:t>
+      </w:r>
+      <w:proofErr w:type="spellStart"/>
+      <w:r>
+        <w:rPr>
+          <w:rFonts w:cs="Times New Roman"/>
+          <w:spacing w:val="15"/>
+        </w:rPr>
+        <w:t>Capitalised</w:t>
+      </w:r>
+      <w:proofErr w:type="spellEnd"/>
+      <w:r>
+        <w:rPr>
+          <w:rFonts w:cs="Times New Roman"/>
+          <w:spacing w:val="15"/>
+        </w:rPr>
+        <w:t xml:space="preserve"> strings, functions within functions, check whether it redirects to </w:t>
+      </w:r>
+      <w:proofErr w:type="spellStart"/>
+      <w:r>
+        <w:rPr>
+          <w:rFonts w:cs="Times New Roman"/>
+          <w:spacing w:val="15"/>
+        </w:rPr>
+        <w:t>authorised</w:t>
+      </w:r>
+      <w:proofErr w:type="spellEnd"/>
+      <w:r>
+        <w:rPr>
+          <w:rFonts w:cs="Times New Roman"/>
+          <w:spacing w:val="15"/>
+        </w:rPr>
+        <w:t xml:space="preserve"> sections.</w:t>
       </w:r>
     </w:p>
     <w:p>
@@ -7663,11 +7675,11 @@
         <w:spacing w:line="360" w:lineRule="auto"/>
         <w:ind w:left="360"/>
       </w:pPr>
-      <w:bookmarkStart w:id="10" w:name="_Toc57274839"/>
+      <w:bookmarkStart w:id="12" w:name="_Toc57274839"/>
       <w:r>
         <w:t>A Test Matrix with Tested modules or Requirement Traceability Matrix</w:t>
       </w:r>
-      <w:bookmarkEnd w:id="10"/>
+      <w:bookmarkEnd w:id="12"/>
     </w:p>
     <w:p>
       <w:pPr>
@@ -8248,7 +8260,12 @@
         <w:jc w:val="both"/>
       </w:pPr>
       <w:r>
-        <w:t>User Acceptance Testing (UAT), also known as beta or end-user testing, is defined as testing the software by the user or client to determine whether it can be accepted or not. This is the final testing performed once the functional, system and regression testing are completed.</w:t>
+        <w:t>User Acceptance Testing (UAT), also known as be</w:t>
+      </w:r>
+      <w:bookmarkStart w:id="13" w:name="_GoBack"/>
+      <w:bookmarkEnd w:id="13"/>
+      <w:r>
+        <w:t>ta or end-user testing, is defined as testing the software by the user or client to determine whether it can be accepted or not. This is the final testing performed once the functional, system and regression testing are completed.</w:t>
       </w:r>
     </w:p>
     <w:p>
@@ -8262,7 +8279,6 @@
       <w:r>
         <w:rPr>
           <w:noProof/>
-          <w:lang w:val="en-US"/>
         </w:rPr>
         <w:drawing>
           <wp:inline distT="0" distB="0" distL="0" distR="0" wp14:anchorId="69C8A1A5" wp14:editId="31CC3CF4">
@@ -9498,12 +9514,7 @@
       </w:pPr>
     </w:p>
     <w:sectPr>
-      <w:headerReference w:type="even" r:id="rId18"/>
-      <w:headerReference w:type="default" r:id="rId19"/>
-      <w:footerReference w:type="even" r:id="rId20"/>
-      <w:footerReference w:type="default" r:id="rId21"/>
-      <w:headerReference w:type="first" r:id="rId22"/>
-      <w:footerReference w:type="first" r:id="rId23"/>
+      <w:footerReference w:type="default" r:id="rId18"/>
       <w:pgSz w:w="11906" w:h="16838" w:code="9"/>
       <w:pgMar w:top="1440" w:right="1440" w:bottom="1440" w:left="2160" w:header="720" w:footer="720" w:gutter="0"/>
       <w:cols w:space="720"/>
@@ -9539,16 +9550,6 @@
 </file>
 
 <file path=word/footer1.xml><?xml version="1.0" encoding="utf-8"?>
-<w:ftr xmlns:wpc="http://schemas.microsoft.com/office/word/2010/wordprocessingCanvas" xmlns:cx="http://schemas.microsoft.com/office/drawing/2014/chartex" xmlns:cx1="http://schemas.microsoft.com/office/drawing/2015/9/8/chartex" xmlns:cx2="http://schemas.microsoft.com/office/drawing/2015/10/21/chartex" xmlns:cx3="http://schemas.microsoft.com/office/drawing/2016/5/9/chartex" xmlns:cx4="http://schemas.microsoft.com/office/drawing/2016/5/10/chartex" xmlns:cx5="http://schemas.microsoft.com/office/drawing/2016/5/11/chartex" xmlns:cx6="http://schemas.microsoft.com/office/drawing/2016/5/12/chartex" xmlns:cx7="http://schemas.microsoft.com/office/drawing/2016/5/13/chartex" xmlns:cx8="http://schemas.microsoft.com/office/drawing/2016/5/14/chartex" xmlns:mc="http://schemas.openxmlformats.org/markup-compatibility/2006" xmlns:aink="http://schemas.microsoft.com/office/drawing/2016/ink" xmlns:am3d="http://schemas.microsoft.com/office/drawing/2017/model3d" xmlns:o="urn:schemas-microsoft-com:office:office" xmlns:r="http://schemas.openxmlformats.org/officeDocument/2006/relationships" xmlns:m="http://schemas.openxmlformats.org/officeDocument/2006/math" xmlns:v="urn:schemas-microsoft-com:vml" xmlns:wp14="http://schemas.microsoft.com/office/word/2010/wordprocessingDrawing" xmlns:wp="http://schemas.openxmlformats.org/drawingml/2006/wordprocessingDrawing" xmlns:w10="urn:schemas-microsoft-com:office:word" xmlns:w="http://schemas.openxmlformats.org/wordprocessingml/2006/main" xmlns:w14="http://schemas.microsoft.com/office/word/2010/wordml" xmlns:w15="http://schemas.microsoft.com/office/word/2012/wordml" xmlns:w16cid="http://schemas.microsoft.com/office/word/2016/wordml/cid" xmlns:w16se="http://schemas.microsoft.com/office/word/2015/wordml/symex" xmlns:wpg="http://schemas.microsoft.com/office/word/2010/wordprocessingGroup" xmlns:wpi="http://schemas.microsoft.com/office/word/2010/wordprocessingInk" xmlns:wne="http://schemas.microsoft.com/office/word/2006/wordml" xmlns:wps="http://schemas.microsoft.com/office/word/2010/wordprocessingShape" mc:Ignorable="w14 w15 w16se w16cid wp14">
-  <w:p>
-    <w:pPr>
-      <w:pStyle w:val="Footer"/>
-    </w:pPr>
-  </w:p>
-</w:ftr>
-</file>
-
-<file path=word/footer2.xml><?xml version="1.0" encoding="utf-8"?>
 <w:ftr xmlns:wpc="http://schemas.microsoft.com/office/word/2010/wordprocessingCanvas" xmlns:cx="http://schemas.microsoft.com/office/drawing/2014/chartex" xmlns:cx1="http://schemas.microsoft.com/office/drawing/2015/9/8/chartex" xmlns:cx2="http://schemas.microsoft.com/office/drawing/2015/10/21/chartex" xmlns:cx3="http://schemas.microsoft.com/office/drawing/2016/5/9/chartex" xmlns:cx4="http://schemas.microsoft.com/office/drawing/2016/5/10/chartex" xmlns:cx5="http://schemas.microsoft.com/office/drawing/2016/5/11/chartex" xmlns:cx6="http://schemas.microsoft.com/office/drawing/2016/5/12/chartex" xmlns:cx7="http://schemas.microsoft.com/office/drawing/2016/5/13/chartex" xmlns:cx8="http://schemas.microsoft.com/office/drawing/2016/5/14/chartex" xmlns:mc="http://schemas.openxmlformats.org/markup-compatibility/2006" xmlns:aink="http://schemas.microsoft.com/office/drawing/2016/ink" xmlns:am3d="http://schemas.microsoft.com/office/drawing/2017/model3d" xmlns:o="urn:schemas-microsoft-com:office:office" xmlns:r="http://schemas.openxmlformats.org/officeDocument/2006/relationships" xmlns:m="http://schemas.openxmlformats.org/officeDocument/2006/math" xmlns:v="urn:schemas-microsoft-com:vml" xmlns:wp14="http://schemas.microsoft.com/office/word/2010/wordprocessingDrawing" xmlns:wp="http://schemas.openxmlformats.org/drawingml/2006/wordprocessingDrawing" xmlns:w10="urn:schemas-microsoft-com:office:word" xmlns:w="http://schemas.openxmlformats.org/wordprocessingml/2006/main" xmlns:w14="http://schemas.microsoft.com/office/word/2010/wordml" xmlns:w15="http://schemas.microsoft.com/office/word/2012/wordml" xmlns:w16cid="http://schemas.microsoft.com/office/word/2016/wordml/cid" xmlns:w16se="http://schemas.microsoft.com/office/word/2015/wordml/symex" xmlns:wpg="http://schemas.microsoft.com/office/word/2010/wordprocessingGroup" xmlns:wpi="http://schemas.microsoft.com/office/word/2010/wordprocessingInk" xmlns:wne="http://schemas.microsoft.com/office/word/2006/wordml" xmlns:wps="http://schemas.microsoft.com/office/word/2010/wordprocessingShape" mc:Ignorable="w14 w15 w16se w16cid wp14">
   <w:sdt>
     <w:sdtPr>
@@ -9601,16 +9602,6 @@
 </w:ftr>
 </file>
 
-<file path=word/footer3.xml><?xml version="1.0" encoding="utf-8"?>
-<w:ftr xmlns:wpc="http://schemas.microsoft.com/office/word/2010/wordprocessingCanvas" xmlns:cx="http://schemas.microsoft.com/office/drawing/2014/chartex" xmlns:cx1="http://schemas.microsoft.com/office/drawing/2015/9/8/chartex" xmlns:cx2="http://schemas.microsoft.com/office/drawing/2015/10/21/chartex" xmlns:cx3="http://schemas.microsoft.com/office/drawing/2016/5/9/chartex" xmlns:cx4="http://schemas.microsoft.com/office/drawing/2016/5/10/chartex" xmlns:cx5="http://schemas.microsoft.com/office/drawing/2016/5/11/chartex" xmlns:cx6="http://schemas.microsoft.com/office/drawing/2016/5/12/chartex" xmlns:cx7="http://schemas.microsoft.com/office/drawing/2016/5/13/chartex" xmlns:cx8="http://schemas.microsoft.com/office/drawing/2016/5/14/chartex" xmlns:mc="http://schemas.openxmlformats.org/markup-compatibility/2006" xmlns:aink="http://schemas.microsoft.com/office/drawing/2016/ink" xmlns:am3d="http://schemas.microsoft.com/office/drawing/2017/model3d" xmlns:o="urn:schemas-microsoft-com:office:office" xmlns:r="http://schemas.openxmlformats.org/officeDocument/2006/relationships" xmlns:m="http://schemas.openxmlformats.org/officeDocument/2006/math" xmlns:v="urn:schemas-microsoft-com:vml" xmlns:wp14="http://schemas.microsoft.com/office/word/2010/wordprocessingDrawing" xmlns:wp="http://schemas.openxmlformats.org/drawingml/2006/wordprocessingDrawing" xmlns:w10="urn:schemas-microsoft-com:office:word" xmlns:w="http://schemas.openxmlformats.org/wordprocessingml/2006/main" xmlns:w14="http://schemas.microsoft.com/office/word/2010/wordml" xmlns:w15="http://schemas.microsoft.com/office/word/2012/wordml" xmlns:w16cid="http://schemas.microsoft.com/office/word/2016/wordml/cid" xmlns:w16se="http://schemas.microsoft.com/office/word/2015/wordml/symex" xmlns:wpg="http://schemas.microsoft.com/office/word/2010/wordprocessingGroup" xmlns:wpi="http://schemas.microsoft.com/office/word/2010/wordprocessingInk" xmlns:wne="http://schemas.microsoft.com/office/word/2006/wordml" xmlns:wps="http://schemas.microsoft.com/office/word/2010/wordprocessingShape" mc:Ignorable="w14 w15 w16se w16cid wp14">
-  <w:p>
-    <w:pPr>
-      <w:pStyle w:val="Footer"/>
-    </w:pPr>
-  </w:p>
-</w:ftr>
-</file>
-
 <file path=word/footnotes.xml><?xml version="1.0" encoding="utf-8"?>
 <w:footnotes xmlns:wpc="http://schemas.microsoft.com/office/word/2010/wordprocessingCanvas" xmlns:cx="http://schemas.microsoft.com/office/drawing/2014/chartex" xmlns:cx1="http://schemas.microsoft.com/office/drawing/2015/9/8/chartex" xmlns:cx2="http://schemas.microsoft.com/office/drawing/2015/10/21/chartex" xmlns:cx3="http://schemas.microsoft.com/office/drawing/2016/5/9/chartex" xmlns:cx4="http://schemas.microsoft.com/office/drawing/2016/5/10/chartex" xmlns:cx5="http://schemas.microsoft.com/office/drawing/2016/5/11/chartex" xmlns:cx6="http://schemas.microsoft.com/office/drawing/2016/5/12/chartex" xmlns:cx7="http://schemas.microsoft.com/office/drawing/2016/5/13/chartex" xmlns:cx8="http://schemas.microsoft.com/office/drawing/2016/5/14/chartex" xmlns:mc="http://schemas.openxmlformats.org/markup-compatibility/2006" xmlns:aink="http://schemas.microsoft.com/office/drawing/2016/ink" xmlns:am3d="http://schemas.microsoft.com/office/drawing/2017/model3d" xmlns:o="urn:schemas-microsoft-com:office:office" xmlns:r="http://schemas.openxmlformats.org/officeDocument/2006/relationships" xmlns:m="http://schemas.openxmlformats.org/officeDocument/2006/math" xmlns:v="urn:schemas-microsoft-com:vml" xmlns:wp14="http://schemas.microsoft.com/office/word/2010/wordprocessingDrawing" xmlns:wp="http://schemas.openxmlformats.org/drawingml/2006/wordprocessingDrawing" xmlns:w10="urn:schemas-microsoft-com:office:word" xmlns:w="http://schemas.openxmlformats.org/wordprocessingml/2006/main" xmlns:w14="http://schemas.microsoft.com/office/word/2010/wordml" xmlns:w15="http://schemas.microsoft.com/office/word/2012/wordml" xmlns:w16cid="http://schemas.microsoft.com/office/word/2016/wordml/cid" xmlns:w16se="http://schemas.microsoft.com/office/word/2015/wordml/symex" xmlns:wpg="http://schemas.microsoft.com/office/word/2010/wordprocessingGroup" xmlns:wpi="http://schemas.microsoft.com/office/word/2010/wordprocessingInk" xmlns:wne="http://schemas.microsoft.com/office/word/2006/wordml" xmlns:wps="http://schemas.microsoft.com/office/word/2010/wordprocessingShape" mc:Ignorable="w14 w15 w16se w16cid wp14">
   <w:footnote w:type="separator" w:id="-1">
@@ -9634,36 +9625,6 @@
     </w:p>
   </w:footnote>
 </w:footnotes>
-</file>
-
-<file path=word/header1.xml><?xml version="1.0" encoding="utf-8"?>
-<w:hdr xmlns:wpc="http://schemas.microsoft.com/office/word/2010/wordprocessingCanvas" xmlns:cx="http://schemas.microsoft.com/office/drawing/2014/chartex" xmlns:cx1="http://schemas.microsoft.com/office/drawing/2015/9/8/chartex" xmlns:cx2="http://schemas.microsoft.com/office/drawing/2015/10/21/chartex" xmlns:cx3="http://schemas.microsoft.com/office/drawing/2016/5/9/chartex" xmlns:cx4="http://schemas.microsoft.com/office/drawing/2016/5/10/chartex" xmlns:cx5="http://schemas.microsoft.com/office/drawing/2016/5/11/chartex" xmlns:cx6="http://schemas.microsoft.com/office/drawing/2016/5/12/chartex" xmlns:cx7="http://schemas.microsoft.com/office/drawing/2016/5/13/chartex" xmlns:cx8="http://schemas.microsoft.com/office/drawing/2016/5/14/chartex" xmlns:mc="http://schemas.openxmlformats.org/markup-compatibility/2006" xmlns:aink="http://schemas.microsoft.com/office/drawing/2016/ink" xmlns:am3d="http://schemas.microsoft.com/office/drawing/2017/model3d" xmlns:o="urn:schemas-microsoft-com:office:office" xmlns:r="http://schemas.openxmlformats.org/officeDocument/2006/relationships" xmlns:m="http://schemas.openxmlformats.org/officeDocument/2006/math" xmlns:v="urn:schemas-microsoft-com:vml" xmlns:wp14="http://schemas.microsoft.com/office/word/2010/wordprocessingDrawing" xmlns:wp="http://schemas.openxmlformats.org/drawingml/2006/wordprocessingDrawing" xmlns:w10="urn:schemas-microsoft-com:office:word" xmlns:w="http://schemas.openxmlformats.org/wordprocessingml/2006/main" xmlns:w14="http://schemas.microsoft.com/office/word/2010/wordml" xmlns:w15="http://schemas.microsoft.com/office/word/2012/wordml" xmlns:w16cid="http://schemas.microsoft.com/office/word/2016/wordml/cid" xmlns:w16se="http://schemas.microsoft.com/office/word/2015/wordml/symex" xmlns:wpg="http://schemas.microsoft.com/office/word/2010/wordprocessingGroup" xmlns:wpi="http://schemas.microsoft.com/office/word/2010/wordprocessingInk" xmlns:wne="http://schemas.microsoft.com/office/word/2006/wordml" xmlns:wps="http://schemas.microsoft.com/office/word/2010/wordprocessingShape" mc:Ignorable="w14 w15 w16se w16cid wp14">
-  <w:p>
-    <w:pPr>
-      <w:pStyle w:val="Header"/>
-    </w:pPr>
-  </w:p>
-</w:hdr>
-</file>
-
-<file path=word/header2.xml><?xml version="1.0" encoding="utf-8"?>
-<w:hdr xmlns:wpc="http://schemas.microsoft.com/office/word/2010/wordprocessingCanvas" xmlns:cx="http://schemas.microsoft.com/office/drawing/2014/chartex" xmlns:cx1="http://schemas.microsoft.com/office/drawing/2015/9/8/chartex" xmlns:cx2="http://schemas.microsoft.com/office/drawing/2015/10/21/chartex" xmlns:cx3="http://schemas.microsoft.com/office/drawing/2016/5/9/chartex" xmlns:cx4="http://schemas.microsoft.com/office/drawing/2016/5/10/chartex" xmlns:cx5="http://schemas.microsoft.com/office/drawing/2016/5/11/chartex" xmlns:cx6="http://schemas.microsoft.com/office/drawing/2016/5/12/chartex" xmlns:cx7="http://schemas.microsoft.com/office/drawing/2016/5/13/chartex" xmlns:cx8="http://schemas.microsoft.com/office/drawing/2016/5/14/chartex" xmlns:mc="http://schemas.openxmlformats.org/markup-compatibility/2006" xmlns:aink="http://schemas.microsoft.com/office/drawing/2016/ink" xmlns:am3d="http://schemas.microsoft.com/office/drawing/2017/model3d" xmlns:o="urn:schemas-microsoft-com:office:office" xmlns:r="http://schemas.openxmlformats.org/officeDocument/2006/relationships" xmlns:m="http://schemas.openxmlformats.org/officeDocument/2006/math" xmlns:v="urn:schemas-microsoft-com:vml" xmlns:wp14="http://schemas.microsoft.com/office/word/2010/wordprocessingDrawing" xmlns:wp="http://schemas.openxmlformats.org/drawingml/2006/wordprocessingDrawing" xmlns:w10="urn:schemas-microsoft-com:office:word" xmlns:w="http://schemas.openxmlformats.org/wordprocessingml/2006/main" xmlns:w14="http://schemas.microsoft.com/office/word/2010/wordml" xmlns:w15="http://schemas.microsoft.com/office/word/2012/wordml" xmlns:w16cid="http://schemas.microsoft.com/office/word/2016/wordml/cid" xmlns:w16se="http://schemas.microsoft.com/office/word/2015/wordml/symex" xmlns:wpg="http://schemas.microsoft.com/office/word/2010/wordprocessingGroup" xmlns:wpi="http://schemas.microsoft.com/office/word/2010/wordprocessingInk" xmlns:wne="http://schemas.microsoft.com/office/word/2006/wordml" xmlns:wps="http://schemas.microsoft.com/office/word/2010/wordprocessingShape" mc:Ignorable="w14 w15 w16se w16cid wp14">
-  <w:p>
-    <w:pPr>
-      <w:pStyle w:val="Header"/>
-    </w:pPr>
-  </w:p>
-</w:hdr>
-</file>
-
-<file path=word/header3.xml><?xml version="1.0" encoding="utf-8"?>
-<w:hdr xmlns:wpc="http://schemas.microsoft.com/office/word/2010/wordprocessingCanvas" xmlns:cx="http://schemas.microsoft.com/office/drawing/2014/chartex" xmlns:cx1="http://schemas.microsoft.com/office/drawing/2015/9/8/chartex" xmlns:cx2="http://schemas.microsoft.com/office/drawing/2015/10/21/chartex" xmlns:cx3="http://schemas.microsoft.com/office/drawing/2016/5/9/chartex" xmlns:cx4="http://schemas.microsoft.com/office/drawing/2016/5/10/chartex" xmlns:cx5="http://schemas.microsoft.com/office/drawing/2016/5/11/chartex" xmlns:cx6="http://schemas.microsoft.com/office/drawing/2016/5/12/chartex" xmlns:cx7="http://schemas.microsoft.com/office/drawing/2016/5/13/chartex" xmlns:cx8="http://schemas.microsoft.com/office/drawing/2016/5/14/chartex" xmlns:mc="http://schemas.openxmlformats.org/markup-compatibility/2006" xmlns:aink="http://schemas.microsoft.com/office/drawing/2016/ink" xmlns:am3d="http://schemas.microsoft.com/office/drawing/2017/model3d" xmlns:o="urn:schemas-microsoft-com:office:office" xmlns:r="http://schemas.openxmlformats.org/officeDocument/2006/relationships" xmlns:m="http://schemas.openxmlformats.org/officeDocument/2006/math" xmlns:v="urn:schemas-microsoft-com:vml" xmlns:wp14="http://schemas.microsoft.com/office/word/2010/wordprocessingDrawing" xmlns:wp="http://schemas.openxmlformats.org/drawingml/2006/wordprocessingDrawing" xmlns:w10="urn:schemas-microsoft-com:office:word" xmlns:w="http://schemas.openxmlformats.org/wordprocessingml/2006/main" xmlns:w14="http://schemas.microsoft.com/office/word/2010/wordml" xmlns:w15="http://schemas.microsoft.com/office/word/2012/wordml" xmlns:w16cid="http://schemas.microsoft.com/office/word/2016/wordml/cid" xmlns:w16se="http://schemas.microsoft.com/office/word/2015/wordml/symex" xmlns:wpg="http://schemas.microsoft.com/office/word/2010/wordprocessingGroup" xmlns:wpi="http://schemas.microsoft.com/office/word/2010/wordprocessingInk" xmlns:wne="http://schemas.microsoft.com/office/word/2006/wordml" xmlns:wps="http://schemas.microsoft.com/office/word/2010/wordprocessingShape" mc:Ignorable="w14 w15 w16se w16cid wp14">
-  <w:p>
-    <w:pPr>
-      <w:pStyle w:val="Header"/>
-    </w:pPr>
-  </w:p>
-</w:hdr>
 </file>
 
 <file path=word/numbering.xml><?xml version="1.0" encoding="utf-8"?>
@@ -11787,8 +11748,8 @@
   <w:docDefaults>
     <w:rPrDefault>
       <w:rPr>
-        <w:rFonts w:asciiTheme="minorHAnsi" w:eastAsiaTheme="minorHAnsi" w:hAnsiTheme="minorHAnsi" w:cstheme="minorBidi"/>
-        <w:sz w:val="22"/>
+        <w:rFonts w:ascii="Times New Roman" w:eastAsiaTheme="minorHAnsi" w:hAnsi="Times New Roman" w:cstheme="minorBidi"/>
+        <w:sz w:val="24"/>
         <w:szCs w:val="22"/>
         <w:lang w:val="en-US" w:eastAsia="en-US" w:bidi="ar-SA"/>
       </w:rPr>
@@ -12181,11 +12142,6 @@
     <w:aliases w:val="Normal Text"/>
     <w:qFormat/>
     <w:rsid w:val="0075226B"/>
-    <w:rPr>
-      <w:rFonts w:ascii="Times New Roman" w:hAnsi="Times New Roman"/>
-      <w:sz w:val="24"/>
-      <w:lang w:val="en-GB"/>
-    </w:rPr>
   </w:style>
   <w:style w:type="paragraph" w:styleId="Heading1">
     <w:name w:val="heading 1"/>
@@ -12368,7 +12324,6 @@
     <w:rPr>
       <w:rFonts w:eastAsia="Times New Roman" w:cs="Times New Roman"/>
       <w:szCs w:val="24"/>
-      <w:lang w:val="en-US"/>
     </w:rPr>
   </w:style>
   <w:style w:type="character" w:styleId="Strong">
@@ -12748,7 +12703,7 @@
     <w:charset w:val="00"/>
     <w:family w:val="roman"/>
     <w:pitch w:val="variable"/>
-    <w:sig w:usb0="E0002EFF" w:usb1="C000785B" w:usb2="00000009" w:usb3="00000000" w:csb0="000001FF" w:csb1="00000000"/>
+    <w:sig w:usb0="E0002AFF" w:usb1="C0007843" w:usb2="00000009" w:usb3="00000000" w:csb0="000001FF" w:csb1="00000000"/>
   </w:font>
   <w:font w:name="Symbol">
     <w:panose1 w:val="05050102010706020507"/>
@@ -12776,7 +12731,7 @@
     <w:charset w:val="00"/>
     <w:family w:val="swiss"/>
     <w:pitch w:val="variable"/>
-    <w:sig w:usb0="E4002EFF" w:usb1="C200247B" w:usb2="00000009" w:usb3="00000000" w:csb0="000001FF" w:csb1="00000000"/>
+    <w:sig w:usb0="E00002FF" w:usb1="4000ACFF" w:usb2="00000001" w:usb3="00000000" w:csb0="0000019F" w:csb1="00000000"/>
   </w:font>
   <w:font w:name="Tahoma">
     <w:panose1 w:val="020B0604030504040204"/>
@@ -12790,7 +12745,7 @@
     <w:charset w:val="00"/>
     <w:family w:val="swiss"/>
     <w:pitch w:val="variable"/>
-    <w:sig w:usb0="E4002EFF" w:usb1="C200247B" w:usb2="00000009" w:usb3="00000000" w:csb0="000001FF" w:csb1="00000000"/>
+    <w:sig w:usb0="A00002EF" w:usb1="4000207B" w:usb2="00000000" w:usb3="00000000" w:csb0="0000009F" w:csb1="00000000"/>
   </w:font>
 </w:fonts>
 </file>
@@ -12815,6 +12770,7 @@
     <w:rsid w:val="001300FF"/>
     <w:rsid w:val="001B1BB0"/>
     <w:rsid w:val="001D70AC"/>
+    <w:rsid w:val="00235042"/>
     <w:rsid w:val="00242250"/>
     <w:rsid w:val="00346F44"/>
     <w:rsid w:val="0035202E"/>
@@ -12824,7 +12780,6 @@
     <w:rsid w:val="00632E6A"/>
     <w:rsid w:val="00743365"/>
     <w:rsid w:val="007D60A8"/>
-    <w:rsid w:val="00855FCA"/>
     <w:rsid w:val="009E761C"/>
     <w:rsid w:val="00A82396"/>
     <w:rsid w:val="00B02374"/>
